--- a/docs/ТЗ_Blooming.docx
+++ b/docs/ТЗ_Blooming.docx
@@ -1424,23 +1424,31 @@
         <w:spacing w:before="1701"/>
         <w:jc w:val="center"/>
         <w:rPr>
+          <w:b/>
+          <w:bCs/>
           <w:caps/>
         </w:rPr>
       </w:pPr>
       <w:r>
         <w:rPr>
+          <w:b/>
+          <w:bCs/>
           <w:caps/>
         </w:rPr>
         <w:t>Казуальная игра «Цве</w:t>
       </w:r>
       <w:r>
         <w:rPr>
+          <w:b/>
+          <w:bCs/>
           <w:caps/>
         </w:rPr>
         <w:t>Т</w:t>
       </w:r>
       <w:r>
         <w:rPr>
+          <w:b/>
+          <w:bCs/>
           <w:caps/>
         </w:rPr>
         <w:t>ение»</w:t>
@@ -1767,11 +1775,15 @@
         <w:spacing w:before="1701"/>
         <w:jc w:val="center"/>
         <w:rPr>
+          <w:b/>
+          <w:bCs/>
           <w:caps/>
         </w:rPr>
       </w:pPr>
       <w:r>
         <w:rPr>
+          <w:b/>
+          <w:bCs/>
           <w:caps/>
         </w:rPr>
         <w:t>Казуальная игра «Цветение»</w:t>
@@ -1835,7 +1847,14 @@
           <w:b/>
           <w:bCs/>
         </w:rPr>
-        <w:t>26</w:t>
+        <w:t>2</w:t>
+      </w:r>
+      <w:r>
+        <w:rPr>
+          <w:b/>
+          <w:bCs/>
+        </w:rPr>
+        <w:t>7</w:t>
       </w:r>
     </w:p>
     <w:p>
@@ -2027,6 +2046,9 @@
     <w:p>
       <w:pPr>
         <w:pStyle w:val="Textbody"/>
+        <w:rPr>
+          <w:lang w:val="en-US"/>
+        </w:rPr>
       </w:pPr>
       <w:r>
         <w:t>Раздел «Требования к программной документации» содержит предварительный состав программной документации, а также специальные требования к ней.</w:t>
@@ -2035,13 +2057,18 @@
     <w:p>
       <w:pPr>
         <w:pStyle w:val="Textbody"/>
-      </w:pPr>
-      <w:r>
-        <w:t xml:space="preserve">Раздел «Технико-экономические показатели» описывает ориентировочную </w:t>
-      </w:r>
+        <w:rPr>
+          <w:lang w:val="en-US"/>
+        </w:rPr>
+      </w:pPr>
+    </w:p>
+    <w:p>
+      <w:pPr>
+        <w:pStyle w:val="Textbody"/>
+      </w:pPr>
       <w:r>
         <w:lastRenderedPageBreak/>
-        <w:t>экономическую эффективность, предполагаемую годовую потребность, а также экономические преимущества разработки по сравнению с аналогами.</w:t>
+        <w:t>Раздел «Технико-экономические показатели» описывает ориентировочную экономическую эффективность, предполагаемую годовую потребность, а также экономические преимущества разработки по сравнению с аналогами.</w:t>
       </w:r>
     </w:p>
     <w:p>
@@ -4444,7 +4471,7 @@
             <w:noProof/>
             <w:webHidden/>
           </w:rPr>
-          <w:t>15</w:t>
+          <w:t>16</w:t>
         </w:r>
         <w:r>
           <w:rPr>
@@ -5024,7 +5051,7 @@
             <w:noProof/>
             <w:webHidden/>
           </w:rPr>
-          <w:t>16</w:t>
+          <w:t>17</w:t>
         </w:r>
         <w:r>
           <w:rPr>
@@ -5140,7 +5167,7 @@
             <w:noProof/>
             <w:webHidden/>
           </w:rPr>
-          <w:t>16</w:t>
+          <w:t>17</w:t>
         </w:r>
         <w:r>
           <w:rPr>
@@ -5256,7 +5283,7 @@
             <w:noProof/>
             <w:webHidden/>
           </w:rPr>
-          <w:t>16</w:t>
+          <w:t>17</w:t>
         </w:r>
         <w:r>
           <w:rPr>
@@ -6416,7 +6443,7 @@
             <w:noProof/>
             <w:webHidden/>
           </w:rPr>
-          <w:t>17</w:t>
+          <w:t>18</w:t>
         </w:r>
         <w:r>
           <w:rPr>
@@ -6532,7 +6559,7 @@
             <w:noProof/>
             <w:webHidden/>
           </w:rPr>
-          <w:t>18</w:t>
+          <w:t>19</w:t>
         </w:r>
         <w:r>
           <w:rPr>
@@ -6648,7 +6675,7 @@
             <w:noProof/>
             <w:webHidden/>
           </w:rPr>
-          <w:t>18</w:t>
+          <w:t>19</w:t>
         </w:r>
         <w:r>
           <w:rPr>
@@ -6764,7 +6791,7 @@
             <w:noProof/>
             <w:webHidden/>
           </w:rPr>
-          <w:t>18</w:t>
+          <w:t>19</w:t>
         </w:r>
         <w:r>
           <w:rPr>
@@ -6880,7 +6907,7 @@
             <w:noProof/>
             <w:webHidden/>
           </w:rPr>
-          <w:t>19</w:t>
+          <w:t>20</w:t>
         </w:r>
         <w:r>
           <w:rPr>
@@ -6996,7 +7023,7 @@
             <w:noProof/>
             <w:webHidden/>
           </w:rPr>
-          <w:t>19</w:t>
+          <w:t>20</w:t>
         </w:r>
         <w:r>
           <w:rPr>
@@ -7112,7 +7139,7 @@
             <w:noProof/>
             <w:webHidden/>
           </w:rPr>
-          <w:t>19</w:t>
+          <w:t>20</w:t>
         </w:r>
         <w:r>
           <w:rPr>
@@ -7228,7 +7255,7 @@
             <w:noProof/>
             <w:webHidden/>
           </w:rPr>
-          <w:t>19</w:t>
+          <w:t>20</w:t>
         </w:r>
         <w:r>
           <w:rPr>
@@ -7344,7 +7371,7 @@
             <w:noProof/>
             <w:webHidden/>
           </w:rPr>
-          <w:t>21</w:t>
+          <w:t>22</w:t>
         </w:r>
         <w:r>
           <w:rPr>
@@ -7460,7 +7487,7 @@
             <w:noProof/>
             <w:webHidden/>
           </w:rPr>
-          <w:t>21</w:t>
+          <w:t>22</w:t>
         </w:r>
         <w:r>
           <w:rPr>
@@ -7576,7 +7603,7 @@
             <w:noProof/>
             <w:webHidden/>
           </w:rPr>
-          <w:t>22</w:t>
+          <w:t>23</w:t>
         </w:r>
         <w:r>
           <w:rPr>
@@ -7692,7 +7719,7 @@
             <w:noProof/>
             <w:webHidden/>
           </w:rPr>
-          <w:t>23</w:t>
+          <w:t>24</w:t>
         </w:r>
         <w:r>
           <w:rPr>
@@ -7808,7 +7835,7 @@
             <w:noProof/>
             <w:webHidden/>
           </w:rPr>
-          <w:t>23</w:t>
+          <w:t>24</w:t>
         </w:r>
         <w:r>
           <w:rPr>
@@ -7924,7 +7951,7 @@
             <w:noProof/>
             <w:webHidden/>
           </w:rPr>
-          <w:t>23</w:t>
+          <w:t>24</w:t>
         </w:r>
         <w:r>
           <w:rPr>
@@ -8040,7 +8067,7 @@
             <w:noProof/>
             <w:webHidden/>
           </w:rPr>
-          <w:t>24</w:t>
+          <w:t>25</w:t>
         </w:r>
         <w:r>
           <w:rPr>
@@ -8132,7 +8159,7 @@
             <w:noProof/>
             <w:webHidden/>
           </w:rPr>
-          <w:t>24</w:t>
+          <w:t>25</w:t>
         </w:r>
         <w:r>
           <w:rPr>
@@ -8248,7 +8275,7 @@
             <w:noProof/>
             <w:webHidden/>
           </w:rPr>
-          <w:t>25</w:t>
+          <w:t>26</w:t>
         </w:r>
         <w:r>
           <w:rPr>
@@ -8339,7 +8366,7 @@
             <w:noProof/>
             <w:webHidden/>
           </w:rPr>
-          <w:t>26</w:t>
+          <w:t>27</w:t>
         </w:r>
         <w:r>
           <w:rPr>
@@ -9079,7 +9106,13 @@
         <w:rPr>
           <w:rFonts w:ascii="Times New Roman" w:hAnsi="Times New Roman" w:cs="Times New Roman"/>
         </w:rPr>
-        <w:t xml:space="preserve"> интерфейса должен проигрываться соответствующий звук спец эффекта.</w:t>
+        <w:t xml:space="preserve"> интерфейса должен проигрываться соответствующий спец эффекта.</w:t>
+      </w:r>
+      <w:r>
+        <w:rPr>
+          <w:rFonts w:ascii="Times New Roman" w:hAnsi="Times New Roman" w:cs="Times New Roman"/>
+        </w:rPr>
+        <w:t xml:space="preserve"> Звук выбирается на усмотрение программиста.</w:t>
       </w:r>
     </w:p>
     <w:p>
@@ -9209,25 +9242,13 @@
         <w:rPr>
           <w:rFonts w:ascii="Times New Roman" w:hAnsi="Times New Roman" w:cs="Times New Roman"/>
         </w:rPr>
-        <w:t xml:space="preserve">При </w:t>
-      </w:r>
-      <w:r>
-        <w:rPr>
-          <w:rFonts w:ascii="Times New Roman" w:hAnsi="Times New Roman" w:cs="Times New Roman"/>
-        </w:rPr>
-        <w:t>з</w:t>
-      </w:r>
-      <w:r>
-        <w:rPr>
-          <w:rFonts w:ascii="Times New Roman" w:hAnsi="Times New Roman" w:cs="Times New Roman"/>
-        </w:rPr>
-        <w:t>апуске игры, если пользователь не авторизован, должно показываться окно входа, занимающее весь экран</w:t>
-      </w:r>
-      <w:r>
-        <w:rPr>
-          <w:rFonts w:ascii="Times New Roman" w:hAnsi="Times New Roman" w:cs="Times New Roman"/>
-        </w:rPr>
-        <w:t xml:space="preserve">. </w:t>
+        <w:t>С</w:t>
+      </w:r>
+      <w:r>
+        <w:rPr>
+          <w:rFonts w:ascii="Times New Roman" w:hAnsi="Times New Roman" w:cs="Times New Roman"/>
+        </w:rPr>
+        <w:t xml:space="preserve"> окна входа должен быть переход в окно регистрации.</w:t>
       </w:r>
     </w:p>
     <w:p>
@@ -9250,13 +9271,199 @@
         <w:rPr>
           <w:rFonts w:ascii="Times New Roman" w:hAnsi="Times New Roman" w:cs="Times New Roman"/>
         </w:rPr>
-        <w:t>С</w:t>
-      </w:r>
-      <w:r>
-        <w:rPr>
-          <w:rFonts w:ascii="Times New Roman" w:hAnsi="Times New Roman" w:cs="Times New Roman"/>
-        </w:rPr>
-        <w:t xml:space="preserve"> окна входа должен быть переход в окно регистрации.</w:t>
+        <w:t xml:space="preserve">На окне </w:t>
+      </w:r>
+      <w:r>
+        <w:rPr>
+          <w:rFonts w:ascii="Times New Roman" w:hAnsi="Times New Roman" w:cs="Times New Roman"/>
+        </w:rPr>
+        <w:t xml:space="preserve">входа </w:t>
+      </w:r>
+      <w:r>
+        <w:rPr>
+          <w:rFonts w:ascii="Times New Roman" w:hAnsi="Times New Roman" w:cs="Times New Roman"/>
+        </w:rPr>
+        <w:t>должны находиться 2 кнопки</w:t>
+      </w:r>
+    </w:p>
+    <w:p>
+      <w:pPr>
+        <w:pStyle w:val="a7"/>
+        <w:widowControl/>
+        <w:numPr>
+          <w:ilvl w:val="5"/>
+          <w:numId w:val="3"/>
+        </w:numPr>
+        <w:suppressAutoHyphens w:val="0"/>
+        <w:autoSpaceDN/>
+        <w:spacing w:after="160" w:line="276" w:lineRule="auto"/>
+        <w:textAlignment w:val="auto"/>
+        <w:rPr>
+          <w:rFonts w:ascii="Times New Roman" w:hAnsi="Times New Roman" w:cs="Times New Roman"/>
+        </w:rPr>
+      </w:pPr>
+      <w:r>
+        <w:rPr>
+          <w:rFonts w:ascii="Times New Roman" w:hAnsi="Times New Roman" w:cs="Times New Roman"/>
+        </w:rPr>
+        <w:t>Зарегистрироваться</w:t>
+      </w:r>
+    </w:p>
+    <w:p>
+      <w:pPr>
+        <w:pStyle w:val="a7"/>
+        <w:widowControl/>
+        <w:suppressAutoHyphens w:val="0"/>
+        <w:autoSpaceDN/>
+        <w:spacing w:after="160" w:line="276" w:lineRule="auto"/>
+        <w:ind w:left="3240"/>
+        <w:textAlignment w:val="auto"/>
+        <w:rPr>
+          <w:rFonts w:ascii="Times New Roman" w:hAnsi="Times New Roman" w:cs="Times New Roman"/>
+        </w:rPr>
+      </w:pPr>
+      <w:r>
+        <w:rPr>
+          <w:rFonts w:ascii="Times New Roman" w:hAnsi="Times New Roman" w:cs="Times New Roman"/>
+        </w:rPr>
+        <w:t xml:space="preserve">Данная кнопка перенаправляет пользователя в окно регистрации (п. </w:t>
+      </w:r>
+      <w:r>
+        <w:rPr>
+          <w:rFonts w:ascii="Times New Roman" w:hAnsi="Times New Roman" w:cs="Times New Roman"/>
+        </w:rPr>
+        <w:fldChar w:fldCharType="begin"/>
+      </w:r>
+      <w:r>
+        <w:rPr>
+          <w:rFonts w:ascii="Times New Roman" w:hAnsi="Times New Roman" w:cs="Times New Roman"/>
+        </w:rPr>
+        <w:instrText xml:space="preserve"> REF _Ref216139663 \r \h </w:instrText>
+      </w:r>
+      <w:r>
+        <w:rPr>
+          <w:rFonts w:ascii="Times New Roman" w:hAnsi="Times New Roman" w:cs="Times New Roman"/>
+        </w:rPr>
+        <w:instrText xml:space="preserve"> \* MERGEFORMAT </w:instrText>
+      </w:r>
+      <w:r>
+        <w:rPr>
+          <w:rFonts w:ascii="Times New Roman" w:hAnsi="Times New Roman" w:cs="Times New Roman"/>
+        </w:rPr>
+      </w:r>
+      <w:r>
+        <w:rPr>
+          <w:rFonts w:ascii="Times New Roman" w:hAnsi="Times New Roman" w:cs="Times New Roman"/>
+        </w:rPr>
+        <w:fldChar w:fldCharType="separate"/>
+      </w:r>
+      <w:r>
+        <w:rPr>
+          <w:rFonts w:ascii="Times New Roman" w:hAnsi="Times New Roman" w:cs="Times New Roman"/>
+        </w:rPr>
+        <w:t>4.1.1.2.5</w:t>
+      </w:r>
+      <w:r>
+        <w:rPr>
+          <w:rFonts w:ascii="Times New Roman" w:hAnsi="Times New Roman" w:cs="Times New Roman"/>
+        </w:rPr>
+        <w:fldChar w:fldCharType="end"/>
+      </w:r>
+      <w:r>
+        <w:rPr>
+          <w:rFonts w:ascii="Times New Roman" w:hAnsi="Times New Roman" w:cs="Times New Roman"/>
+        </w:rPr>
+        <w:t>)</w:t>
+      </w:r>
+    </w:p>
+    <w:p>
+      <w:pPr>
+        <w:pStyle w:val="a7"/>
+        <w:widowControl/>
+        <w:numPr>
+          <w:ilvl w:val="5"/>
+          <w:numId w:val="3"/>
+        </w:numPr>
+        <w:suppressAutoHyphens w:val="0"/>
+        <w:autoSpaceDN/>
+        <w:spacing w:after="160" w:line="276" w:lineRule="auto"/>
+        <w:textAlignment w:val="auto"/>
+        <w:rPr>
+          <w:rFonts w:ascii="Times New Roman" w:hAnsi="Times New Roman" w:cs="Times New Roman"/>
+        </w:rPr>
+      </w:pPr>
+      <w:r>
+        <w:rPr>
+          <w:rFonts w:ascii="Times New Roman" w:hAnsi="Times New Roman" w:cs="Times New Roman"/>
+        </w:rPr>
+        <w:t>Войти в аккаунт</w:t>
+      </w:r>
+    </w:p>
+    <w:p>
+      <w:pPr>
+        <w:pStyle w:val="a7"/>
+        <w:widowControl/>
+        <w:suppressAutoHyphens w:val="0"/>
+        <w:autoSpaceDN/>
+        <w:spacing w:after="160" w:line="276" w:lineRule="auto"/>
+        <w:ind w:left="3240"/>
+        <w:textAlignment w:val="auto"/>
+        <w:rPr>
+          <w:rFonts w:ascii="Times New Roman" w:hAnsi="Times New Roman" w:cs="Times New Roman"/>
+        </w:rPr>
+      </w:pPr>
+      <w:r>
+        <w:rPr>
+          <w:rFonts w:ascii="Times New Roman" w:hAnsi="Times New Roman" w:cs="Times New Roman"/>
+        </w:rPr>
+        <w:t xml:space="preserve">Данная кнопка перенаправляет пользователя в окно входа (п. </w:t>
+      </w:r>
+      <w:r>
+        <w:rPr>
+          <w:rFonts w:ascii="Times New Roman" w:hAnsi="Times New Roman" w:cs="Times New Roman"/>
+        </w:rPr>
+        <w:fldChar w:fldCharType="begin"/>
+      </w:r>
+      <w:r>
+        <w:rPr>
+          <w:rFonts w:ascii="Times New Roman" w:hAnsi="Times New Roman" w:cs="Times New Roman"/>
+        </w:rPr>
+        <w:instrText xml:space="preserve"> REF _Ref216139681 \r \h </w:instrText>
+      </w:r>
+      <w:r>
+        <w:rPr>
+          <w:rFonts w:ascii="Times New Roman" w:hAnsi="Times New Roman" w:cs="Times New Roman"/>
+        </w:rPr>
+        <w:instrText xml:space="preserve"> \* MERGEFORMAT </w:instrText>
+      </w:r>
+      <w:r>
+        <w:rPr>
+          <w:rFonts w:ascii="Times New Roman" w:hAnsi="Times New Roman" w:cs="Times New Roman"/>
+        </w:rPr>
+      </w:r>
+      <w:r>
+        <w:rPr>
+          <w:rFonts w:ascii="Times New Roman" w:hAnsi="Times New Roman" w:cs="Times New Roman"/>
+        </w:rPr>
+        <w:fldChar w:fldCharType="separate"/>
+      </w:r>
+      <w:r>
+        <w:rPr>
+          <w:rFonts w:ascii="Times New Roman" w:hAnsi="Times New Roman" w:cs="Times New Roman"/>
+        </w:rPr>
+        <w:t>4.1.1.2.6</w:t>
+      </w:r>
+      <w:r>
+        <w:rPr>
+          <w:rFonts w:ascii="Times New Roman" w:hAnsi="Times New Roman" w:cs="Times New Roman"/>
+        </w:rPr>
+        <w:fldChar w:fldCharType="end"/>
+      </w:r>
+      <w:r>
+        <w:rPr>
+          <w:rFonts w:ascii="Times New Roman" w:hAnsi="Times New Roman" w:cs="Times New Roman"/>
+        </w:rPr>
+        <w:t>)</w:t>
       </w:r>
     </w:p>
     <w:p>
@@ -9275,24 +9482,14 @@
           <w:rFonts w:ascii="Times New Roman" w:hAnsi="Times New Roman" w:cs="Times New Roman"/>
         </w:rPr>
       </w:pPr>
-      <w:r>
-        <w:rPr>
-          <w:rFonts w:ascii="Times New Roman" w:hAnsi="Times New Roman" w:cs="Times New Roman"/>
-        </w:rPr>
-        <w:t xml:space="preserve">В центре окна </w:t>
-      </w:r>
-      <w:r>
-        <w:rPr>
-          <w:rFonts w:ascii="Times New Roman" w:hAnsi="Times New Roman" w:cs="Times New Roman"/>
-        </w:rPr>
-        <w:t xml:space="preserve">входа </w:t>
-      </w:r>
-      <w:r>
-        <w:rPr>
-          <w:rFonts w:ascii="Times New Roman" w:hAnsi="Times New Roman" w:cs="Times New Roman"/>
-        </w:rPr>
-        <w:t>должны находиться 2 кнопки</w:t>
-      </w:r>
+      <w:bookmarkStart w:id="15" w:name="_Ref216139663"/>
+      <w:r>
+        <w:rPr>
+          <w:rFonts w:ascii="Times New Roman" w:hAnsi="Times New Roman" w:cs="Times New Roman"/>
+        </w:rPr>
+        <w:t>Окно регистрации</w:t>
+      </w:r>
+      <w:bookmarkEnd w:id="15"/>
     </w:p>
     <w:p>
       <w:pPr>
@@ -9310,21 +9507,26 @@
           <w:rFonts w:ascii="Times New Roman" w:hAnsi="Times New Roman" w:cs="Times New Roman"/>
         </w:rPr>
       </w:pPr>
-      <w:r>
-        <w:rPr>
-          <w:rFonts w:ascii="Times New Roman" w:hAnsi="Times New Roman" w:cs="Times New Roman"/>
-        </w:rPr>
-        <w:t>Зарегистрироваться</w:t>
-      </w:r>
+      <w:bookmarkStart w:id="16" w:name="_Ref216139811"/>
+      <w:r>
+        <w:rPr>
+          <w:rFonts w:ascii="Times New Roman" w:hAnsi="Times New Roman" w:cs="Times New Roman"/>
+        </w:rPr>
+        <w:t>С учетом требований ко входным данным обязательно должны быть введены следующие параметры:</w:t>
+      </w:r>
+      <w:bookmarkEnd w:id="16"/>
     </w:p>
     <w:p>
       <w:pPr>
         <w:pStyle w:val="a7"/>
         <w:widowControl/>
+        <w:numPr>
+          <w:ilvl w:val="6"/>
+          <w:numId w:val="28"/>
+        </w:numPr>
         <w:suppressAutoHyphens w:val="0"/>
         <w:autoSpaceDN/>
         <w:spacing w:after="160" w:line="276" w:lineRule="auto"/>
-        <w:ind w:left="3240"/>
         <w:textAlignment w:val="auto"/>
         <w:rPr>
           <w:rFonts w:ascii="Times New Roman" w:hAnsi="Times New Roman" w:cs="Times New Roman"/>
@@ -9334,54 +9536,76 @@
         <w:rPr>
           <w:rFonts w:ascii="Times New Roman" w:hAnsi="Times New Roman" w:cs="Times New Roman"/>
         </w:rPr>
-        <w:t xml:space="preserve">Данная кнопка перенаправляет пользователя в окно регистрации (п. </w:t>
-      </w:r>
-      <w:r>
-        <w:rPr>
-          <w:rFonts w:ascii="Times New Roman" w:hAnsi="Times New Roman" w:cs="Times New Roman"/>
-        </w:rPr>
-        <w:fldChar w:fldCharType="begin"/>
-      </w:r>
-      <w:r>
-        <w:rPr>
-          <w:rFonts w:ascii="Times New Roman" w:hAnsi="Times New Roman" w:cs="Times New Roman"/>
-        </w:rPr>
-        <w:instrText xml:space="preserve"> REF _Ref216139663 \r \h </w:instrText>
-      </w:r>
-      <w:r>
-        <w:rPr>
-          <w:rFonts w:ascii="Times New Roman" w:hAnsi="Times New Roman" w:cs="Times New Roman"/>
-        </w:rPr>
-        <w:instrText xml:space="preserve"> \* MERGEFORMAT </w:instrText>
-      </w:r>
-      <w:r>
-        <w:rPr>
-          <w:rFonts w:ascii="Times New Roman" w:hAnsi="Times New Roman" w:cs="Times New Roman"/>
-        </w:rPr>
-      </w:r>
-      <w:r>
-        <w:rPr>
-          <w:rFonts w:ascii="Times New Roman" w:hAnsi="Times New Roman" w:cs="Times New Roman"/>
-        </w:rPr>
-        <w:fldChar w:fldCharType="separate"/>
-      </w:r>
-      <w:r>
-        <w:rPr>
-          <w:rFonts w:ascii="Times New Roman" w:hAnsi="Times New Roman" w:cs="Times New Roman"/>
-        </w:rPr>
-        <w:t>4.1.1.2.6</w:t>
-      </w:r>
-      <w:r>
-        <w:rPr>
-          <w:rFonts w:ascii="Times New Roman" w:hAnsi="Times New Roman" w:cs="Times New Roman"/>
-        </w:rPr>
-        <w:fldChar w:fldCharType="end"/>
-      </w:r>
-      <w:r>
-        <w:rPr>
-          <w:rFonts w:ascii="Times New Roman" w:hAnsi="Times New Roman" w:cs="Times New Roman"/>
-        </w:rPr>
-        <w:t>)</w:t>
+        <w:t>имя,</w:t>
+      </w:r>
+    </w:p>
+    <w:p>
+      <w:pPr>
+        <w:pStyle w:val="a7"/>
+        <w:widowControl/>
+        <w:numPr>
+          <w:ilvl w:val="6"/>
+          <w:numId w:val="28"/>
+        </w:numPr>
+        <w:suppressAutoHyphens w:val="0"/>
+        <w:autoSpaceDN/>
+        <w:spacing w:after="160" w:line="276" w:lineRule="auto"/>
+        <w:textAlignment w:val="auto"/>
+        <w:rPr>
+          <w:rFonts w:ascii="Times New Roman" w:hAnsi="Times New Roman" w:cs="Times New Roman"/>
+        </w:rPr>
+      </w:pPr>
+      <w:r>
+        <w:rPr>
+          <w:rFonts w:ascii="Times New Roman" w:hAnsi="Times New Roman" w:cs="Times New Roman"/>
+        </w:rPr>
+        <w:t>электронная почта,</w:t>
+      </w:r>
+    </w:p>
+    <w:p>
+      <w:pPr>
+        <w:pStyle w:val="a7"/>
+        <w:widowControl/>
+        <w:numPr>
+          <w:ilvl w:val="6"/>
+          <w:numId w:val="28"/>
+        </w:numPr>
+        <w:suppressAutoHyphens w:val="0"/>
+        <w:autoSpaceDN/>
+        <w:spacing w:after="160" w:line="276" w:lineRule="auto"/>
+        <w:textAlignment w:val="auto"/>
+        <w:rPr>
+          <w:rFonts w:ascii="Times New Roman" w:hAnsi="Times New Roman" w:cs="Times New Roman"/>
+        </w:rPr>
+      </w:pPr>
+      <w:r>
+        <w:rPr>
+          <w:rFonts w:ascii="Times New Roman" w:hAnsi="Times New Roman" w:cs="Times New Roman"/>
+        </w:rPr>
+        <w:t>пароль,</w:t>
+      </w:r>
+    </w:p>
+    <w:p>
+      <w:pPr>
+        <w:pStyle w:val="a7"/>
+        <w:widowControl/>
+        <w:numPr>
+          <w:ilvl w:val="6"/>
+          <w:numId w:val="28"/>
+        </w:numPr>
+        <w:suppressAutoHyphens w:val="0"/>
+        <w:autoSpaceDN/>
+        <w:spacing w:after="160" w:line="276" w:lineRule="auto"/>
+        <w:textAlignment w:val="auto"/>
+        <w:rPr>
+          <w:rFonts w:ascii="Times New Roman" w:hAnsi="Times New Roman" w:cs="Times New Roman"/>
+        </w:rPr>
+      </w:pPr>
+      <w:r>
+        <w:rPr>
+          <w:rFonts w:ascii="Times New Roman" w:hAnsi="Times New Roman" w:cs="Times New Roman"/>
+        </w:rPr>
+        <w:t>подтверждение пароля.</w:t>
       </w:r>
     </w:p>
     <w:p>
@@ -9404,74 +9628,178 @@
         <w:rPr>
           <w:rFonts w:ascii="Times New Roman" w:hAnsi="Times New Roman" w:cs="Times New Roman"/>
         </w:rPr>
-        <w:t>Войти в аккаунт</w:t>
+        <w:t xml:space="preserve">Перед валидацией необходимо проверять пароль и </w:t>
+      </w:r>
+      <w:r>
+        <w:rPr>
+          <w:rFonts w:ascii="Times New Roman" w:hAnsi="Times New Roman" w:cs="Times New Roman"/>
+        </w:rPr>
+        <w:t xml:space="preserve">его </w:t>
+      </w:r>
+      <w:r>
+        <w:rPr>
+          <w:rFonts w:ascii="Times New Roman" w:hAnsi="Times New Roman" w:cs="Times New Roman"/>
+        </w:rPr>
+        <w:t>подтверждение на посимвольное совпадение</w:t>
       </w:r>
     </w:p>
     <w:p>
       <w:pPr>
         <w:pStyle w:val="a7"/>
         <w:widowControl/>
+        <w:numPr>
+          <w:ilvl w:val="5"/>
+          <w:numId w:val="3"/>
+        </w:numPr>
         <w:suppressAutoHyphens w:val="0"/>
         <w:autoSpaceDN/>
         <w:spacing w:after="160" w:line="276" w:lineRule="auto"/>
-        <w:ind w:left="3240"/>
         <w:textAlignment w:val="auto"/>
         <w:rPr>
           <w:rFonts w:ascii="Times New Roman" w:hAnsi="Times New Roman" w:cs="Times New Roman"/>
         </w:rPr>
       </w:pPr>
-      <w:r>
-        <w:rPr>
-          <w:rFonts w:ascii="Times New Roman" w:hAnsi="Times New Roman" w:cs="Times New Roman"/>
-        </w:rPr>
-        <w:t xml:space="preserve">Данная кнопка перенаправляет пользователя в окно входа (п. </w:t>
-      </w:r>
-      <w:r>
-        <w:rPr>
-          <w:rFonts w:ascii="Times New Roman" w:hAnsi="Times New Roman" w:cs="Times New Roman"/>
-        </w:rPr>
-        <w:fldChar w:fldCharType="begin"/>
-      </w:r>
-      <w:r>
-        <w:rPr>
-          <w:rFonts w:ascii="Times New Roman" w:hAnsi="Times New Roman" w:cs="Times New Roman"/>
-        </w:rPr>
-        <w:instrText xml:space="preserve"> REF _Ref216139681 \r \h </w:instrText>
-      </w:r>
-      <w:r>
-        <w:rPr>
-          <w:rFonts w:ascii="Times New Roman" w:hAnsi="Times New Roman" w:cs="Times New Roman"/>
-        </w:rPr>
-        <w:instrText xml:space="preserve"> \* MERGEFORMAT </w:instrText>
-      </w:r>
-      <w:r>
-        <w:rPr>
-          <w:rFonts w:ascii="Times New Roman" w:hAnsi="Times New Roman" w:cs="Times New Roman"/>
-        </w:rPr>
-      </w:r>
-      <w:r>
-        <w:rPr>
-          <w:rFonts w:ascii="Times New Roman" w:hAnsi="Times New Roman" w:cs="Times New Roman"/>
-        </w:rPr>
-        <w:fldChar w:fldCharType="separate"/>
-      </w:r>
-      <w:r>
-        <w:rPr>
-          <w:rFonts w:ascii="Times New Roman" w:hAnsi="Times New Roman" w:cs="Times New Roman"/>
-        </w:rPr>
-        <w:t>4.1.1.2.7</w:t>
-      </w:r>
-      <w:r>
-        <w:rPr>
-          <w:rFonts w:ascii="Times New Roman" w:hAnsi="Times New Roman" w:cs="Times New Roman"/>
-        </w:rPr>
-        <w:fldChar w:fldCharType="end"/>
-      </w:r>
-      <w:r>
-        <w:rPr>
-          <w:rFonts w:ascii="Times New Roman" w:hAnsi="Times New Roman" w:cs="Times New Roman"/>
-        </w:rPr>
-        <w:t>)</w:t>
+      <w:bookmarkStart w:id="17" w:name="_Ref216140150"/>
+      <w:r>
+        <w:rPr>
+          <w:rFonts w:ascii="Times New Roman" w:hAnsi="Times New Roman" w:cs="Times New Roman"/>
+        </w:rPr>
+        <w:t>Должна осуществляться проверка входных данных на основе требований ко входным данным, указанных в Таблице 1.</w:t>
+      </w:r>
+      <w:bookmarkEnd w:id="17"/>
+    </w:p>
+    <w:p>
+      <w:pPr>
+        <w:pStyle w:val="a7"/>
+        <w:widowControl/>
+        <w:numPr>
+          <w:ilvl w:val="5"/>
+          <w:numId w:val="3"/>
+        </w:numPr>
+        <w:suppressAutoHyphens w:val="0"/>
+        <w:autoSpaceDN/>
+        <w:spacing w:after="160" w:line="276" w:lineRule="auto"/>
+        <w:textAlignment w:val="auto"/>
+        <w:rPr>
+          <w:rFonts w:ascii="Times New Roman" w:hAnsi="Times New Roman" w:cs="Times New Roman"/>
+        </w:rPr>
+      </w:pPr>
+      <w:r>
+        <w:rPr>
+          <w:rFonts w:ascii="Times New Roman" w:hAnsi="Times New Roman" w:cs="Times New Roman"/>
+        </w:rPr>
+        <w:lastRenderedPageBreak/>
+        <w:t xml:space="preserve">Регистрация успешна, если все данные прошли </w:t>
+      </w:r>
+      <w:r>
+        <w:rPr>
+          <w:rFonts w:ascii="Times New Roman" w:hAnsi="Times New Roman" w:cs="Times New Roman"/>
+        </w:rPr>
+        <w:t>проверку.</w:t>
+      </w:r>
+    </w:p>
+    <w:p>
+      <w:pPr>
+        <w:pStyle w:val="a7"/>
+        <w:widowControl/>
+        <w:numPr>
+          <w:ilvl w:val="5"/>
+          <w:numId w:val="3"/>
+        </w:numPr>
+        <w:suppressAutoHyphens w:val="0"/>
+        <w:autoSpaceDN/>
+        <w:spacing w:after="160" w:line="276" w:lineRule="auto"/>
+        <w:textAlignment w:val="auto"/>
+        <w:rPr>
+          <w:rFonts w:ascii="Times New Roman" w:hAnsi="Times New Roman" w:cs="Times New Roman"/>
+        </w:rPr>
+      </w:pPr>
+      <w:r>
+        <w:rPr>
+          <w:rFonts w:ascii="Times New Roman" w:hAnsi="Times New Roman" w:cs="Times New Roman"/>
+        </w:rPr>
+        <w:t>При несовпадении паролей должно выводиться сообщение о неверном вводе в соответствующих полях, а также подсказка</w:t>
+      </w:r>
+      <w:r>
+        <w:rPr>
+          <w:rFonts w:ascii="Times New Roman" w:hAnsi="Times New Roman" w:cs="Times New Roman"/>
+        </w:rPr>
+        <w:t xml:space="preserve"> о том</w:t>
+      </w:r>
+      <w:r>
+        <w:rPr>
+          <w:rFonts w:ascii="Times New Roman" w:hAnsi="Times New Roman" w:cs="Times New Roman"/>
+        </w:rPr>
+        <w:t>, что требуется от пользователя</w:t>
+      </w:r>
+    </w:p>
+    <w:p>
+      <w:pPr>
+        <w:pStyle w:val="a7"/>
+        <w:widowControl/>
+        <w:numPr>
+          <w:ilvl w:val="5"/>
+          <w:numId w:val="3"/>
+        </w:numPr>
+        <w:suppressAutoHyphens w:val="0"/>
+        <w:autoSpaceDN/>
+        <w:spacing w:after="160" w:line="276" w:lineRule="auto"/>
+        <w:textAlignment w:val="auto"/>
+        <w:rPr>
+          <w:rFonts w:ascii="Times New Roman" w:hAnsi="Times New Roman" w:cs="Times New Roman"/>
+        </w:rPr>
+      </w:pPr>
+      <w:r>
+        <w:rPr>
+          <w:rFonts w:ascii="Times New Roman" w:hAnsi="Times New Roman" w:cs="Times New Roman"/>
+        </w:rPr>
+        <w:t>После успешной регистрации:</w:t>
+      </w:r>
+    </w:p>
+    <w:p>
+      <w:pPr>
+        <w:pStyle w:val="a7"/>
+        <w:widowControl/>
+        <w:numPr>
+          <w:ilvl w:val="3"/>
+          <w:numId w:val="29"/>
+        </w:numPr>
+        <w:suppressAutoHyphens w:val="0"/>
+        <w:autoSpaceDN/>
+        <w:spacing w:after="160" w:line="276" w:lineRule="auto"/>
+        <w:textAlignment w:val="auto"/>
+        <w:rPr>
+          <w:rFonts w:ascii="Times New Roman" w:hAnsi="Times New Roman" w:cs="Times New Roman"/>
+        </w:rPr>
+      </w:pPr>
+      <w:r>
+        <w:rPr>
+          <w:rFonts w:ascii="Times New Roman" w:hAnsi="Times New Roman" w:cs="Times New Roman"/>
+        </w:rPr>
+        <w:t xml:space="preserve">пользователь должен быть перенаправлен на Главное Меню игры </w:t>
+      </w:r>
+    </w:p>
+    <w:p>
+      <w:pPr>
+        <w:pStyle w:val="a7"/>
+        <w:widowControl/>
+        <w:numPr>
+          <w:ilvl w:val="3"/>
+          <w:numId w:val="29"/>
+        </w:numPr>
+        <w:suppressAutoHyphens w:val="0"/>
+        <w:autoSpaceDN/>
+        <w:spacing w:after="160" w:line="276" w:lineRule="auto"/>
+        <w:textAlignment w:val="auto"/>
+        <w:rPr>
+          <w:rFonts w:ascii="Times New Roman" w:hAnsi="Times New Roman" w:cs="Times New Roman"/>
+        </w:rPr>
+      </w:pPr>
+      <w:r>
+        <w:rPr>
+          <w:rFonts w:ascii="Times New Roman" w:hAnsi="Times New Roman" w:cs="Times New Roman"/>
+        </w:rPr>
+        <w:t>пользователю в профиле задается аватар по умолчанию. Изменение аватара описано в разделе «Аватар» (п. 4.1.1.6.8)</w:t>
       </w:r>
     </w:p>
     <w:p>
@@ -9490,14 +9818,14 @@
           <w:rFonts w:ascii="Times New Roman" w:hAnsi="Times New Roman" w:cs="Times New Roman"/>
         </w:rPr>
       </w:pPr>
-      <w:bookmarkStart w:id="15" w:name="_Ref216139663"/>
-      <w:r>
-        <w:rPr>
-          <w:rFonts w:ascii="Times New Roman" w:hAnsi="Times New Roman" w:cs="Times New Roman"/>
-        </w:rPr>
-        <w:t>Окно регистрации</w:t>
-      </w:r>
-      <w:bookmarkEnd w:id="15"/>
+      <w:bookmarkStart w:id="18" w:name="_Ref216139681"/>
+      <w:r>
+        <w:rPr>
+          <w:rFonts w:ascii="Times New Roman" w:hAnsi="Times New Roman" w:cs="Times New Roman"/>
+        </w:rPr>
+        <w:t>Окно входа</w:t>
+      </w:r>
+      <w:bookmarkEnd w:id="18"/>
     </w:p>
     <w:p>
       <w:pPr>
@@ -9515,14 +9843,24 @@
           <w:rFonts w:ascii="Times New Roman" w:hAnsi="Times New Roman" w:cs="Times New Roman"/>
         </w:rPr>
       </w:pPr>
-      <w:bookmarkStart w:id="16" w:name="_Ref216139811"/>
-      <w:r>
-        <w:rPr>
-          <w:rFonts w:ascii="Times New Roman" w:hAnsi="Times New Roman" w:cs="Times New Roman"/>
-        </w:rPr>
-        <w:t>С учетом требований ко входным данным обязательно должны быть введены следующие параметры:</w:t>
-      </w:r>
-      <w:bookmarkEnd w:id="16"/>
+      <w:r>
+        <w:rPr>
+          <w:rFonts w:ascii="Times New Roman" w:hAnsi="Times New Roman" w:cs="Times New Roman"/>
+        </w:rPr>
+        <w:t xml:space="preserve">Для входа в аккаунт необходимо запрашивать следующие </w:t>
+      </w:r>
+      <w:r>
+        <w:rPr>
+          <w:rFonts w:ascii="Times New Roman" w:hAnsi="Times New Roman" w:cs="Times New Roman"/>
+        </w:rPr>
+        <w:t>параметры</w:t>
+      </w:r>
+      <w:r>
+        <w:rPr>
+          <w:rFonts w:ascii="Times New Roman" w:hAnsi="Times New Roman" w:cs="Times New Roman"/>
+        </w:rPr>
+        <w:t>:</w:t>
+      </w:r>
     </w:p>
     <w:p>
       <w:pPr>
@@ -9530,7 +9868,7 @@
         <w:widowControl/>
         <w:numPr>
           <w:ilvl w:val="6"/>
-          <w:numId w:val="28"/>
+          <w:numId w:val="31"/>
         </w:numPr>
         <w:suppressAutoHyphens w:val="0"/>
         <w:autoSpaceDN/>
@@ -9544,7 +9882,19 @@
         <w:rPr>
           <w:rFonts w:ascii="Times New Roman" w:hAnsi="Times New Roman" w:cs="Times New Roman"/>
         </w:rPr>
-        <w:t>имя,</w:t>
+        <w:t>э</w:t>
+      </w:r>
+      <w:r>
+        <w:rPr>
+          <w:rFonts w:ascii="Times New Roman" w:hAnsi="Times New Roman" w:cs="Times New Roman"/>
+        </w:rPr>
+        <w:t>лектронную почту</w:t>
+      </w:r>
+      <w:r>
+        <w:rPr>
+          <w:rFonts w:ascii="Times New Roman" w:hAnsi="Times New Roman" w:cs="Times New Roman"/>
+        </w:rPr>
+        <w:t>,</w:t>
       </w:r>
     </w:p>
     <w:p>
@@ -9553,7 +9903,7 @@
         <w:widowControl/>
         <w:numPr>
           <w:ilvl w:val="6"/>
-          <w:numId w:val="28"/>
+          <w:numId w:val="31"/>
         </w:numPr>
         <w:suppressAutoHyphens w:val="0"/>
         <w:autoSpaceDN/>
@@ -9567,53 +9917,13 @@
         <w:rPr>
           <w:rFonts w:ascii="Times New Roman" w:hAnsi="Times New Roman" w:cs="Times New Roman"/>
         </w:rPr>
-        <w:t>электронная почта,</w:t>
-      </w:r>
-    </w:p>
-    <w:p>
-      <w:pPr>
-        <w:pStyle w:val="a7"/>
-        <w:widowControl/>
-        <w:numPr>
-          <w:ilvl w:val="6"/>
-          <w:numId w:val="28"/>
-        </w:numPr>
-        <w:suppressAutoHyphens w:val="0"/>
-        <w:autoSpaceDN/>
-        <w:spacing w:after="160" w:line="276" w:lineRule="auto"/>
-        <w:textAlignment w:val="auto"/>
-        <w:rPr>
-          <w:rFonts w:ascii="Times New Roman" w:hAnsi="Times New Roman" w:cs="Times New Roman"/>
-        </w:rPr>
-      </w:pPr>
-      <w:r>
-        <w:rPr>
-          <w:rFonts w:ascii="Times New Roman" w:hAnsi="Times New Roman" w:cs="Times New Roman"/>
-        </w:rPr>
-        <w:t>пароль,</w:t>
-      </w:r>
-    </w:p>
-    <w:p>
-      <w:pPr>
-        <w:pStyle w:val="a7"/>
-        <w:widowControl/>
-        <w:numPr>
-          <w:ilvl w:val="6"/>
-          <w:numId w:val="28"/>
-        </w:numPr>
-        <w:suppressAutoHyphens w:val="0"/>
-        <w:autoSpaceDN/>
-        <w:spacing w:after="160" w:line="276" w:lineRule="auto"/>
-        <w:textAlignment w:val="auto"/>
-        <w:rPr>
-          <w:rFonts w:ascii="Times New Roman" w:hAnsi="Times New Roman" w:cs="Times New Roman"/>
-        </w:rPr>
-      </w:pPr>
-      <w:r>
-        <w:rPr>
-          <w:rFonts w:ascii="Times New Roman" w:hAnsi="Times New Roman" w:cs="Times New Roman"/>
-        </w:rPr>
-        <w:t>подтверждение пароля.</w:t>
+        <w:t>п</w:t>
+      </w:r>
+      <w:r>
+        <w:rPr>
+          <w:rFonts w:ascii="Times New Roman" w:hAnsi="Times New Roman" w:cs="Times New Roman"/>
+        </w:rPr>
+        <w:t>ароль</w:t>
       </w:r>
     </w:p>
     <w:p>
@@ -9636,7 +9946,60 @@
         <w:rPr>
           <w:rFonts w:ascii="Times New Roman" w:hAnsi="Times New Roman" w:cs="Times New Roman"/>
         </w:rPr>
-        <w:t>Перед валидацией необходимо проверять пароль и подтверждение на посимвольное совпадение</w:t>
+        <w:t>П</w:t>
+      </w:r>
+      <w:r>
+        <w:rPr>
+          <w:rFonts w:ascii="Times New Roman" w:hAnsi="Times New Roman" w:cs="Times New Roman"/>
+        </w:rPr>
+        <w:t xml:space="preserve">роверка данных аналогична п. </w:t>
+      </w:r>
+      <w:r>
+        <w:rPr>
+          <w:rFonts w:ascii="Times New Roman" w:hAnsi="Times New Roman" w:cs="Times New Roman"/>
+        </w:rPr>
+        <w:fldChar w:fldCharType="begin"/>
+      </w:r>
+      <w:r>
+        <w:rPr>
+          <w:rFonts w:ascii="Times New Roman" w:hAnsi="Times New Roman" w:cs="Times New Roman"/>
+        </w:rPr>
+        <w:instrText xml:space="preserve"> REF _Ref216140150 \r \h </w:instrText>
+      </w:r>
+      <w:r>
+        <w:rPr>
+          <w:rFonts w:ascii="Times New Roman" w:hAnsi="Times New Roman" w:cs="Times New Roman"/>
+        </w:rPr>
+        <w:instrText xml:space="preserve"> \* MERGEFORMAT </w:instrText>
+      </w:r>
+      <w:r>
+        <w:rPr>
+          <w:rFonts w:ascii="Times New Roman" w:hAnsi="Times New Roman" w:cs="Times New Roman"/>
+        </w:rPr>
+      </w:r>
+      <w:r>
+        <w:rPr>
+          <w:rFonts w:ascii="Times New Roman" w:hAnsi="Times New Roman" w:cs="Times New Roman"/>
+        </w:rPr>
+        <w:fldChar w:fldCharType="separate"/>
+      </w:r>
+      <w:r>
+        <w:rPr>
+          <w:rFonts w:ascii="Times New Roman" w:hAnsi="Times New Roman" w:cs="Times New Roman"/>
+        </w:rPr>
+        <w:t>4.1.1.2.5.3</w:t>
+      </w:r>
+      <w:r>
+        <w:rPr>
+          <w:rFonts w:ascii="Times New Roman" w:hAnsi="Times New Roman" w:cs="Times New Roman"/>
+        </w:rPr>
+        <w:fldChar w:fldCharType="end"/>
+      </w:r>
+      <w:r>
+        <w:rPr>
+          <w:rFonts w:ascii="Times New Roman" w:hAnsi="Times New Roman" w:cs="Times New Roman"/>
+        </w:rPr>
+        <w:t>.</w:t>
       </w:r>
     </w:p>
     <w:p>
@@ -9655,14 +10018,42 @@
           <w:rFonts w:ascii="Times New Roman" w:hAnsi="Times New Roman" w:cs="Times New Roman"/>
         </w:rPr>
       </w:pPr>
-      <w:bookmarkStart w:id="17" w:name="_Ref216140150"/>
-      <w:r>
-        <w:rPr>
-          <w:rFonts w:ascii="Times New Roman" w:hAnsi="Times New Roman" w:cs="Times New Roman"/>
-        </w:rPr>
-        <w:t>Должна осуществляться проверка входных данных на основе требований ко входным данным, указанных в Таблице 1.</w:t>
-      </w:r>
-      <w:bookmarkEnd w:id="17"/>
+      <w:r>
+        <w:rPr>
+          <w:rFonts w:ascii="Times New Roman" w:hAnsi="Times New Roman" w:cs="Times New Roman"/>
+        </w:rPr>
+        <w:t>Вход успешен только при условии, что указанная комбинация почты и пароля найдена в базе данных</w:t>
+      </w:r>
+      <w:r>
+        <w:rPr>
+          <w:rFonts w:ascii="Times New Roman" w:hAnsi="Times New Roman" w:cs="Times New Roman"/>
+        </w:rPr>
+        <w:t>.</w:t>
+      </w:r>
+    </w:p>
+    <w:p>
+      <w:pPr>
+        <w:pStyle w:val="a7"/>
+        <w:numPr>
+          <w:ilvl w:val="5"/>
+          <w:numId w:val="3"/>
+        </w:numPr>
+        <w:rPr>
+          <w:rFonts w:ascii="Times New Roman" w:hAnsi="Times New Roman" w:cs="Times New Roman"/>
+        </w:rPr>
+      </w:pPr>
+      <w:r>
+        <w:rPr>
+          <w:rFonts w:ascii="Times New Roman" w:hAnsi="Times New Roman" w:cs="Times New Roman"/>
+        </w:rPr>
+        <w:t>После успешного входа</w:t>
+      </w:r>
+      <w:r>
+        <w:rPr>
+          <w:rFonts w:ascii="Times New Roman" w:hAnsi="Times New Roman" w:cs="Times New Roman"/>
+        </w:rPr>
+        <w:t xml:space="preserve"> пользователь должен быть перенаправлен на Главное Меню</w:t>
+      </w:r>
     </w:p>
     <w:p>
       <w:pPr>
@@ -9684,14 +10075,76 @@
         <w:rPr>
           <w:rFonts w:ascii="Times New Roman" w:hAnsi="Times New Roman" w:cs="Times New Roman"/>
         </w:rPr>
-        <w:lastRenderedPageBreak/>
-        <w:t xml:space="preserve">Регистрация успешна, если все данные прошли </w:t>
-      </w:r>
-      <w:r>
-        <w:rPr>
-          <w:rFonts w:ascii="Times New Roman" w:hAnsi="Times New Roman" w:cs="Times New Roman"/>
-        </w:rPr>
-        <w:t>проверку.</w:t>
+        <w:t>Если указанная комбинация не найдена, то необходимо вывести сообщение с просьбой повторить ввод или предложить сбросить пароль.</w:t>
+      </w:r>
+    </w:p>
+    <w:p>
+      <w:pPr>
+        <w:pStyle w:val="a7"/>
+        <w:widowControl/>
+        <w:numPr>
+          <w:ilvl w:val="4"/>
+          <w:numId w:val="3"/>
+        </w:numPr>
+        <w:suppressAutoHyphens w:val="0"/>
+        <w:autoSpaceDN/>
+        <w:spacing w:after="160" w:line="276" w:lineRule="auto"/>
+        <w:textAlignment w:val="auto"/>
+        <w:rPr>
+          <w:rFonts w:ascii="Times New Roman" w:hAnsi="Times New Roman" w:cs="Times New Roman"/>
+        </w:rPr>
+      </w:pPr>
+      <w:r>
+        <w:rPr>
+          <w:rFonts w:ascii="Times New Roman" w:hAnsi="Times New Roman" w:cs="Times New Roman"/>
+        </w:rPr>
+        <w:t>После успешной авторизации пользователь перенаправляется в Главное Меню</w:t>
+      </w:r>
+    </w:p>
+    <w:p>
+      <w:pPr>
+        <w:pStyle w:val="a7"/>
+        <w:widowControl/>
+        <w:numPr>
+          <w:ilvl w:val="3"/>
+          <w:numId w:val="3"/>
+        </w:numPr>
+        <w:suppressAutoHyphens w:val="0"/>
+        <w:autoSpaceDN/>
+        <w:spacing w:after="160" w:line="276" w:lineRule="auto"/>
+        <w:textAlignment w:val="auto"/>
+        <w:rPr>
+          <w:rFonts w:ascii="Times New Roman" w:hAnsi="Times New Roman" w:cs="Times New Roman"/>
+        </w:rPr>
+      </w:pPr>
+      <w:r>
+        <w:rPr>
+          <w:rFonts w:ascii="Times New Roman" w:hAnsi="Times New Roman" w:cs="Times New Roman"/>
+        </w:rPr>
+        <w:t>Главное Меню</w:t>
+      </w:r>
+    </w:p>
+    <w:p>
+      <w:pPr>
+        <w:pStyle w:val="a7"/>
+        <w:widowControl/>
+        <w:numPr>
+          <w:ilvl w:val="4"/>
+          <w:numId w:val="3"/>
+        </w:numPr>
+        <w:suppressAutoHyphens w:val="0"/>
+        <w:autoSpaceDN/>
+        <w:spacing w:after="160" w:line="276" w:lineRule="auto"/>
+        <w:textAlignment w:val="auto"/>
+        <w:rPr>
+          <w:rFonts w:ascii="Times New Roman" w:hAnsi="Times New Roman" w:cs="Times New Roman"/>
+        </w:rPr>
+      </w:pPr>
+      <w:r>
+        <w:rPr>
+          <w:rFonts w:ascii="Times New Roman" w:hAnsi="Times New Roman" w:cs="Times New Roman"/>
+        </w:rPr>
+        <w:t xml:space="preserve">Главное Меню должно давать пользователю возможность попасть в: </w:t>
       </w:r>
     </w:p>
     <w:p>
@@ -9714,19 +10167,7 @@
         <w:rPr>
           <w:rFonts w:ascii="Times New Roman" w:hAnsi="Times New Roman" w:cs="Times New Roman"/>
         </w:rPr>
-        <w:t>При несовпадении паролей должно выводиться сообщение о неверном вводе в соответствующих полях, а также подсказка</w:t>
-      </w:r>
-      <w:r>
-        <w:rPr>
-          <w:rFonts w:ascii="Times New Roman" w:hAnsi="Times New Roman" w:cs="Times New Roman"/>
-        </w:rPr>
-        <w:t xml:space="preserve"> о том</w:t>
-      </w:r>
-      <w:r>
-        <w:rPr>
-          <w:rFonts w:ascii="Times New Roman" w:hAnsi="Times New Roman" w:cs="Times New Roman"/>
-        </w:rPr>
-        <w:t>, что требуется от пользователя</w:t>
+        <w:t>меню выбора уровня,</w:t>
       </w:r>
     </w:p>
     <w:p>
@@ -9749,7 +10190,7 @@
         <w:rPr>
           <w:rFonts w:ascii="Times New Roman" w:hAnsi="Times New Roman" w:cs="Times New Roman"/>
         </w:rPr>
-        <w:t>После успешной регистрации:</w:t>
+        <w:t>настройки,</w:t>
       </w:r>
     </w:p>
     <w:p>
@@ -9757,8 +10198,8 @@
         <w:pStyle w:val="a7"/>
         <w:widowControl/>
         <w:numPr>
-          <w:ilvl w:val="3"/>
-          <w:numId w:val="29"/>
+          <w:ilvl w:val="5"/>
+          <w:numId w:val="3"/>
         </w:numPr>
         <w:suppressAutoHyphens w:val="0"/>
         <w:autoSpaceDN/>
@@ -9772,7 +10213,7 @@
         <w:rPr>
           <w:rFonts w:ascii="Times New Roman" w:hAnsi="Times New Roman" w:cs="Times New Roman"/>
         </w:rPr>
-        <w:t xml:space="preserve">пользователь должен быть перенаправлен на Главное Меню игры </w:t>
+        <w:t>окно редактирования профиля.</w:t>
       </w:r>
     </w:p>
     <w:p>
@@ -9781,7 +10222,7 @@
         <w:widowControl/>
         <w:numPr>
           <w:ilvl w:val="3"/>
-          <w:numId w:val="29"/>
+          <w:numId w:val="3"/>
         </w:numPr>
         <w:suppressAutoHyphens w:val="0"/>
         <w:autoSpaceDN/>
@@ -9795,7 +10236,7 @@
         <w:rPr>
           <w:rFonts w:ascii="Times New Roman" w:hAnsi="Times New Roman" w:cs="Times New Roman"/>
         </w:rPr>
-        <w:t>пользователю в профиле задается аватар по умолчанию. Изменение аватара описано в разделе «Аватар» (п. 4.1.1.6.8)</w:t>
+        <w:t>Настройки</w:t>
       </w:r>
     </w:p>
     <w:p>
@@ -9814,14 +10255,12 @@
           <w:rFonts w:ascii="Times New Roman" w:hAnsi="Times New Roman" w:cs="Times New Roman"/>
         </w:rPr>
       </w:pPr>
-      <w:bookmarkStart w:id="18" w:name="_Ref216139681"/>
-      <w:r>
-        <w:rPr>
-          <w:rFonts w:ascii="Times New Roman" w:hAnsi="Times New Roman" w:cs="Times New Roman"/>
-        </w:rPr>
-        <w:t>Окно входа</w:t>
-      </w:r>
-      <w:bookmarkEnd w:id="18"/>
+      <w:r>
+        <w:rPr>
+          <w:rFonts w:ascii="Times New Roman" w:hAnsi="Times New Roman" w:cs="Times New Roman"/>
+        </w:rPr>
+        <w:t>Пользователь должен иметь возможность настроить:</w:t>
+      </w:r>
     </w:p>
     <w:p>
       <w:pPr>
@@ -9843,83 +10282,19 @@
         <w:rPr>
           <w:rFonts w:ascii="Times New Roman" w:hAnsi="Times New Roman" w:cs="Times New Roman"/>
         </w:rPr>
-        <w:t xml:space="preserve">Для входа в аккаунт необходимо запрашивать следующие </w:t>
-      </w:r>
-      <w:r>
-        <w:rPr>
-          <w:rFonts w:ascii="Times New Roman" w:hAnsi="Times New Roman" w:cs="Times New Roman"/>
-        </w:rPr>
-        <w:t>параметры</w:t>
-      </w:r>
-      <w:r>
-        <w:rPr>
-          <w:rFonts w:ascii="Times New Roman" w:hAnsi="Times New Roman" w:cs="Times New Roman"/>
-        </w:rPr>
-        <w:t>:</w:t>
-      </w:r>
-    </w:p>
-    <w:p>
-      <w:pPr>
-        <w:pStyle w:val="a7"/>
-        <w:widowControl/>
-        <w:numPr>
-          <w:ilvl w:val="6"/>
-          <w:numId w:val="31"/>
-        </w:numPr>
-        <w:suppressAutoHyphens w:val="0"/>
-        <w:autoSpaceDN/>
-        <w:spacing w:after="160" w:line="276" w:lineRule="auto"/>
-        <w:textAlignment w:val="auto"/>
-        <w:rPr>
-          <w:rFonts w:ascii="Times New Roman" w:hAnsi="Times New Roman" w:cs="Times New Roman"/>
-        </w:rPr>
-      </w:pPr>
-      <w:r>
-        <w:rPr>
-          <w:rFonts w:ascii="Times New Roman" w:hAnsi="Times New Roman" w:cs="Times New Roman"/>
-        </w:rPr>
-        <w:t>э</w:t>
-      </w:r>
-      <w:r>
-        <w:rPr>
-          <w:rFonts w:ascii="Times New Roman" w:hAnsi="Times New Roman" w:cs="Times New Roman"/>
-        </w:rPr>
-        <w:t>лектронную почту</w:t>
+        <w:t xml:space="preserve">громкость </w:t>
+      </w:r>
+      <w:r>
+        <w:rPr>
+          <w:rFonts w:ascii="Times New Roman" w:hAnsi="Times New Roman" w:cs="Times New Roman"/>
+        </w:rPr>
+        <w:t>фоновой музыки</w:t>
       </w:r>
       <w:r>
         <w:rPr>
           <w:rFonts w:ascii="Times New Roman" w:hAnsi="Times New Roman" w:cs="Times New Roman"/>
         </w:rPr>
         <w:t>,</w:t>
-      </w:r>
-    </w:p>
-    <w:p>
-      <w:pPr>
-        <w:pStyle w:val="a7"/>
-        <w:widowControl/>
-        <w:numPr>
-          <w:ilvl w:val="6"/>
-          <w:numId w:val="31"/>
-        </w:numPr>
-        <w:suppressAutoHyphens w:val="0"/>
-        <w:autoSpaceDN/>
-        <w:spacing w:after="160" w:line="276" w:lineRule="auto"/>
-        <w:textAlignment w:val="auto"/>
-        <w:rPr>
-          <w:rFonts w:ascii="Times New Roman" w:hAnsi="Times New Roman" w:cs="Times New Roman"/>
-        </w:rPr>
-      </w:pPr>
-      <w:r>
-        <w:rPr>
-          <w:rFonts w:ascii="Times New Roman" w:hAnsi="Times New Roman" w:cs="Times New Roman"/>
-        </w:rPr>
-        <w:t>п</w:t>
-      </w:r>
-      <w:r>
-        <w:rPr>
-          <w:rFonts w:ascii="Times New Roman" w:hAnsi="Times New Roman" w:cs="Times New Roman"/>
-        </w:rPr>
-        <w:t>ароль</w:t>
       </w:r>
     </w:p>
     <w:p>
@@ -9942,60 +10317,7 @@
         <w:rPr>
           <w:rFonts w:ascii="Times New Roman" w:hAnsi="Times New Roman" w:cs="Times New Roman"/>
         </w:rPr>
-        <w:t>П</w:t>
-      </w:r>
-      <w:r>
-        <w:rPr>
-          <w:rFonts w:ascii="Times New Roman" w:hAnsi="Times New Roman" w:cs="Times New Roman"/>
-        </w:rPr>
-        <w:t xml:space="preserve">роверка данных аналогична п. </w:t>
-      </w:r>
-      <w:r>
-        <w:rPr>
-          <w:rFonts w:ascii="Times New Roman" w:hAnsi="Times New Roman" w:cs="Times New Roman"/>
-        </w:rPr>
-        <w:fldChar w:fldCharType="begin"/>
-      </w:r>
-      <w:r>
-        <w:rPr>
-          <w:rFonts w:ascii="Times New Roman" w:hAnsi="Times New Roman" w:cs="Times New Roman"/>
-        </w:rPr>
-        <w:instrText xml:space="preserve"> REF _Ref216140150 \r \h </w:instrText>
-      </w:r>
-      <w:r>
-        <w:rPr>
-          <w:rFonts w:ascii="Times New Roman" w:hAnsi="Times New Roman" w:cs="Times New Roman"/>
-        </w:rPr>
-        <w:instrText xml:space="preserve"> \* MERGEFORMAT </w:instrText>
-      </w:r>
-      <w:r>
-        <w:rPr>
-          <w:rFonts w:ascii="Times New Roman" w:hAnsi="Times New Roman" w:cs="Times New Roman"/>
-        </w:rPr>
-      </w:r>
-      <w:r>
-        <w:rPr>
-          <w:rFonts w:ascii="Times New Roman" w:hAnsi="Times New Roman" w:cs="Times New Roman"/>
-        </w:rPr>
-        <w:fldChar w:fldCharType="separate"/>
-      </w:r>
-      <w:r>
-        <w:rPr>
-          <w:rFonts w:ascii="Times New Roman" w:hAnsi="Times New Roman" w:cs="Times New Roman"/>
-        </w:rPr>
-        <w:t>4.1.1.2.6.3</w:t>
-      </w:r>
-      <w:r>
-        <w:rPr>
-          <w:rFonts w:ascii="Times New Roman" w:hAnsi="Times New Roman" w:cs="Times New Roman"/>
-        </w:rPr>
-        <w:fldChar w:fldCharType="end"/>
-      </w:r>
-      <w:r>
-        <w:rPr>
-          <w:rFonts w:ascii="Times New Roman" w:hAnsi="Times New Roman" w:cs="Times New Roman"/>
-        </w:rPr>
-        <w:t>.</w:t>
+        <w:t>громкость спец эффектов,</w:t>
       </w:r>
     </w:p>
     <w:p>
@@ -10018,37 +10340,30 @@
         <w:rPr>
           <w:rFonts w:ascii="Times New Roman" w:hAnsi="Times New Roman" w:cs="Times New Roman"/>
         </w:rPr>
-        <w:t>Вход успешен только при условии, что указанная комбинация почты и пароля найдена в базе данных</w:t>
-      </w:r>
-      <w:r>
-        <w:rPr>
-          <w:rFonts w:ascii="Times New Roman" w:hAnsi="Times New Roman" w:cs="Times New Roman"/>
-        </w:rPr>
-        <w:t>.</w:t>
+        <w:t>локализацию</w:t>
       </w:r>
     </w:p>
     <w:p>
       <w:pPr>
         <w:pStyle w:val="a7"/>
+        <w:widowControl/>
         <w:numPr>
-          <w:ilvl w:val="5"/>
+          <w:ilvl w:val="4"/>
           <w:numId w:val="3"/>
         </w:numPr>
-        <w:rPr>
-          <w:rFonts w:ascii="Times New Roman" w:hAnsi="Times New Roman" w:cs="Times New Roman"/>
-        </w:rPr>
-      </w:pPr>
-      <w:r>
-        <w:rPr>
-          <w:rFonts w:ascii="Times New Roman" w:hAnsi="Times New Roman" w:cs="Times New Roman"/>
-        </w:rPr>
-        <w:t>После успешного входа</w:t>
-      </w:r>
-      <w:r>
-        <w:rPr>
-          <w:rFonts w:ascii="Times New Roman" w:hAnsi="Times New Roman" w:cs="Times New Roman"/>
-        </w:rPr>
-        <w:t xml:space="preserve"> пользователь должен быть перенаправлен на Главное Меню</w:t>
+        <w:suppressAutoHyphens w:val="0"/>
+        <w:autoSpaceDN/>
+        <w:spacing w:after="160" w:line="276" w:lineRule="auto"/>
+        <w:textAlignment w:val="auto"/>
+        <w:rPr>
+          <w:rFonts w:ascii="Times New Roman" w:hAnsi="Times New Roman" w:cs="Times New Roman"/>
+        </w:rPr>
+      </w:pPr>
+      <w:r>
+        <w:rPr>
+          <w:rFonts w:ascii="Times New Roman" w:hAnsi="Times New Roman" w:cs="Times New Roman"/>
+        </w:rPr>
+        <w:t>Звук</w:t>
       </w:r>
     </w:p>
     <w:p>
@@ -10071,7 +10386,165 @@
         <w:rPr>
           <w:rFonts w:ascii="Times New Roman" w:hAnsi="Times New Roman" w:cs="Times New Roman"/>
         </w:rPr>
-        <w:t>Если указанная комбинация не найдена, то необходимо вывести сообщение с просьбой повторить ввод или предложить сбросить пароль.</w:t>
+        <w:t xml:space="preserve">Возможность настроить громкость по шкале от </w:t>
+      </w:r>
+      <w:r>
+        <w:rPr>
+          <w:rFonts w:ascii="Times New Roman" w:hAnsi="Times New Roman" w:cs="Times New Roman"/>
+        </w:rPr>
+        <w:t>0</w:t>
+      </w:r>
+      <w:r>
+        <w:rPr>
+          <w:rFonts w:ascii="Times New Roman" w:hAnsi="Times New Roman" w:cs="Times New Roman"/>
+        </w:rPr>
+        <w:t xml:space="preserve"> до 10, где:</w:t>
+      </w:r>
+    </w:p>
+    <w:p>
+      <w:pPr>
+        <w:pStyle w:val="a7"/>
+        <w:widowControl/>
+        <w:numPr>
+          <w:ilvl w:val="6"/>
+          <w:numId w:val="3"/>
+        </w:numPr>
+        <w:suppressAutoHyphens w:val="0"/>
+        <w:autoSpaceDN/>
+        <w:spacing w:after="160" w:line="276" w:lineRule="auto"/>
+        <w:textAlignment w:val="auto"/>
+        <w:rPr>
+          <w:rFonts w:ascii="Times New Roman" w:hAnsi="Times New Roman" w:cs="Times New Roman"/>
+        </w:rPr>
+      </w:pPr>
+      <w:r>
+        <w:rPr>
+          <w:rFonts w:ascii="Times New Roman" w:hAnsi="Times New Roman" w:cs="Times New Roman"/>
+        </w:rPr>
+        <w:t xml:space="preserve">0 </w:t>
+      </w:r>
+      <w:r>
+        <w:rPr>
+          <w:rFonts w:ascii="Times New Roman" w:hAnsi="Times New Roman" w:cs="Times New Roman"/>
+        </w:rPr>
+        <w:t>– отсутствие звука</w:t>
+      </w:r>
+    </w:p>
+    <w:p>
+      <w:pPr>
+        <w:pStyle w:val="a7"/>
+        <w:widowControl/>
+        <w:numPr>
+          <w:ilvl w:val="6"/>
+          <w:numId w:val="3"/>
+        </w:numPr>
+        <w:suppressAutoHyphens w:val="0"/>
+        <w:autoSpaceDN/>
+        <w:spacing w:after="160" w:line="276" w:lineRule="auto"/>
+        <w:textAlignment w:val="auto"/>
+        <w:rPr>
+          <w:rFonts w:ascii="Times New Roman" w:hAnsi="Times New Roman" w:cs="Times New Roman"/>
+        </w:rPr>
+      </w:pPr>
+      <w:r>
+        <w:rPr>
+          <w:rFonts w:ascii="Times New Roman" w:hAnsi="Times New Roman" w:cs="Times New Roman"/>
+        </w:rPr>
+        <w:t xml:space="preserve">10 – </w:t>
+      </w:r>
+      <w:r>
+        <w:rPr>
+          <w:rFonts w:ascii="Times New Roman" w:hAnsi="Times New Roman" w:cs="Times New Roman"/>
+        </w:rPr>
+        <w:t>100 дБ</w:t>
+      </w:r>
+    </w:p>
+    <w:p>
+      <w:pPr>
+        <w:pStyle w:val="a7"/>
+        <w:widowControl/>
+        <w:numPr>
+          <w:ilvl w:val="6"/>
+          <w:numId w:val="3"/>
+        </w:numPr>
+        <w:suppressAutoHyphens w:val="0"/>
+        <w:autoSpaceDN/>
+        <w:spacing w:after="160" w:line="276" w:lineRule="auto"/>
+        <w:textAlignment w:val="auto"/>
+        <w:rPr>
+          <w:rFonts w:ascii="Times New Roman" w:hAnsi="Times New Roman" w:cs="Times New Roman"/>
+        </w:rPr>
+      </w:pPr>
+      <w:r>
+        <w:rPr>
+          <w:rFonts w:ascii="Times New Roman" w:hAnsi="Times New Roman" w:cs="Times New Roman"/>
+        </w:rPr>
+        <w:t xml:space="preserve">Прибавление </w:t>
+      </w:r>
+      <w:r>
+        <w:rPr>
+          <w:rFonts w:ascii="Times New Roman" w:hAnsi="Times New Roman" w:cs="Times New Roman"/>
+        </w:rPr>
+        <w:t>единицы увеличивает громкость на 10 дБ</w:t>
+      </w:r>
+    </w:p>
+    <w:p>
+      <w:pPr>
+        <w:pStyle w:val="a7"/>
+        <w:widowControl/>
+        <w:numPr>
+          <w:ilvl w:val="5"/>
+          <w:numId w:val="3"/>
+        </w:numPr>
+        <w:suppressAutoHyphens w:val="0"/>
+        <w:autoSpaceDN/>
+        <w:spacing w:after="160" w:line="276" w:lineRule="auto"/>
+        <w:textAlignment w:val="auto"/>
+        <w:rPr>
+          <w:rFonts w:ascii="Times New Roman" w:hAnsi="Times New Roman" w:cs="Times New Roman"/>
+        </w:rPr>
+      </w:pPr>
+      <w:r>
+        <w:rPr>
+          <w:rFonts w:ascii="Times New Roman" w:hAnsi="Times New Roman" w:cs="Times New Roman"/>
+        </w:rPr>
+        <w:lastRenderedPageBreak/>
+        <w:t xml:space="preserve">Фоновая музыка </w:t>
+      </w:r>
+      <w:r>
+        <w:rPr>
+          <w:rFonts w:ascii="Times New Roman" w:hAnsi="Times New Roman" w:cs="Times New Roman"/>
+        </w:rPr>
+        <w:t>выбирается</w:t>
+      </w:r>
+      <w:r>
+        <w:rPr>
+          <w:rFonts w:ascii="Times New Roman" w:hAnsi="Times New Roman" w:cs="Times New Roman"/>
+        </w:rPr>
+        <w:t xml:space="preserve"> на усмотрение программиста</w:t>
+      </w:r>
+    </w:p>
+    <w:p>
+      <w:pPr>
+        <w:pStyle w:val="a7"/>
+        <w:widowControl/>
+        <w:numPr>
+          <w:ilvl w:val="5"/>
+          <w:numId w:val="3"/>
+        </w:numPr>
+        <w:suppressAutoHyphens w:val="0"/>
+        <w:autoSpaceDN/>
+        <w:spacing w:after="160" w:line="276" w:lineRule="auto"/>
+        <w:textAlignment w:val="auto"/>
+        <w:rPr>
+          <w:rFonts w:ascii="Times New Roman" w:hAnsi="Times New Roman" w:cs="Times New Roman"/>
+        </w:rPr>
+      </w:pPr>
+      <w:r>
+        <w:rPr>
+          <w:rFonts w:ascii="Times New Roman" w:hAnsi="Times New Roman" w:cs="Times New Roman"/>
+        </w:rPr>
+        <w:t>Звуки для спец эффектов остаются на усмотрение разработчика</w:t>
       </w:r>
     </w:p>
     <w:p>
@@ -10094,7 +10567,94 @@
         <w:rPr>
           <w:rFonts w:ascii="Times New Roman" w:hAnsi="Times New Roman" w:cs="Times New Roman"/>
         </w:rPr>
-        <w:t>После успешной авторизации пользователь перенаправляется в Главное Меню</w:t>
+        <w:t>Язык</w:t>
+      </w:r>
+    </w:p>
+    <w:p>
+      <w:pPr>
+        <w:pStyle w:val="a7"/>
+        <w:widowControl/>
+        <w:numPr>
+          <w:ilvl w:val="5"/>
+          <w:numId w:val="3"/>
+        </w:numPr>
+        <w:suppressAutoHyphens w:val="0"/>
+        <w:autoSpaceDN/>
+        <w:spacing w:after="160" w:line="276" w:lineRule="auto"/>
+        <w:textAlignment w:val="auto"/>
+        <w:rPr>
+          <w:rFonts w:ascii="Times New Roman" w:hAnsi="Times New Roman" w:cs="Times New Roman"/>
+        </w:rPr>
+      </w:pPr>
+      <w:r>
+        <w:rPr>
+          <w:rFonts w:ascii="Times New Roman" w:hAnsi="Times New Roman" w:cs="Times New Roman"/>
+        </w:rPr>
+        <w:t>Должн</w:t>
+      </w:r>
+      <w:r>
+        <w:rPr>
+          <w:rFonts w:ascii="Times New Roman" w:hAnsi="Times New Roman" w:cs="Times New Roman"/>
+        </w:rPr>
+        <w:t>ы</w:t>
+      </w:r>
+      <w:r>
+        <w:rPr>
+          <w:rFonts w:ascii="Times New Roman" w:hAnsi="Times New Roman" w:cs="Times New Roman"/>
+        </w:rPr>
+        <w:t xml:space="preserve"> поддерживаться локализации</w:t>
+      </w:r>
+      <w:r>
+        <w:rPr>
+          <w:rFonts w:ascii="Times New Roman" w:hAnsi="Times New Roman" w:cs="Times New Roman"/>
+        </w:rPr>
+        <w:t>:</w:t>
+      </w:r>
+    </w:p>
+    <w:p>
+      <w:pPr>
+        <w:pStyle w:val="a7"/>
+        <w:widowControl/>
+        <w:numPr>
+          <w:ilvl w:val="6"/>
+          <w:numId w:val="3"/>
+        </w:numPr>
+        <w:suppressAutoHyphens w:val="0"/>
+        <w:autoSpaceDN/>
+        <w:spacing w:after="160" w:line="276" w:lineRule="auto"/>
+        <w:textAlignment w:val="auto"/>
+        <w:rPr>
+          <w:rFonts w:ascii="Times New Roman" w:hAnsi="Times New Roman" w:cs="Times New Roman"/>
+        </w:rPr>
+      </w:pPr>
+      <w:r>
+        <w:rPr>
+          <w:rFonts w:ascii="Times New Roman" w:hAnsi="Times New Roman" w:cs="Times New Roman"/>
+        </w:rPr>
+        <w:t>Русская</w:t>
+      </w:r>
+    </w:p>
+    <w:p>
+      <w:pPr>
+        <w:pStyle w:val="a7"/>
+        <w:widowControl/>
+        <w:numPr>
+          <w:ilvl w:val="6"/>
+          <w:numId w:val="3"/>
+        </w:numPr>
+        <w:suppressAutoHyphens w:val="0"/>
+        <w:autoSpaceDN/>
+        <w:spacing w:after="160" w:line="276" w:lineRule="auto"/>
+        <w:textAlignment w:val="auto"/>
+        <w:rPr>
+          <w:rFonts w:ascii="Times New Roman" w:hAnsi="Times New Roman" w:cs="Times New Roman"/>
+        </w:rPr>
+      </w:pPr>
+      <w:r>
+        <w:rPr>
+          <w:rFonts w:ascii="Times New Roman" w:hAnsi="Times New Roman" w:cs="Times New Roman"/>
+        </w:rPr>
+        <w:t>Английская</w:t>
       </w:r>
     </w:p>
     <w:p>
@@ -10117,7 +10677,7 @@
         <w:rPr>
           <w:rFonts w:ascii="Times New Roman" w:hAnsi="Times New Roman" w:cs="Times New Roman"/>
         </w:rPr>
-        <w:t>Главное Меню</w:t>
+        <w:t>Меню выбора уровня</w:t>
       </w:r>
     </w:p>
     <w:p>
@@ -10140,7 +10700,30 @@
         <w:rPr>
           <w:rFonts w:ascii="Times New Roman" w:hAnsi="Times New Roman" w:cs="Times New Roman"/>
         </w:rPr>
-        <w:t xml:space="preserve">Главное Меню должно давать пользователю возможность попасть в: </w:t>
+        <w:t>Переход между уровнями должен осуществляться при помощи при помощи соответствующих стрелок</w:t>
+      </w:r>
+    </w:p>
+    <w:p>
+      <w:pPr>
+        <w:pStyle w:val="a7"/>
+        <w:widowControl/>
+        <w:numPr>
+          <w:ilvl w:val="4"/>
+          <w:numId w:val="3"/>
+        </w:numPr>
+        <w:suppressAutoHyphens w:val="0"/>
+        <w:autoSpaceDN/>
+        <w:spacing w:after="160" w:line="276" w:lineRule="auto"/>
+        <w:textAlignment w:val="auto"/>
+        <w:rPr>
+          <w:rFonts w:ascii="Times New Roman" w:hAnsi="Times New Roman" w:cs="Times New Roman"/>
+        </w:rPr>
+      </w:pPr>
+      <w:r>
+        <w:rPr>
+          <w:rFonts w:ascii="Times New Roman" w:hAnsi="Times New Roman" w:cs="Times New Roman"/>
+        </w:rPr>
+        <w:t xml:space="preserve">В игре должны присутствовать два типа уровней: </w:t>
       </w:r>
     </w:p>
     <w:p>
@@ -10163,7 +10746,7 @@
         <w:rPr>
           <w:rFonts w:ascii="Times New Roman" w:hAnsi="Times New Roman" w:cs="Times New Roman"/>
         </w:rPr>
-        <w:t>меню выбора уровня,</w:t>
+        <w:t>восстановление связности графа при помощи вращения вершин</w:t>
       </w:r>
     </w:p>
     <w:p>
@@ -10186,7 +10769,232 @@
         <w:rPr>
           <w:rFonts w:ascii="Times New Roman" w:hAnsi="Times New Roman" w:cs="Times New Roman"/>
         </w:rPr>
-        <w:t>настройки,</w:t>
+        <w:t>поиск максимального потока</w:t>
+      </w:r>
+    </w:p>
+    <w:p>
+      <w:pPr>
+        <w:pStyle w:val="a7"/>
+        <w:widowControl/>
+        <w:numPr>
+          <w:ilvl w:val="4"/>
+          <w:numId w:val="3"/>
+        </w:numPr>
+        <w:suppressAutoHyphens w:val="0"/>
+        <w:autoSpaceDN/>
+        <w:spacing w:after="160" w:line="276" w:lineRule="auto"/>
+        <w:textAlignment w:val="auto"/>
+        <w:rPr>
+          <w:rFonts w:ascii="Times New Roman" w:hAnsi="Times New Roman" w:cs="Times New Roman"/>
+        </w:rPr>
+      </w:pPr>
+      <w:r>
+        <w:rPr>
+          <w:rFonts w:ascii="Times New Roman" w:hAnsi="Times New Roman" w:cs="Times New Roman"/>
+        </w:rPr>
+        <w:t>В нижней части экрана должна располагаться кнопка, чтобы начать игру</w:t>
+      </w:r>
+    </w:p>
+    <w:p>
+      <w:pPr>
+        <w:pStyle w:val="a7"/>
+        <w:widowControl/>
+        <w:numPr>
+          <w:ilvl w:val="4"/>
+          <w:numId w:val="3"/>
+        </w:numPr>
+        <w:suppressAutoHyphens w:val="0"/>
+        <w:autoSpaceDN/>
+        <w:spacing w:after="160" w:line="276" w:lineRule="auto"/>
+        <w:textAlignment w:val="auto"/>
+        <w:rPr>
+          <w:rFonts w:ascii="Times New Roman" w:hAnsi="Times New Roman" w:cs="Times New Roman"/>
+        </w:rPr>
+      </w:pPr>
+      <w:r>
+        <w:rPr>
+          <w:rFonts w:ascii="Times New Roman" w:hAnsi="Times New Roman" w:cs="Times New Roman"/>
+        </w:rPr>
+        <w:t>Над каждым из уровней должна быть кнопка для просмотра таблицы рекордов выбранного уровня</w:t>
+      </w:r>
+    </w:p>
+    <w:p>
+      <w:pPr>
+        <w:pStyle w:val="a7"/>
+        <w:widowControl/>
+        <w:numPr>
+          <w:ilvl w:val="3"/>
+          <w:numId w:val="3"/>
+        </w:numPr>
+        <w:suppressAutoHyphens w:val="0"/>
+        <w:autoSpaceDN/>
+        <w:spacing w:after="160" w:line="276" w:lineRule="auto"/>
+        <w:textAlignment w:val="auto"/>
+        <w:rPr>
+          <w:rFonts w:ascii="Times New Roman" w:hAnsi="Times New Roman" w:cs="Times New Roman"/>
+        </w:rPr>
+      </w:pPr>
+      <w:r>
+        <w:rPr>
+          <w:rFonts w:ascii="Times New Roman" w:hAnsi="Times New Roman" w:cs="Times New Roman"/>
+        </w:rPr>
+        <w:t>Таблица рекордов</w:t>
+      </w:r>
+    </w:p>
+    <w:p>
+      <w:pPr>
+        <w:pStyle w:val="a7"/>
+        <w:widowControl/>
+        <w:numPr>
+          <w:ilvl w:val="4"/>
+          <w:numId w:val="3"/>
+        </w:numPr>
+        <w:suppressAutoHyphens w:val="0"/>
+        <w:autoSpaceDN/>
+        <w:spacing w:after="160" w:line="276" w:lineRule="auto"/>
+        <w:textAlignment w:val="auto"/>
+        <w:rPr>
+          <w:rFonts w:ascii="Times New Roman" w:hAnsi="Times New Roman" w:cs="Times New Roman"/>
+        </w:rPr>
+      </w:pPr>
+      <w:r>
+        <w:rPr>
+          <w:rFonts w:ascii="Times New Roman" w:hAnsi="Times New Roman" w:cs="Times New Roman"/>
+        </w:rPr>
+        <w:t>Таблицы рекордов для всех уровней не предусмотрено</w:t>
+      </w:r>
+    </w:p>
+    <w:p>
+      <w:pPr>
+        <w:pStyle w:val="a7"/>
+        <w:widowControl/>
+        <w:numPr>
+          <w:ilvl w:val="4"/>
+          <w:numId w:val="3"/>
+        </w:numPr>
+        <w:suppressAutoHyphens w:val="0"/>
+        <w:autoSpaceDN/>
+        <w:spacing w:after="160" w:line="276" w:lineRule="auto"/>
+        <w:textAlignment w:val="auto"/>
+        <w:rPr>
+          <w:rFonts w:ascii="Times New Roman" w:hAnsi="Times New Roman" w:cs="Times New Roman"/>
+        </w:rPr>
+      </w:pPr>
+      <w:r>
+        <w:rPr>
+          <w:rFonts w:ascii="Times New Roman" w:hAnsi="Times New Roman" w:cs="Times New Roman"/>
+        </w:rPr>
+        <w:t>Для каждого типа уровня должна храниться отдельная таблица</w:t>
+      </w:r>
+    </w:p>
+    <w:p>
+      <w:pPr>
+        <w:pStyle w:val="a7"/>
+        <w:widowControl/>
+        <w:numPr>
+          <w:ilvl w:val="4"/>
+          <w:numId w:val="3"/>
+        </w:numPr>
+        <w:suppressAutoHyphens w:val="0"/>
+        <w:autoSpaceDN/>
+        <w:spacing w:after="160" w:line="276" w:lineRule="auto"/>
+        <w:textAlignment w:val="auto"/>
+        <w:rPr>
+          <w:rFonts w:ascii="Times New Roman" w:hAnsi="Times New Roman" w:cs="Times New Roman"/>
+        </w:rPr>
+      </w:pPr>
+      <w:r>
+        <w:rPr>
+          <w:rFonts w:ascii="Times New Roman" w:hAnsi="Times New Roman" w:cs="Times New Roman"/>
+        </w:rPr>
+        <w:t>Для каждого типа уровня необходимо выводить топ 5 рейтинга</w:t>
+      </w:r>
+      <w:r>
+        <w:rPr>
+          <w:rFonts w:ascii="Times New Roman" w:hAnsi="Times New Roman" w:cs="Times New Roman"/>
+        </w:rPr>
+        <w:t xml:space="preserve"> по наибольшему количеству очков</w:t>
+      </w:r>
+    </w:p>
+    <w:p>
+      <w:pPr>
+        <w:pStyle w:val="a7"/>
+        <w:widowControl/>
+        <w:numPr>
+          <w:ilvl w:val="3"/>
+          <w:numId w:val="3"/>
+        </w:numPr>
+        <w:suppressAutoHyphens w:val="0"/>
+        <w:autoSpaceDN/>
+        <w:spacing w:after="160" w:line="276" w:lineRule="auto"/>
+        <w:textAlignment w:val="auto"/>
+        <w:rPr>
+          <w:rFonts w:ascii="Times New Roman" w:hAnsi="Times New Roman" w:cs="Times New Roman"/>
+        </w:rPr>
+      </w:pPr>
+      <w:r>
+        <w:rPr>
+          <w:rFonts w:ascii="Times New Roman" w:hAnsi="Times New Roman" w:cs="Times New Roman"/>
+        </w:rPr>
+        <w:t xml:space="preserve">Профиль </w:t>
+      </w:r>
+      <w:r>
+        <w:rPr>
+          <w:rFonts w:ascii="Times New Roman" w:hAnsi="Times New Roman" w:cs="Times New Roman"/>
+        </w:rPr>
+        <w:t>и</w:t>
+      </w:r>
+      <w:r>
+        <w:rPr>
+          <w:rFonts w:ascii="Times New Roman" w:hAnsi="Times New Roman" w:cs="Times New Roman"/>
+        </w:rPr>
+        <w:t>грока</w:t>
+      </w:r>
+    </w:p>
+    <w:p>
+      <w:pPr>
+        <w:pStyle w:val="a7"/>
+        <w:widowControl/>
+        <w:numPr>
+          <w:ilvl w:val="4"/>
+          <w:numId w:val="3"/>
+        </w:numPr>
+        <w:suppressAutoHyphens w:val="0"/>
+        <w:autoSpaceDN/>
+        <w:spacing w:after="160" w:line="276" w:lineRule="auto"/>
+        <w:textAlignment w:val="auto"/>
+        <w:rPr>
+          <w:rFonts w:ascii="Times New Roman" w:hAnsi="Times New Roman" w:cs="Times New Roman"/>
+        </w:rPr>
+      </w:pPr>
+      <w:r>
+        <w:rPr>
+          <w:rFonts w:ascii="Times New Roman" w:hAnsi="Times New Roman" w:cs="Times New Roman"/>
+        </w:rPr>
+        <w:t>Профиль должен поддерживать просмотр и редактирование</w:t>
+      </w:r>
+    </w:p>
+    <w:p>
+      <w:pPr>
+        <w:pStyle w:val="a7"/>
+        <w:widowControl/>
+        <w:numPr>
+          <w:ilvl w:val="4"/>
+          <w:numId w:val="3"/>
+        </w:numPr>
+        <w:suppressAutoHyphens w:val="0"/>
+        <w:autoSpaceDN/>
+        <w:spacing w:after="160" w:line="276" w:lineRule="auto"/>
+        <w:textAlignment w:val="auto"/>
+        <w:rPr>
+          <w:rFonts w:ascii="Times New Roman" w:hAnsi="Times New Roman" w:cs="Times New Roman"/>
+        </w:rPr>
+      </w:pPr>
+      <w:r>
+        <w:rPr>
+          <w:rFonts w:ascii="Times New Roman" w:hAnsi="Times New Roman" w:cs="Times New Roman"/>
+        </w:rPr>
+        <w:t>Просмотр</w:t>
       </w:r>
     </w:p>
     <w:p>
@@ -10209,7 +11017,698 @@
         <w:rPr>
           <w:rFonts w:ascii="Times New Roman" w:hAnsi="Times New Roman" w:cs="Times New Roman"/>
         </w:rPr>
-        <w:t>окно редактирования профиля.</w:t>
+        <w:t>Возможность просматривать:</w:t>
+      </w:r>
+    </w:p>
+    <w:p>
+      <w:pPr>
+        <w:pStyle w:val="a7"/>
+        <w:widowControl/>
+        <w:numPr>
+          <w:ilvl w:val="6"/>
+          <w:numId w:val="3"/>
+        </w:numPr>
+        <w:suppressAutoHyphens w:val="0"/>
+        <w:autoSpaceDN/>
+        <w:spacing w:after="160" w:line="276" w:lineRule="auto"/>
+        <w:textAlignment w:val="auto"/>
+        <w:rPr>
+          <w:rFonts w:ascii="Times New Roman" w:hAnsi="Times New Roman" w:cs="Times New Roman"/>
+        </w:rPr>
+      </w:pPr>
+      <w:r>
+        <w:rPr>
+          <w:rFonts w:ascii="Times New Roman" w:hAnsi="Times New Roman" w:cs="Times New Roman"/>
+        </w:rPr>
+        <w:t>Аватар игрока</w:t>
+      </w:r>
+    </w:p>
+    <w:p>
+      <w:pPr>
+        <w:pStyle w:val="a7"/>
+        <w:widowControl/>
+        <w:numPr>
+          <w:ilvl w:val="6"/>
+          <w:numId w:val="3"/>
+        </w:numPr>
+        <w:suppressAutoHyphens w:val="0"/>
+        <w:autoSpaceDN/>
+        <w:spacing w:after="160" w:line="276" w:lineRule="auto"/>
+        <w:textAlignment w:val="auto"/>
+        <w:rPr>
+          <w:rFonts w:ascii="Times New Roman" w:hAnsi="Times New Roman" w:cs="Times New Roman"/>
+        </w:rPr>
+      </w:pPr>
+      <w:r>
+        <w:rPr>
+          <w:rFonts w:ascii="Times New Roman" w:hAnsi="Times New Roman" w:cs="Times New Roman"/>
+        </w:rPr>
+        <w:t>Имя пользователя</w:t>
+      </w:r>
+    </w:p>
+    <w:p>
+      <w:pPr>
+        <w:pStyle w:val="a7"/>
+        <w:widowControl/>
+        <w:numPr>
+          <w:ilvl w:val="6"/>
+          <w:numId w:val="3"/>
+        </w:numPr>
+        <w:suppressAutoHyphens w:val="0"/>
+        <w:autoSpaceDN/>
+        <w:spacing w:after="160" w:line="276" w:lineRule="auto"/>
+        <w:textAlignment w:val="auto"/>
+        <w:rPr>
+          <w:rFonts w:ascii="Times New Roman" w:hAnsi="Times New Roman" w:cs="Times New Roman"/>
+        </w:rPr>
+      </w:pPr>
+      <w:r>
+        <w:rPr>
+          <w:rFonts w:ascii="Times New Roman" w:hAnsi="Times New Roman" w:cs="Times New Roman"/>
+        </w:rPr>
+        <w:t>Электронную почту</w:t>
+      </w:r>
+    </w:p>
+    <w:p>
+      <w:pPr>
+        <w:pStyle w:val="a7"/>
+        <w:widowControl/>
+        <w:numPr>
+          <w:ilvl w:val="4"/>
+          <w:numId w:val="3"/>
+        </w:numPr>
+        <w:suppressAutoHyphens w:val="0"/>
+        <w:autoSpaceDN/>
+        <w:spacing w:after="160" w:line="276" w:lineRule="auto"/>
+        <w:textAlignment w:val="auto"/>
+        <w:rPr>
+          <w:rFonts w:ascii="Times New Roman" w:hAnsi="Times New Roman" w:cs="Times New Roman"/>
+        </w:rPr>
+      </w:pPr>
+      <w:r>
+        <w:rPr>
+          <w:rFonts w:ascii="Times New Roman" w:hAnsi="Times New Roman" w:cs="Times New Roman"/>
+        </w:rPr>
+        <w:t>Редактирование</w:t>
+      </w:r>
+    </w:p>
+    <w:p>
+      <w:pPr>
+        <w:pStyle w:val="a7"/>
+        <w:widowControl/>
+        <w:numPr>
+          <w:ilvl w:val="6"/>
+          <w:numId w:val="3"/>
+        </w:numPr>
+        <w:suppressAutoHyphens w:val="0"/>
+        <w:autoSpaceDN/>
+        <w:spacing w:after="160" w:line="276" w:lineRule="auto"/>
+        <w:textAlignment w:val="auto"/>
+        <w:rPr>
+          <w:rFonts w:ascii="Times New Roman" w:hAnsi="Times New Roman" w:cs="Times New Roman"/>
+        </w:rPr>
+      </w:pPr>
+      <w:r>
+        <w:rPr>
+          <w:rFonts w:ascii="Times New Roman" w:hAnsi="Times New Roman" w:cs="Times New Roman"/>
+        </w:rPr>
+        <w:t>Имя изменя</w:t>
+      </w:r>
+      <w:r>
+        <w:rPr>
+          <w:rFonts w:ascii="Times New Roman" w:hAnsi="Times New Roman" w:cs="Times New Roman"/>
+        </w:rPr>
+        <w:t>е</w:t>
+      </w:r>
+      <w:r>
+        <w:rPr>
+          <w:rFonts w:ascii="Times New Roman" w:hAnsi="Times New Roman" w:cs="Times New Roman"/>
+        </w:rPr>
+        <w:t>тся только после проверки, которая осуществляется в соответстви</w:t>
+      </w:r>
+      <w:r>
+        <w:rPr>
+          <w:rFonts w:ascii="Times New Roman" w:hAnsi="Times New Roman" w:cs="Times New Roman"/>
+        </w:rPr>
+        <w:t>е</w:t>
+      </w:r>
+      <w:r>
+        <w:rPr>
+          <w:rFonts w:ascii="Times New Roman" w:hAnsi="Times New Roman" w:cs="Times New Roman"/>
+        </w:rPr>
+        <w:t xml:space="preserve"> с требованиями к соответствующим входным данным</w:t>
+      </w:r>
+    </w:p>
+    <w:p>
+      <w:pPr>
+        <w:pStyle w:val="a7"/>
+        <w:widowControl/>
+        <w:numPr>
+          <w:ilvl w:val="6"/>
+          <w:numId w:val="3"/>
+        </w:numPr>
+        <w:suppressAutoHyphens w:val="0"/>
+        <w:autoSpaceDN/>
+        <w:spacing w:after="160" w:line="276" w:lineRule="auto"/>
+        <w:textAlignment w:val="auto"/>
+        <w:rPr>
+          <w:rFonts w:ascii="Times New Roman" w:hAnsi="Times New Roman" w:cs="Times New Roman"/>
+        </w:rPr>
+      </w:pPr>
+      <w:r>
+        <w:rPr>
+          <w:rFonts w:ascii="Times New Roman" w:hAnsi="Times New Roman" w:cs="Times New Roman"/>
+        </w:rPr>
+        <w:t xml:space="preserve">Новое имя пользователя должно фиксироваться в </w:t>
+      </w:r>
+      <w:r>
+        <w:rPr>
+          <w:rFonts w:ascii="Times New Roman" w:hAnsi="Times New Roman" w:cs="Times New Roman"/>
+          <w:lang w:val="en-US"/>
+        </w:rPr>
+        <w:t>Firebase</w:t>
+      </w:r>
+      <w:r>
+        <w:rPr>
+          <w:rFonts w:ascii="Times New Roman" w:hAnsi="Times New Roman" w:cs="Times New Roman"/>
+        </w:rPr>
+        <w:t xml:space="preserve"> </w:t>
+      </w:r>
+      <w:r>
+        <w:rPr>
+          <w:rFonts w:ascii="Times New Roman" w:hAnsi="Times New Roman" w:cs="Times New Roman"/>
+          <w:lang w:val="en-US"/>
+        </w:rPr>
+        <w:t>Authentication</w:t>
+      </w:r>
+    </w:p>
+    <w:p>
+      <w:pPr>
+        <w:pStyle w:val="a7"/>
+        <w:widowControl/>
+        <w:numPr>
+          <w:ilvl w:val="6"/>
+          <w:numId w:val="3"/>
+        </w:numPr>
+        <w:suppressAutoHyphens w:val="0"/>
+        <w:autoSpaceDN/>
+        <w:spacing w:after="160" w:line="276" w:lineRule="auto"/>
+        <w:textAlignment w:val="auto"/>
+        <w:rPr>
+          <w:rFonts w:ascii="Times New Roman" w:hAnsi="Times New Roman" w:cs="Times New Roman"/>
+        </w:rPr>
+      </w:pPr>
+      <w:r>
+        <w:rPr>
+          <w:rFonts w:ascii="Times New Roman" w:hAnsi="Times New Roman" w:cs="Times New Roman"/>
+        </w:rPr>
+        <w:t>Аватар</w:t>
+      </w:r>
+    </w:p>
+    <w:p>
+      <w:pPr>
+        <w:pStyle w:val="a7"/>
+        <w:widowControl/>
+        <w:numPr>
+          <w:ilvl w:val="7"/>
+          <w:numId w:val="3"/>
+        </w:numPr>
+        <w:suppressAutoHyphens w:val="0"/>
+        <w:autoSpaceDN/>
+        <w:spacing w:after="160" w:line="276" w:lineRule="auto"/>
+        <w:textAlignment w:val="auto"/>
+        <w:rPr>
+          <w:rFonts w:ascii="Times New Roman" w:hAnsi="Times New Roman" w:cs="Times New Roman"/>
+        </w:rPr>
+      </w:pPr>
+      <w:r>
+        <w:rPr>
+          <w:rFonts w:ascii="Times New Roman" w:hAnsi="Times New Roman" w:cs="Times New Roman"/>
+        </w:rPr>
+        <w:t xml:space="preserve">Редактирование описано в п. </w:t>
+      </w:r>
+      <w:r>
+        <w:rPr>
+          <w:rFonts w:ascii="Times New Roman" w:hAnsi="Times New Roman" w:cs="Times New Roman"/>
+        </w:rPr>
+        <w:fldChar w:fldCharType="begin"/>
+      </w:r>
+      <w:r>
+        <w:rPr>
+          <w:rFonts w:ascii="Times New Roman" w:hAnsi="Times New Roman" w:cs="Times New Roman"/>
+        </w:rPr>
+        <w:instrText xml:space="preserve"> REF _Ref216140565 \r \h </w:instrText>
+      </w:r>
+      <w:r>
+        <w:rPr>
+          <w:rFonts w:ascii="Times New Roman" w:hAnsi="Times New Roman" w:cs="Times New Roman"/>
+        </w:rPr>
+        <w:instrText xml:space="preserve"> \* MERGEFORMAT </w:instrText>
+      </w:r>
+      <w:r>
+        <w:rPr>
+          <w:rFonts w:ascii="Times New Roman" w:hAnsi="Times New Roman" w:cs="Times New Roman"/>
+        </w:rPr>
+      </w:r>
+      <w:r>
+        <w:rPr>
+          <w:rFonts w:ascii="Times New Roman" w:hAnsi="Times New Roman" w:cs="Times New Roman"/>
+        </w:rPr>
+        <w:fldChar w:fldCharType="separate"/>
+      </w:r>
+      <w:r>
+        <w:rPr>
+          <w:rFonts w:ascii="Times New Roman" w:hAnsi="Times New Roman" w:cs="Times New Roman"/>
+        </w:rPr>
+        <w:t>4.1.1.7.5.2</w:t>
+      </w:r>
+      <w:r>
+        <w:rPr>
+          <w:rFonts w:ascii="Times New Roman" w:hAnsi="Times New Roman" w:cs="Times New Roman"/>
+        </w:rPr>
+        <w:fldChar w:fldCharType="end"/>
+      </w:r>
+    </w:p>
+    <w:p>
+      <w:pPr>
+        <w:pStyle w:val="a7"/>
+        <w:widowControl/>
+        <w:numPr>
+          <w:ilvl w:val="6"/>
+          <w:numId w:val="3"/>
+        </w:numPr>
+        <w:suppressAutoHyphens w:val="0"/>
+        <w:autoSpaceDN/>
+        <w:spacing w:after="160" w:line="276" w:lineRule="auto"/>
+        <w:textAlignment w:val="auto"/>
+        <w:rPr>
+          <w:rFonts w:ascii="Times New Roman" w:hAnsi="Times New Roman" w:cs="Times New Roman"/>
+        </w:rPr>
+      </w:pPr>
+      <w:r>
+        <w:rPr>
+          <w:rFonts w:ascii="Times New Roman" w:hAnsi="Times New Roman" w:cs="Times New Roman"/>
+        </w:rPr>
+        <w:t>Почта не подлежит редактированию</w:t>
+      </w:r>
+    </w:p>
+    <w:p>
+      <w:pPr>
+        <w:pStyle w:val="a7"/>
+        <w:widowControl/>
+        <w:numPr>
+          <w:ilvl w:val="7"/>
+          <w:numId w:val="3"/>
+        </w:numPr>
+        <w:suppressAutoHyphens w:val="0"/>
+        <w:autoSpaceDN/>
+        <w:spacing w:after="160" w:line="276" w:lineRule="auto"/>
+        <w:textAlignment w:val="auto"/>
+        <w:rPr>
+          <w:rFonts w:ascii="Times New Roman" w:hAnsi="Times New Roman" w:cs="Times New Roman"/>
+        </w:rPr>
+      </w:pPr>
+      <w:r>
+        <w:rPr>
+          <w:rFonts w:ascii="Times New Roman" w:hAnsi="Times New Roman" w:cs="Times New Roman"/>
+        </w:rPr>
+        <w:lastRenderedPageBreak/>
+        <w:t xml:space="preserve">Редактирование </w:t>
+      </w:r>
+      <w:r>
+        <w:rPr>
+          <w:rFonts w:ascii="Times New Roman" w:hAnsi="Times New Roman" w:cs="Times New Roman"/>
+        </w:rPr>
+        <w:t xml:space="preserve">пароля </w:t>
+      </w:r>
+      <w:r>
+        <w:rPr>
+          <w:rFonts w:ascii="Times New Roman" w:hAnsi="Times New Roman" w:cs="Times New Roman"/>
+        </w:rPr>
+        <w:t xml:space="preserve">должно происходить </w:t>
+      </w:r>
+      <w:r>
+        <w:rPr>
+          <w:rFonts w:ascii="Times New Roman" w:hAnsi="Times New Roman" w:cs="Times New Roman"/>
+        </w:rPr>
+        <w:t xml:space="preserve">с использованием встроенной в </w:t>
+      </w:r>
+      <w:r>
+        <w:rPr>
+          <w:rFonts w:ascii="Times New Roman" w:hAnsi="Times New Roman" w:cs="Times New Roman"/>
+          <w:lang w:val="en-US"/>
+        </w:rPr>
+        <w:t>Firebase</w:t>
+      </w:r>
+      <w:r>
+        <w:rPr>
+          <w:rFonts w:ascii="Times New Roman" w:hAnsi="Times New Roman" w:cs="Times New Roman"/>
+        </w:rPr>
+        <w:t xml:space="preserve"> системы изменения пароля</w:t>
+      </w:r>
+    </w:p>
+    <w:p>
+      <w:pPr>
+        <w:pStyle w:val="a7"/>
+        <w:widowControl/>
+        <w:numPr>
+          <w:ilvl w:val="7"/>
+          <w:numId w:val="3"/>
+        </w:numPr>
+        <w:suppressAutoHyphens w:val="0"/>
+        <w:autoSpaceDN/>
+        <w:spacing w:after="160" w:line="276" w:lineRule="auto"/>
+        <w:textAlignment w:val="auto"/>
+        <w:rPr>
+          <w:rFonts w:ascii="Times New Roman" w:hAnsi="Times New Roman" w:cs="Times New Roman"/>
+        </w:rPr>
+      </w:pPr>
+      <w:r>
+        <w:rPr>
+          <w:rFonts w:ascii="Times New Roman" w:hAnsi="Times New Roman" w:cs="Times New Roman"/>
+        </w:rPr>
+        <w:t>Проверка входных данных для нового пароля должна осуществляться в соответствии с Таблицей 1.</w:t>
+      </w:r>
+    </w:p>
+    <w:p>
+      <w:pPr>
+        <w:pStyle w:val="a7"/>
+        <w:widowControl/>
+        <w:numPr>
+          <w:ilvl w:val="4"/>
+          <w:numId w:val="3"/>
+        </w:numPr>
+        <w:suppressAutoHyphens w:val="0"/>
+        <w:autoSpaceDN/>
+        <w:spacing w:after="160" w:line="276" w:lineRule="auto"/>
+        <w:textAlignment w:val="auto"/>
+        <w:rPr>
+          <w:rFonts w:ascii="Times New Roman" w:hAnsi="Times New Roman" w:cs="Times New Roman"/>
+        </w:rPr>
+      </w:pPr>
+      <w:r>
+        <w:rPr>
+          <w:rFonts w:ascii="Times New Roman" w:hAnsi="Times New Roman" w:cs="Times New Roman"/>
+        </w:rPr>
+        <w:t>Интерфейс</w:t>
+      </w:r>
+      <w:r>
+        <w:rPr>
+          <w:rFonts w:ascii="Times New Roman" w:hAnsi="Times New Roman" w:cs="Times New Roman"/>
+          <w:lang w:val="en-US"/>
+        </w:rPr>
+        <w:t xml:space="preserve"> </w:t>
+      </w:r>
+      <w:r>
+        <w:rPr>
+          <w:rFonts w:ascii="Times New Roman" w:hAnsi="Times New Roman" w:cs="Times New Roman"/>
+        </w:rPr>
+        <w:t>меню настроек</w:t>
+      </w:r>
+    </w:p>
+    <w:p>
+      <w:pPr>
+        <w:pStyle w:val="a7"/>
+        <w:widowControl/>
+        <w:numPr>
+          <w:ilvl w:val="5"/>
+          <w:numId w:val="3"/>
+        </w:numPr>
+        <w:suppressAutoHyphens w:val="0"/>
+        <w:autoSpaceDN/>
+        <w:spacing w:after="160" w:line="276" w:lineRule="auto"/>
+        <w:textAlignment w:val="auto"/>
+        <w:rPr>
+          <w:rFonts w:ascii="Times New Roman" w:hAnsi="Times New Roman" w:cs="Times New Roman"/>
+        </w:rPr>
+      </w:pPr>
+      <w:r>
+        <w:rPr>
+          <w:rFonts w:ascii="Times New Roman" w:hAnsi="Times New Roman" w:cs="Times New Roman"/>
+        </w:rPr>
+        <w:t>Все характеристики, которые можно редактировать, должны быть написаны в отдельных текстовых полях и расположены в следующем порядке</w:t>
+      </w:r>
+    </w:p>
+    <w:p>
+      <w:pPr>
+        <w:pStyle w:val="a7"/>
+        <w:widowControl/>
+        <w:numPr>
+          <w:ilvl w:val="6"/>
+          <w:numId w:val="3"/>
+        </w:numPr>
+        <w:suppressAutoHyphens w:val="0"/>
+        <w:autoSpaceDN/>
+        <w:spacing w:after="160" w:line="276" w:lineRule="auto"/>
+        <w:textAlignment w:val="auto"/>
+        <w:rPr>
+          <w:rFonts w:ascii="Times New Roman" w:hAnsi="Times New Roman" w:cs="Times New Roman"/>
+        </w:rPr>
+      </w:pPr>
+      <w:r>
+        <w:rPr>
+          <w:rFonts w:ascii="Times New Roman" w:hAnsi="Times New Roman" w:cs="Times New Roman"/>
+        </w:rPr>
+        <w:t>аватар</w:t>
+      </w:r>
+    </w:p>
+    <w:p>
+      <w:pPr>
+        <w:pStyle w:val="a7"/>
+        <w:widowControl/>
+        <w:numPr>
+          <w:ilvl w:val="6"/>
+          <w:numId w:val="3"/>
+        </w:numPr>
+        <w:suppressAutoHyphens w:val="0"/>
+        <w:autoSpaceDN/>
+        <w:spacing w:after="160" w:line="276" w:lineRule="auto"/>
+        <w:textAlignment w:val="auto"/>
+        <w:rPr>
+          <w:rFonts w:ascii="Times New Roman" w:hAnsi="Times New Roman" w:cs="Times New Roman"/>
+        </w:rPr>
+      </w:pPr>
+      <w:r>
+        <w:rPr>
+          <w:rFonts w:ascii="Times New Roman" w:hAnsi="Times New Roman" w:cs="Times New Roman"/>
+        </w:rPr>
+        <w:t xml:space="preserve">все характеристики из п. </w:t>
+      </w:r>
+      <w:r>
+        <w:rPr>
+          <w:rFonts w:ascii="Times New Roman" w:hAnsi="Times New Roman" w:cs="Times New Roman"/>
+        </w:rPr>
+        <w:fldChar w:fldCharType="begin"/>
+      </w:r>
+      <w:r>
+        <w:rPr>
+          <w:rFonts w:ascii="Times New Roman" w:hAnsi="Times New Roman" w:cs="Times New Roman"/>
+        </w:rPr>
+        <w:instrText xml:space="preserve"> REF _Ref216139811 \r \h </w:instrText>
+      </w:r>
+      <w:r>
+        <w:rPr>
+          <w:rFonts w:ascii="Times New Roman" w:hAnsi="Times New Roman" w:cs="Times New Roman"/>
+        </w:rPr>
+        <w:instrText xml:space="preserve"> \* MERGEFORMAT </w:instrText>
+      </w:r>
+      <w:r>
+        <w:rPr>
+          <w:rFonts w:ascii="Times New Roman" w:hAnsi="Times New Roman" w:cs="Times New Roman"/>
+        </w:rPr>
+      </w:r>
+      <w:r>
+        <w:rPr>
+          <w:rFonts w:ascii="Times New Roman" w:hAnsi="Times New Roman" w:cs="Times New Roman"/>
+        </w:rPr>
+        <w:fldChar w:fldCharType="separate"/>
+      </w:r>
+      <w:r>
+        <w:rPr>
+          <w:rFonts w:ascii="Times New Roman" w:hAnsi="Times New Roman" w:cs="Times New Roman"/>
+        </w:rPr>
+        <w:t>4.1.1.2.5.1</w:t>
+      </w:r>
+      <w:r>
+        <w:rPr>
+          <w:rFonts w:ascii="Times New Roman" w:hAnsi="Times New Roman" w:cs="Times New Roman"/>
+        </w:rPr>
+        <w:fldChar w:fldCharType="end"/>
+      </w:r>
+      <w:r>
+        <w:rPr>
+          <w:rFonts w:ascii="Times New Roman" w:hAnsi="Times New Roman" w:cs="Times New Roman"/>
+        </w:rPr>
+        <w:t>, кроме почты</w:t>
+      </w:r>
+    </w:p>
+    <w:p>
+      <w:pPr>
+        <w:pStyle w:val="a7"/>
+        <w:widowControl/>
+        <w:numPr>
+          <w:ilvl w:val="4"/>
+          <w:numId w:val="3"/>
+        </w:numPr>
+        <w:suppressAutoHyphens w:val="0"/>
+        <w:autoSpaceDN/>
+        <w:spacing w:after="160" w:line="276" w:lineRule="auto"/>
+        <w:textAlignment w:val="auto"/>
+        <w:rPr>
+          <w:rFonts w:ascii="Times New Roman" w:hAnsi="Times New Roman" w:cs="Times New Roman"/>
+        </w:rPr>
+      </w:pPr>
+      <w:r>
+        <w:rPr>
+          <w:rFonts w:ascii="Times New Roman" w:hAnsi="Times New Roman" w:cs="Times New Roman"/>
+        </w:rPr>
+        <w:t>Аватар</w:t>
+      </w:r>
+    </w:p>
+    <w:p>
+      <w:pPr>
+        <w:pStyle w:val="a7"/>
+        <w:widowControl/>
+        <w:numPr>
+          <w:ilvl w:val="5"/>
+          <w:numId w:val="3"/>
+        </w:numPr>
+        <w:suppressAutoHyphens w:val="0"/>
+        <w:autoSpaceDN/>
+        <w:spacing w:after="160" w:line="276" w:lineRule="auto"/>
+        <w:textAlignment w:val="auto"/>
+        <w:rPr>
+          <w:rFonts w:ascii="Times New Roman" w:hAnsi="Times New Roman" w:cs="Times New Roman"/>
+        </w:rPr>
+      </w:pPr>
+      <w:r>
+        <w:rPr>
+          <w:rFonts w:ascii="Times New Roman" w:hAnsi="Times New Roman" w:cs="Times New Roman"/>
+        </w:rPr>
+        <w:t>Располагается слева от имени пользователя</w:t>
+      </w:r>
+    </w:p>
+    <w:p>
+      <w:pPr>
+        <w:pStyle w:val="a7"/>
+        <w:widowControl/>
+        <w:numPr>
+          <w:ilvl w:val="5"/>
+          <w:numId w:val="3"/>
+        </w:numPr>
+        <w:suppressAutoHyphens w:val="0"/>
+        <w:autoSpaceDN/>
+        <w:spacing w:after="160" w:line="276" w:lineRule="auto"/>
+        <w:textAlignment w:val="auto"/>
+        <w:rPr>
+          <w:rFonts w:ascii="Times New Roman" w:hAnsi="Times New Roman" w:cs="Times New Roman"/>
+        </w:rPr>
+      </w:pPr>
+      <w:bookmarkStart w:id="19" w:name="_Ref216140565"/>
+      <w:r>
+        <w:rPr>
+          <w:rFonts w:ascii="Times New Roman" w:hAnsi="Times New Roman" w:cs="Times New Roman"/>
+        </w:rPr>
+        <w:t>Редактирование</w:t>
+      </w:r>
+      <w:bookmarkEnd w:id="19"/>
+    </w:p>
+    <w:p>
+      <w:pPr>
+        <w:pStyle w:val="a7"/>
+        <w:widowControl/>
+        <w:numPr>
+          <w:ilvl w:val="6"/>
+          <w:numId w:val="3"/>
+        </w:numPr>
+        <w:suppressAutoHyphens w:val="0"/>
+        <w:autoSpaceDN/>
+        <w:spacing w:after="160" w:line="276" w:lineRule="auto"/>
+        <w:textAlignment w:val="auto"/>
+        <w:rPr>
+          <w:rFonts w:ascii="Times New Roman" w:hAnsi="Times New Roman" w:cs="Times New Roman"/>
+        </w:rPr>
+      </w:pPr>
+      <w:r>
+        <w:rPr>
+          <w:rFonts w:ascii="Times New Roman" w:hAnsi="Times New Roman" w:cs="Times New Roman"/>
+        </w:rPr>
+        <w:t>В отдельном диалоговом окне должен быть предложен список со всеми доступными в игре аватарами</w:t>
+      </w:r>
+    </w:p>
+    <w:p>
+      <w:pPr>
+        <w:pStyle w:val="a7"/>
+        <w:widowControl/>
+        <w:numPr>
+          <w:ilvl w:val="6"/>
+          <w:numId w:val="3"/>
+        </w:numPr>
+        <w:suppressAutoHyphens w:val="0"/>
+        <w:autoSpaceDN/>
+        <w:spacing w:after="160" w:line="276" w:lineRule="auto"/>
+        <w:textAlignment w:val="auto"/>
+        <w:rPr>
+          <w:rFonts w:ascii="Times New Roman" w:hAnsi="Times New Roman" w:cs="Times New Roman"/>
+        </w:rPr>
+      </w:pPr>
+      <w:r>
+        <w:rPr>
+          <w:rFonts w:ascii="Times New Roman" w:hAnsi="Times New Roman" w:cs="Times New Roman"/>
+        </w:rPr>
+        <w:t xml:space="preserve">Аватары </w:t>
+      </w:r>
+      <w:r>
+        <w:rPr>
+          <w:rFonts w:ascii="Times New Roman" w:hAnsi="Times New Roman" w:cs="Times New Roman"/>
+        </w:rPr>
+        <w:t>должны быть заранее добавлены в игру</w:t>
+      </w:r>
+    </w:p>
+    <w:p>
+      <w:pPr>
+        <w:pStyle w:val="a7"/>
+        <w:widowControl/>
+        <w:numPr>
+          <w:ilvl w:val="6"/>
+          <w:numId w:val="3"/>
+        </w:numPr>
+        <w:suppressAutoHyphens w:val="0"/>
+        <w:autoSpaceDN/>
+        <w:spacing w:after="160" w:line="276" w:lineRule="auto"/>
+        <w:textAlignment w:val="auto"/>
+        <w:rPr>
+          <w:rFonts w:ascii="Times New Roman" w:hAnsi="Times New Roman" w:cs="Times New Roman"/>
+        </w:rPr>
+      </w:pPr>
+      <w:r>
+        <w:rPr>
+          <w:rFonts w:ascii="Times New Roman" w:hAnsi="Times New Roman" w:cs="Times New Roman"/>
+        </w:rPr>
+        <w:t>После нажатия на одну из предложенных картинок диалоговое окно должно закрываться, а аватар ставиться в профиль</w:t>
+      </w:r>
+    </w:p>
+    <w:p>
+      <w:pPr>
+        <w:pStyle w:val="a7"/>
+        <w:widowControl/>
+        <w:numPr>
+          <w:ilvl w:val="5"/>
+          <w:numId w:val="3"/>
+        </w:numPr>
+        <w:suppressAutoHyphens w:val="0"/>
+        <w:autoSpaceDN/>
+        <w:spacing w:after="160" w:line="276" w:lineRule="auto"/>
+        <w:textAlignment w:val="auto"/>
+        <w:rPr>
+          <w:rFonts w:ascii="Times New Roman" w:hAnsi="Times New Roman" w:cs="Times New Roman"/>
+        </w:rPr>
+      </w:pPr>
+      <w:r>
+        <w:rPr>
+          <w:rFonts w:ascii="Times New Roman" w:hAnsi="Times New Roman" w:cs="Times New Roman"/>
+        </w:rPr>
+        <w:t>Аватар должен быть показан в кружочке</w:t>
       </w:r>
     </w:p>
     <w:p>
@@ -10232,7 +11731,19 @@
         <w:rPr>
           <w:rFonts w:ascii="Times New Roman" w:hAnsi="Times New Roman" w:cs="Times New Roman"/>
         </w:rPr>
-        <w:t>Настройки</w:t>
+        <w:t xml:space="preserve">Игровой </w:t>
+      </w:r>
+      <w:r>
+        <w:rPr>
+          <w:rFonts w:ascii="Times New Roman" w:hAnsi="Times New Roman" w:cs="Times New Roman"/>
+        </w:rPr>
+        <w:t>П</w:t>
+      </w:r>
+      <w:r>
+        <w:rPr>
+          <w:rFonts w:ascii="Times New Roman" w:hAnsi="Times New Roman" w:cs="Times New Roman"/>
+        </w:rPr>
+        <w:t>роцесс</w:t>
       </w:r>
     </w:p>
     <w:p>
@@ -10255,7 +11766,48 @@
         <w:rPr>
           <w:rFonts w:ascii="Times New Roman" w:hAnsi="Times New Roman" w:cs="Times New Roman"/>
         </w:rPr>
-        <w:t>Пользователь должен иметь возможность настроить:</w:t>
+        <w:t>Начало игрового процесса – ожидание пользователем возможности взаимодействия с уровнем</w:t>
+      </w:r>
+    </w:p>
+    <w:p>
+      <w:pPr>
+        <w:pStyle w:val="a7"/>
+        <w:widowControl/>
+        <w:numPr>
+          <w:ilvl w:val="4"/>
+          <w:numId w:val="3"/>
+        </w:numPr>
+        <w:suppressAutoHyphens w:val="0"/>
+        <w:autoSpaceDN/>
+        <w:spacing w:after="160" w:line="276" w:lineRule="auto"/>
+        <w:textAlignment w:val="auto"/>
+        <w:rPr>
+          <w:rFonts w:ascii="Times New Roman" w:hAnsi="Times New Roman" w:cs="Times New Roman"/>
+        </w:rPr>
+      </w:pPr>
+      <w:r>
+        <w:rPr>
+          <w:rFonts w:ascii="Times New Roman" w:hAnsi="Times New Roman" w:cs="Times New Roman"/>
+        </w:rPr>
+        <w:t>У</w:t>
+      </w:r>
+      <w:r>
+        <w:rPr>
+          <w:rFonts w:ascii="Times New Roman" w:hAnsi="Times New Roman" w:cs="Times New Roman"/>
+        </w:rPr>
+        <w:t>ров</w:t>
+      </w:r>
+      <w:r>
+        <w:rPr>
+          <w:rFonts w:ascii="Times New Roman" w:hAnsi="Times New Roman" w:cs="Times New Roman"/>
+        </w:rPr>
+        <w:t xml:space="preserve">ень </w:t>
+      </w:r>
+      <w:r>
+        <w:rPr>
+          <w:rFonts w:ascii="Times New Roman" w:hAnsi="Times New Roman" w:cs="Times New Roman"/>
+        </w:rPr>
+        <w:t>типа 1</w:t>
       </w:r>
     </w:p>
     <w:p>
@@ -10278,19 +11830,37 @@
         <w:rPr>
           <w:rFonts w:ascii="Times New Roman" w:hAnsi="Times New Roman" w:cs="Times New Roman"/>
         </w:rPr>
-        <w:t xml:space="preserve">громкость </w:t>
-      </w:r>
-      <w:r>
-        <w:rPr>
-          <w:rFonts w:ascii="Times New Roman" w:hAnsi="Times New Roman" w:cs="Times New Roman"/>
-        </w:rPr>
-        <w:t>фоновой музыки</w:t>
-      </w:r>
-      <w:r>
-        <w:rPr>
-          <w:rFonts w:ascii="Times New Roman" w:hAnsi="Times New Roman" w:cs="Times New Roman"/>
-        </w:rPr>
-        <w:t>,</w:t>
+        <w:t xml:space="preserve">Генерация осуществляется </w:t>
+      </w:r>
+      <w:r>
+        <w:rPr>
+          <w:rFonts w:ascii="Times New Roman" w:hAnsi="Times New Roman" w:cs="Times New Roman"/>
+        </w:rPr>
+        <w:t>при помощи</w:t>
+      </w:r>
+      <w:r>
+        <w:rPr>
+          <w:rFonts w:ascii="Times New Roman" w:hAnsi="Times New Roman" w:cs="Times New Roman"/>
+        </w:rPr>
+        <w:t xml:space="preserve"> алгоритм</w:t>
+      </w:r>
+      <w:r>
+        <w:rPr>
+          <w:rFonts w:ascii="Times New Roman" w:hAnsi="Times New Roman" w:cs="Times New Roman"/>
+        </w:rPr>
+        <w:t>а</w:t>
+      </w:r>
+      <w:r>
+        <w:rPr>
+          <w:rFonts w:ascii="Times New Roman" w:hAnsi="Times New Roman" w:cs="Times New Roman"/>
+        </w:rPr>
+        <w:t xml:space="preserve">, </w:t>
+      </w:r>
+      <w:r>
+        <w:rPr>
+          <w:rFonts w:ascii="Times New Roman" w:hAnsi="Times New Roman" w:cs="Times New Roman"/>
+        </w:rPr>
+        <w:t>генерации уровня.</w:t>
       </w:r>
     </w:p>
     <w:p>
@@ -10313,7 +11883,210 @@
         <w:rPr>
           <w:rFonts w:ascii="Times New Roman" w:hAnsi="Times New Roman" w:cs="Times New Roman"/>
         </w:rPr>
-        <w:t>громкость спец эффектов,</w:t>
+        <w:t>Поле</w:t>
+      </w:r>
+    </w:p>
+    <w:p>
+      <w:pPr>
+        <w:pStyle w:val="a7"/>
+        <w:widowControl/>
+        <w:numPr>
+          <w:ilvl w:val="6"/>
+          <w:numId w:val="3"/>
+        </w:numPr>
+        <w:suppressAutoHyphens w:val="0"/>
+        <w:autoSpaceDN/>
+        <w:spacing w:after="160" w:line="276" w:lineRule="auto"/>
+        <w:textAlignment w:val="auto"/>
+        <w:rPr>
+          <w:rFonts w:ascii="Times New Roman" w:hAnsi="Times New Roman" w:cs="Times New Roman"/>
+        </w:rPr>
+      </w:pPr>
+      <w:r>
+        <w:rPr>
+          <w:rFonts w:ascii="Times New Roman" w:hAnsi="Times New Roman" w:cs="Times New Roman"/>
+        </w:rPr>
+        <w:t>На поле должны располагаться кнопки-вершины. Их количество определяется алгоритмом, реализующим генерацию уровня.</w:t>
+      </w:r>
+    </w:p>
+    <w:p>
+      <w:pPr>
+        <w:pStyle w:val="a7"/>
+        <w:widowControl/>
+        <w:numPr>
+          <w:ilvl w:val="6"/>
+          <w:numId w:val="3"/>
+        </w:numPr>
+        <w:suppressAutoHyphens w:val="0"/>
+        <w:autoSpaceDN/>
+        <w:spacing w:after="160" w:line="276" w:lineRule="auto"/>
+        <w:textAlignment w:val="auto"/>
+        <w:rPr>
+          <w:rFonts w:ascii="Times New Roman" w:hAnsi="Times New Roman" w:cs="Times New Roman"/>
+        </w:rPr>
+      </w:pPr>
+      <w:r>
+        <w:rPr>
+          <w:rFonts w:ascii="Times New Roman" w:hAnsi="Times New Roman" w:cs="Times New Roman"/>
+        </w:rPr>
+        <w:t>У игрока должна быть возможность нажимать на кнопки.</w:t>
+      </w:r>
+    </w:p>
+    <w:p>
+      <w:pPr>
+        <w:pStyle w:val="a7"/>
+        <w:widowControl/>
+        <w:numPr>
+          <w:ilvl w:val="6"/>
+          <w:numId w:val="3"/>
+        </w:numPr>
+        <w:suppressAutoHyphens w:val="0"/>
+        <w:autoSpaceDN/>
+        <w:spacing w:after="160" w:line="276" w:lineRule="auto"/>
+        <w:textAlignment w:val="auto"/>
+        <w:rPr>
+          <w:rFonts w:ascii="Times New Roman" w:hAnsi="Times New Roman" w:cs="Times New Roman"/>
+        </w:rPr>
+      </w:pPr>
+      <w:r>
+        <w:rPr>
+          <w:rFonts w:ascii="Times New Roman" w:hAnsi="Times New Roman" w:cs="Times New Roman"/>
+        </w:rPr>
+        <w:t>Нажатие на одну из кнопок приводит</w:t>
+      </w:r>
+      <w:r>
+        <w:rPr>
+          <w:rFonts w:ascii="Times New Roman" w:hAnsi="Times New Roman" w:cs="Times New Roman"/>
+        </w:rPr>
+        <w:t xml:space="preserve"> к</w:t>
+      </w:r>
+      <w:r>
+        <w:rPr>
+          <w:rFonts w:ascii="Times New Roman" w:hAnsi="Times New Roman" w:cs="Times New Roman"/>
+        </w:rPr>
+        <w:t xml:space="preserve"> модификации</w:t>
+      </w:r>
+      <w:r>
+        <w:rPr>
+          <w:rFonts w:ascii="Times New Roman" w:hAnsi="Times New Roman" w:cs="Times New Roman"/>
+        </w:rPr>
+        <w:t xml:space="preserve"> </w:t>
+      </w:r>
+      <w:r>
+        <w:rPr>
+          <w:rFonts w:ascii="Times New Roman" w:hAnsi="Times New Roman" w:cs="Times New Roman"/>
+        </w:rPr>
+        <w:fldChar w:fldCharType="begin"/>
+      </w:r>
+      <w:r>
+        <w:rPr>
+          <w:rFonts w:ascii="Times New Roman" w:hAnsi="Times New Roman" w:cs="Times New Roman"/>
+        </w:rPr>
+        <w:instrText xml:space="preserve"> REF _Ref216796381 \r \h </w:instrText>
+      </w:r>
+      <w:r>
+        <w:rPr>
+          <w:rFonts w:ascii="Times New Roman" w:hAnsi="Times New Roman" w:cs="Times New Roman"/>
+        </w:rPr>
+      </w:r>
+      <w:r>
+        <w:rPr>
+          <w:rFonts w:ascii="Times New Roman" w:hAnsi="Times New Roman" w:cs="Times New Roman"/>
+        </w:rPr>
+        <w:fldChar w:fldCharType="separate"/>
+      </w:r>
+      <w:r>
+        <w:rPr>
+          <w:rFonts w:ascii="Times New Roman" w:hAnsi="Times New Roman" w:cs="Times New Roman"/>
+        </w:rPr>
+        <w:t>[2.]</w:t>
+      </w:r>
+      <w:r>
+        <w:rPr>
+          <w:rFonts w:ascii="Times New Roman" w:hAnsi="Times New Roman" w:cs="Times New Roman"/>
+        </w:rPr>
+        <w:fldChar w:fldCharType="end"/>
+      </w:r>
+    </w:p>
+    <w:p>
+      <w:pPr>
+        <w:pStyle w:val="a7"/>
+        <w:widowControl/>
+        <w:numPr>
+          <w:ilvl w:val="6"/>
+          <w:numId w:val="3"/>
+        </w:numPr>
+        <w:suppressAutoHyphens w:val="0"/>
+        <w:autoSpaceDN/>
+        <w:spacing w:after="160" w:line="276" w:lineRule="auto"/>
+        <w:textAlignment w:val="auto"/>
+        <w:rPr>
+          <w:rFonts w:ascii="Times New Roman" w:hAnsi="Times New Roman" w:cs="Times New Roman"/>
+        </w:rPr>
+      </w:pPr>
+      <w:r>
+        <w:rPr>
+          <w:rFonts w:ascii="Times New Roman" w:hAnsi="Times New Roman" w:cs="Times New Roman"/>
+        </w:rPr>
+        <w:t>После нажатия</w:t>
+      </w:r>
+      <w:r>
+        <w:rPr>
+          <w:rFonts w:ascii="Times New Roman" w:hAnsi="Times New Roman" w:cs="Times New Roman"/>
+        </w:rPr>
+        <w:t xml:space="preserve"> на вершину</w:t>
+      </w:r>
+      <w:r>
+        <w:rPr>
+          <w:rFonts w:ascii="Times New Roman" w:hAnsi="Times New Roman" w:cs="Times New Roman"/>
+        </w:rPr>
+        <w:t xml:space="preserve"> должна проигрываться анимация поворота</w:t>
+      </w:r>
+    </w:p>
+    <w:p>
+      <w:pPr>
+        <w:pStyle w:val="a7"/>
+        <w:widowControl/>
+        <w:numPr>
+          <w:ilvl w:val="4"/>
+          <w:numId w:val="3"/>
+        </w:numPr>
+        <w:suppressAutoHyphens w:val="0"/>
+        <w:autoSpaceDN/>
+        <w:spacing w:after="160" w:line="276" w:lineRule="auto"/>
+        <w:textAlignment w:val="auto"/>
+        <w:rPr>
+          <w:rFonts w:ascii="Times New Roman" w:hAnsi="Times New Roman" w:cs="Times New Roman"/>
+        </w:rPr>
+      </w:pPr>
+      <w:r>
+        <w:rPr>
+          <w:rFonts w:ascii="Times New Roman" w:hAnsi="Times New Roman" w:cs="Times New Roman"/>
+        </w:rPr>
+        <w:t>Игра продолжается, пока игрок не сделает связный граф</w:t>
+      </w:r>
+    </w:p>
+    <w:p>
+      <w:pPr>
+        <w:pStyle w:val="a7"/>
+        <w:widowControl/>
+        <w:numPr>
+          <w:ilvl w:val="4"/>
+          <w:numId w:val="3"/>
+        </w:numPr>
+        <w:suppressAutoHyphens w:val="0"/>
+        <w:autoSpaceDN/>
+        <w:spacing w:after="160" w:line="276" w:lineRule="auto"/>
+        <w:textAlignment w:val="auto"/>
+        <w:rPr>
+          <w:rFonts w:ascii="Times New Roman" w:hAnsi="Times New Roman" w:cs="Times New Roman"/>
+        </w:rPr>
+      </w:pPr>
+      <w:r>
+        <w:rPr>
+          <w:rFonts w:ascii="Times New Roman" w:hAnsi="Times New Roman" w:cs="Times New Roman"/>
+        </w:rPr>
+        <w:t>Завершение игры</w:t>
       </w:r>
     </w:p>
     <w:p>
@@ -10336,7 +12109,54 @@
         <w:rPr>
           <w:rFonts w:ascii="Times New Roman" w:hAnsi="Times New Roman" w:cs="Times New Roman"/>
         </w:rPr>
-        <w:t>локализацию</w:t>
+        <w:t>После восстановления связности графа пользователь теряет возможность взаимодействовать с уровнем</w:t>
+      </w:r>
+    </w:p>
+    <w:p>
+      <w:pPr>
+        <w:pStyle w:val="a7"/>
+        <w:widowControl/>
+        <w:numPr>
+          <w:ilvl w:val="5"/>
+          <w:numId w:val="3"/>
+        </w:numPr>
+        <w:suppressAutoHyphens w:val="0"/>
+        <w:autoSpaceDN/>
+        <w:spacing w:after="160" w:line="276" w:lineRule="auto"/>
+        <w:textAlignment w:val="auto"/>
+        <w:rPr>
+          <w:rFonts w:ascii="Times New Roman" w:hAnsi="Times New Roman" w:cs="Times New Roman"/>
+        </w:rPr>
+      </w:pPr>
+      <w:r>
+        <w:rPr>
+          <w:rFonts w:ascii="Times New Roman" w:hAnsi="Times New Roman" w:cs="Times New Roman"/>
+        </w:rPr>
+        <w:t>Показывается анимация завершения</w:t>
+      </w:r>
+    </w:p>
+    <w:p>
+      <w:pPr>
+        <w:pStyle w:val="a7"/>
+        <w:widowControl/>
+        <w:numPr>
+          <w:ilvl w:val="5"/>
+          <w:numId w:val="3"/>
+        </w:numPr>
+        <w:suppressAutoHyphens w:val="0"/>
+        <w:autoSpaceDN/>
+        <w:spacing w:after="160" w:line="276" w:lineRule="auto"/>
+        <w:textAlignment w:val="auto"/>
+        <w:rPr>
+          <w:rFonts w:ascii="Times New Roman" w:hAnsi="Times New Roman" w:cs="Times New Roman"/>
+        </w:rPr>
+      </w:pPr>
+      <w:r>
+        <w:rPr>
+          <w:rFonts w:ascii="Times New Roman" w:hAnsi="Times New Roman" w:cs="Times New Roman"/>
+        </w:rPr>
+        <w:lastRenderedPageBreak/>
+        <w:t>Происходит переход в окно Результата</w:t>
       </w:r>
     </w:p>
     <w:p>
@@ -10359,7 +12179,7 @@
         <w:rPr>
           <w:rFonts w:ascii="Times New Roman" w:hAnsi="Times New Roman" w:cs="Times New Roman"/>
         </w:rPr>
-        <w:t>Звук</w:t>
+        <w:t>Уровень типа 2</w:t>
       </w:r>
     </w:p>
     <w:p>
@@ -10382,19 +12202,169 @@
         <w:rPr>
           <w:rFonts w:ascii="Times New Roman" w:hAnsi="Times New Roman" w:cs="Times New Roman"/>
         </w:rPr>
-        <w:t xml:space="preserve">Возможность настроить громкость по шкале от </w:t>
-      </w:r>
-      <w:r>
-        <w:rPr>
-          <w:rFonts w:ascii="Times New Roman" w:hAnsi="Times New Roman" w:cs="Times New Roman"/>
-        </w:rPr>
-        <w:t>0</w:t>
-      </w:r>
-      <w:r>
-        <w:rPr>
-          <w:rFonts w:ascii="Times New Roman" w:hAnsi="Times New Roman" w:cs="Times New Roman"/>
-        </w:rPr>
-        <w:t xml:space="preserve"> до 10, где:</w:t>
+        <w:t xml:space="preserve">Генерация осуществляется при помощи алгоритма генерации уровня на основе триангуляции Делоне и алгоритма </w:t>
+      </w:r>
+      <w:r>
+        <w:rPr>
+          <w:rFonts w:ascii="Times New Roman" w:hAnsi="Times New Roman" w:cs="Times New Roman"/>
+        </w:rPr>
+        <w:t>Диницы</w:t>
+      </w:r>
+    </w:p>
+    <w:p>
+      <w:pPr>
+        <w:pStyle w:val="a7"/>
+        <w:widowControl/>
+        <w:numPr>
+          <w:ilvl w:val="5"/>
+          <w:numId w:val="3"/>
+        </w:numPr>
+        <w:suppressAutoHyphens w:val="0"/>
+        <w:autoSpaceDN/>
+        <w:spacing w:after="160" w:line="276" w:lineRule="auto"/>
+        <w:textAlignment w:val="auto"/>
+        <w:rPr>
+          <w:rFonts w:ascii="Times New Roman" w:hAnsi="Times New Roman" w:cs="Times New Roman"/>
+        </w:rPr>
+      </w:pPr>
+      <w:r>
+        <w:rPr>
+          <w:rFonts w:ascii="Times New Roman" w:hAnsi="Times New Roman" w:cs="Times New Roman"/>
+        </w:rPr>
+        <w:t>Поле</w:t>
+      </w:r>
+    </w:p>
+    <w:p>
+      <w:pPr>
+        <w:pStyle w:val="a7"/>
+        <w:widowControl/>
+        <w:numPr>
+          <w:ilvl w:val="5"/>
+          <w:numId w:val="3"/>
+        </w:numPr>
+        <w:suppressAutoHyphens w:val="0"/>
+        <w:autoSpaceDN/>
+        <w:spacing w:after="160" w:line="276" w:lineRule="auto"/>
+        <w:textAlignment w:val="auto"/>
+        <w:rPr>
+          <w:rFonts w:ascii="Times New Roman" w:hAnsi="Times New Roman" w:cs="Times New Roman"/>
+        </w:rPr>
+      </w:pPr>
+      <w:r>
+        <w:rPr>
+          <w:rFonts w:ascii="Times New Roman" w:hAnsi="Times New Roman" w:cs="Times New Roman"/>
+        </w:rPr>
+        <w:t>На поле должны располагаться кнопки-вершины, разделённые на вершины-</w:t>
+      </w:r>
+      <w:r>
+        <w:rPr>
+          <w:rFonts w:ascii="Times New Roman" w:hAnsi="Times New Roman" w:cs="Times New Roman"/>
+        </w:rPr>
+        <w:t>истоки</w:t>
+      </w:r>
+      <w:r>
+        <w:rPr>
+          <w:rFonts w:ascii="Times New Roman" w:hAnsi="Times New Roman" w:cs="Times New Roman"/>
+        </w:rPr>
+        <w:t>, вершины-стоки и промежуточные вершины. Их количество и расположение определяются алгоритмом генерации уровня.</w:t>
+      </w:r>
+    </w:p>
+    <w:p>
+      <w:pPr>
+        <w:pStyle w:val="a7"/>
+        <w:widowControl/>
+        <w:numPr>
+          <w:ilvl w:val="5"/>
+          <w:numId w:val="3"/>
+        </w:numPr>
+        <w:suppressAutoHyphens w:val="0"/>
+        <w:autoSpaceDN/>
+        <w:spacing w:after="160" w:line="276" w:lineRule="auto"/>
+        <w:textAlignment w:val="auto"/>
+        <w:rPr>
+          <w:rFonts w:ascii="Times New Roman" w:hAnsi="Times New Roman" w:cs="Times New Roman"/>
+        </w:rPr>
+      </w:pPr>
+      <w:r>
+        <w:rPr>
+          <w:rFonts w:ascii="Times New Roman" w:hAnsi="Times New Roman" w:cs="Times New Roman"/>
+        </w:rPr>
+        <w:t>Вершины соединяются рёбрами, каждое из которых обладает пропускной способностью, отображаемой на экране.</w:t>
+      </w:r>
+    </w:p>
+    <w:p>
+      <w:pPr>
+        <w:pStyle w:val="a7"/>
+        <w:widowControl/>
+        <w:numPr>
+          <w:ilvl w:val="5"/>
+          <w:numId w:val="3"/>
+        </w:numPr>
+        <w:suppressAutoHyphens w:val="0"/>
+        <w:autoSpaceDN/>
+        <w:spacing w:after="160" w:line="276" w:lineRule="auto"/>
+        <w:textAlignment w:val="auto"/>
+        <w:rPr>
+          <w:rFonts w:ascii="Times New Roman" w:hAnsi="Times New Roman" w:cs="Times New Roman"/>
+        </w:rPr>
+      </w:pPr>
+      <w:r>
+        <w:rPr>
+          <w:rFonts w:ascii="Times New Roman" w:hAnsi="Times New Roman" w:cs="Times New Roman"/>
+        </w:rPr>
+        <w:t xml:space="preserve">У игрока должна быть возможность </w:t>
+      </w:r>
+      <w:r>
+        <w:rPr>
+          <w:rFonts w:ascii="Times New Roman" w:hAnsi="Times New Roman" w:cs="Times New Roman"/>
+        </w:rPr>
+        <w:t>при помощи свайпа по ребру изменять скорость потока в нем</w:t>
+      </w:r>
+    </w:p>
+    <w:p>
+      <w:pPr>
+        <w:pStyle w:val="a7"/>
+        <w:widowControl/>
+        <w:numPr>
+          <w:ilvl w:val="5"/>
+          <w:numId w:val="3"/>
+        </w:numPr>
+        <w:suppressAutoHyphens w:val="0"/>
+        <w:autoSpaceDN/>
+        <w:spacing w:after="160" w:line="276" w:lineRule="auto"/>
+        <w:textAlignment w:val="auto"/>
+        <w:rPr>
+          <w:rFonts w:ascii="Times New Roman" w:hAnsi="Times New Roman" w:cs="Times New Roman"/>
+        </w:rPr>
+      </w:pPr>
+      <w:r>
+        <w:rPr>
+          <w:rFonts w:ascii="Times New Roman" w:hAnsi="Times New Roman" w:cs="Times New Roman"/>
+        </w:rPr>
+        <w:t>Свайп по ребру должен сопровождаться анимацией на вершине, из которой оно выходит</w:t>
+      </w:r>
+    </w:p>
+    <w:p>
+      <w:pPr>
+        <w:pStyle w:val="a7"/>
+        <w:widowControl/>
+        <w:numPr>
+          <w:ilvl w:val="5"/>
+          <w:numId w:val="3"/>
+        </w:numPr>
+        <w:suppressAutoHyphens w:val="0"/>
+        <w:autoSpaceDN/>
+        <w:spacing w:after="160" w:line="276" w:lineRule="auto"/>
+        <w:textAlignment w:val="auto"/>
+        <w:rPr>
+          <w:rFonts w:ascii="Times New Roman" w:hAnsi="Times New Roman" w:cs="Times New Roman"/>
+        </w:rPr>
+      </w:pPr>
+      <w:r>
+        <w:rPr>
+          <w:rFonts w:ascii="Times New Roman" w:hAnsi="Times New Roman" w:cs="Times New Roman"/>
+        </w:rPr>
+        <w:t>Завершение игры</w:t>
       </w:r>
     </w:p>
     <w:p>
@@ -10417,13 +12387,7 @@
         <w:rPr>
           <w:rFonts w:ascii="Times New Roman" w:hAnsi="Times New Roman" w:cs="Times New Roman"/>
         </w:rPr>
-        <w:t xml:space="preserve">0 </w:t>
-      </w:r>
-      <w:r>
-        <w:rPr>
-          <w:rFonts w:ascii="Times New Roman" w:hAnsi="Times New Roman" w:cs="Times New Roman"/>
-        </w:rPr>
-        <w:t>– отсутствие звука</w:t>
+        <w:t>После достижения максимального потока пользователь теряет возможность взаимодействовать с уровнем.</w:t>
       </w:r>
     </w:p>
     <w:p>
@@ -10446,42 +12410,7 @@
         <w:rPr>
           <w:rFonts w:ascii="Times New Roman" w:hAnsi="Times New Roman" w:cs="Times New Roman"/>
         </w:rPr>
-        <w:t xml:space="preserve">10 – </w:t>
-      </w:r>
-      <w:r>
-        <w:rPr>
-          <w:rFonts w:ascii="Times New Roman" w:hAnsi="Times New Roman" w:cs="Times New Roman"/>
-        </w:rPr>
-        <w:t>100 дБ</w:t>
-      </w:r>
-    </w:p>
-    <w:p>
-      <w:pPr>
-        <w:pStyle w:val="a7"/>
-        <w:widowControl/>
-        <w:numPr>
-          <w:ilvl w:val="6"/>
-          <w:numId w:val="3"/>
-        </w:numPr>
-        <w:suppressAutoHyphens w:val="0"/>
-        <w:autoSpaceDN/>
-        <w:spacing w:after="160" w:line="276" w:lineRule="auto"/>
-        <w:textAlignment w:val="auto"/>
-        <w:rPr>
-          <w:rFonts w:ascii="Times New Roman" w:hAnsi="Times New Roman" w:cs="Times New Roman"/>
-        </w:rPr>
-      </w:pPr>
-      <w:r>
-        <w:rPr>
-          <w:rFonts w:ascii="Times New Roman" w:hAnsi="Times New Roman" w:cs="Times New Roman"/>
-        </w:rPr>
-        <w:t xml:space="preserve">Прибавление </w:t>
-      </w:r>
-      <w:r>
-        <w:rPr>
-          <w:rFonts w:ascii="Times New Roman" w:hAnsi="Times New Roman" w:cs="Times New Roman"/>
-        </w:rPr>
-        <w:t>единицы увеличивает громкость на 10 дБ</w:t>
+        <w:t>Показывается анимация завершения.</w:t>
       </w:r>
     </w:p>
     <w:p>
@@ -10504,14 +12433,54 @@
         <w:rPr>
           <w:rFonts w:ascii="Times New Roman" w:hAnsi="Times New Roman" w:cs="Times New Roman"/>
         </w:rPr>
-        <w:lastRenderedPageBreak/>
-        <w:t>Для фоновой музыки использовать</w:t>
-      </w:r>
-      <w:r>
-        <w:rPr>
-          <w:rFonts w:ascii="Times New Roman" w:hAnsi="Times New Roman" w:cs="Times New Roman"/>
-        </w:rPr>
-        <w:t xml:space="preserve"> трек</w:t>
+        <w:t>Происходит переход в окно Результата.</w:t>
+      </w:r>
+    </w:p>
+    <w:p>
+      <w:pPr>
+        <w:pStyle w:val="a7"/>
+        <w:widowControl/>
+        <w:numPr>
+          <w:ilvl w:val="4"/>
+          <w:numId w:val="3"/>
+        </w:numPr>
+        <w:suppressAutoHyphens w:val="0"/>
+        <w:autoSpaceDN/>
+        <w:spacing w:after="160" w:line="276" w:lineRule="auto"/>
+        <w:textAlignment w:val="auto"/>
+        <w:rPr>
+          <w:rFonts w:ascii="Times New Roman" w:hAnsi="Times New Roman" w:cs="Times New Roman"/>
+        </w:rPr>
+      </w:pPr>
+      <w:r>
+        <w:rPr>
+          <w:rFonts w:ascii="Times New Roman" w:hAnsi="Times New Roman" w:cs="Times New Roman"/>
+        </w:rPr>
+        <w:t xml:space="preserve">В верхней части </w:t>
+      </w:r>
+      <w:r>
+        <w:rPr>
+          <w:rFonts w:ascii="Times New Roman" w:hAnsi="Times New Roman" w:cs="Times New Roman"/>
+        </w:rPr>
+        <w:t>экрана</w:t>
+      </w:r>
+      <w:r>
+        <w:rPr>
+          <w:rFonts w:ascii="Times New Roman" w:hAnsi="Times New Roman" w:cs="Times New Roman"/>
+        </w:rPr>
+        <w:t xml:space="preserve"> долж</w:t>
+      </w:r>
+      <w:r>
+        <w:rPr>
+          <w:rFonts w:ascii="Times New Roman" w:hAnsi="Times New Roman" w:cs="Times New Roman"/>
+        </w:rPr>
+        <w:t xml:space="preserve">но отображаться </w:t>
+      </w:r>
+      <w:r>
+        <w:rPr>
+          <w:rFonts w:ascii="Times New Roman" w:hAnsi="Times New Roman" w:cs="Times New Roman"/>
+        </w:rPr>
+        <w:t>общее время, затраченное на уровень.</w:t>
       </w:r>
       <w:r>
         <w:rPr>
@@ -10523,25 +12492,7 @@
         <w:rPr>
           <w:rFonts w:ascii="Times New Roman" w:hAnsi="Times New Roman" w:cs="Times New Roman"/>
         </w:rPr>
-        <w:t xml:space="preserve">Joe Hisaishi </w:t>
-      </w:r>
-      <w:r>
-        <w:rPr>
-          <w:rFonts w:ascii="Times New Roman" w:hAnsi="Times New Roman" w:cs="Times New Roman"/>
-        </w:rPr>
-        <w:t>«</w:t>
-      </w:r>
-      <w:r>
-        <w:rPr>
-          <w:rFonts w:ascii="Times New Roman" w:hAnsi="Times New Roman" w:cs="Times New Roman"/>
-        </w:rPr>
-        <w:t>One Summer's Day</w:t>
-      </w:r>
-      <w:r>
-        <w:rPr>
-          <w:rFonts w:ascii="Times New Roman" w:hAnsi="Times New Roman" w:cs="Times New Roman"/>
-        </w:rPr>
-        <w:t>».</w:t>
+        <w:t>Отсчет стартует сразу после того, как пользователь получает возможность взаимодействовать с уровнем</w:t>
       </w:r>
     </w:p>
     <w:p>
@@ -10564,7 +12515,7 @@
         <w:rPr>
           <w:rFonts w:ascii="Times New Roman" w:hAnsi="Times New Roman" w:cs="Times New Roman"/>
         </w:rPr>
-        <w:t>Звуки для спец эффектов остаются на усмотрение разработчика</w:t>
+        <w:t>Ширина полосы должна быть около 20% от ширины экрана</w:t>
       </w:r>
     </w:p>
     <w:p>
@@ -10587,7 +12538,7 @@
         <w:rPr>
           <w:rFonts w:ascii="Times New Roman" w:hAnsi="Times New Roman" w:cs="Times New Roman"/>
         </w:rPr>
-        <w:t>Язык</w:t>
+        <w:t>Должна быть возможность поставить игру на паузу при помощи кнопки. Кнопка должна располагаться в верхнем правом углу экрана.</w:t>
       </w:r>
     </w:p>
     <w:p>
@@ -10610,71 +12561,7 @@
         <w:rPr>
           <w:rFonts w:ascii="Times New Roman" w:hAnsi="Times New Roman" w:cs="Times New Roman"/>
         </w:rPr>
-        <w:t>Должн</w:t>
-      </w:r>
-      <w:r>
-        <w:rPr>
-          <w:rFonts w:ascii="Times New Roman" w:hAnsi="Times New Roman" w:cs="Times New Roman"/>
-        </w:rPr>
-        <w:t>ы</w:t>
-      </w:r>
-      <w:r>
-        <w:rPr>
-          <w:rFonts w:ascii="Times New Roman" w:hAnsi="Times New Roman" w:cs="Times New Roman"/>
-        </w:rPr>
-        <w:t xml:space="preserve"> поддерживаться локализации</w:t>
-      </w:r>
-      <w:r>
-        <w:rPr>
-          <w:rFonts w:ascii="Times New Roman" w:hAnsi="Times New Roman" w:cs="Times New Roman"/>
-        </w:rPr>
-        <w:t>:</w:t>
-      </w:r>
-    </w:p>
-    <w:p>
-      <w:pPr>
-        <w:pStyle w:val="a7"/>
-        <w:widowControl/>
-        <w:numPr>
-          <w:ilvl w:val="6"/>
-          <w:numId w:val="3"/>
-        </w:numPr>
-        <w:suppressAutoHyphens w:val="0"/>
-        <w:autoSpaceDN/>
-        <w:spacing w:after="160" w:line="276" w:lineRule="auto"/>
-        <w:textAlignment w:val="auto"/>
-        <w:rPr>
-          <w:rFonts w:ascii="Times New Roman" w:hAnsi="Times New Roman" w:cs="Times New Roman"/>
-        </w:rPr>
-      </w:pPr>
-      <w:r>
-        <w:rPr>
-          <w:rFonts w:ascii="Times New Roman" w:hAnsi="Times New Roman" w:cs="Times New Roman"/>
-        </w:rPr>
-        <w:t>Русская</w:t>
-      </w:r>
-    </w:p>
-    <w:p>
-      <w:pPr>
-        <w:pStyle w:val="a7"/>
-        <w:widowControl/>
-        <w:numPr>
-          <w:ilvl w:val="6"/>
-          <w:numId w:val="3"/>
-        </w:numPr>
-        <w:suppressAutoHyphens w:val="0"/>
-        <w:autoSpaceDN/>
-        <w:spacing w:after="160" w:line="276" w:lineRule="auto"/>
-        <w:textAlignment w:val="auto"/>
-        <w:rPr>
-          <w:rFonts w:ascii="Times New Roman" w:hAnsi="Times New Roman" w:cs="Times New Roman"/>
-        </w:rPr>
-      </w:pPr>
-      <w:r>
-        <w:rPr>
-          <w:rFonts w:ascii="Times New Roman" w:hAnsi="Times New Roman" w:cs="Times New Roman"/>
-        </w:rPr>
-        <w:t>Английская</w:t>
+        <w:t>При нажатии на нее должно появляться диалоговое окно</w:t>
       </w:r>
     </w:p>
     <w:p>
@@ -10697,7 +12584,7 @@
         <w:rPr>
           <w:rFonts w:ascii="Times New Roman" w:hAnsi="Times New Roman" w:cs="Times New Roman"/>
         </w:rPr>
-        <w:t>Меню выбора уровня</w:t>
+        <w:t>Окно Результата</w:t>
       </w:r>
     </w:p>
     <w:p>
@@ -10720,7 +12607,49 @@
         <w:rPr>
           <w:rFonts w:ascii="Times New Roman" w:hAnsi="Times New Roman" w:cs="Times New Roman"/>
         </w:rPr>
-        <w:t>Переход между уровнями должен осуществляться при помощи свайпа пальцем по экрану или при помощи соответствующих стрелок</w:t>
+        <w:t xml:space="preserve">Время на прохождение текущего уровня </w:t>
+      </w:r>
+      <w:r>
+        <w:rPr>
+          <w:rFonts w:ascii="Times New Roman" w:hAnsi="Times New Roman" w:cs="Times New Roman"/>
+        </w:rPr>
+        <w:t>не суммируется с предыдущим</w:t>
+      </w:r>
+      <w:r>
+        <w:rPr>
+          <w:rFonts w:ascii="Times New Roman" w:hAnsi="Times New Roman" w:cs="Times New Roman"/>
+        </w:rPr>
+        <w:t>и</w:t>
+      </w:r>
+      <w:r>
+        <w:rPr>
+          <w:rFonts w:ascii="Times New Roman" w:hAnsi="Times New Roman" w:cs="Times New Roman"/>
+        </w:rPr>
+        <w:t xml:space="preserve">. </w:t>
+      </w:r>
+      <w:r>
+        <w:rPr>
+          <w:rFonts w:ascii="Times New Roman" w:hAnsi="Times New Roman" w:cs="Times New Roman"/>
+        </w:rPr>
+        <w:t xml:space="preserve">При переходе на следующий </w:t>
+      </w:r>
+      <w:r>
+        <w:rPr>
+          <w:rFonts w:ascii="Times New Roman" w:hAnsi="Times New Roman" w:cs="Times New Roman"/>
+        </w:rPr>
+        <w:t>уров</w:t>
+      </w:r>
+      <w:r>
+        <w:rPr>
+          <w:rFonts w:ascii="Times New Roman" w:hAnsi="Times New Roman" w:cs="Times New Roman"/>
+        </w:rPr>
+        <w:t>ень отсчет должен</w:t>
+      </w:r>
+      <w:r>
+        <w:rPr>
+          <w:rFonts w:ascii="Times New Roman" w:hAnsi="Times New Roman" w:cs="Times New Roman"/>
+        </w:rPr>
+        <w:t xml:space="preserve"> начинаться с нуля.</w:t>
       </w:r>
     </w:p>
     <w:p>
@@ -10743,7 +12672,143 @@
         <w:rPr>
           <w:rFonts w:ascii="Times New Roman" w:hAnsi="Times New Roman" w:cs="Times New Roman"/>
         </w:rPr>
-        <w:t xml:space="preserve">В игре должны присутствовать два типа уровней: </w:t>
+        <w:t xml:space="preserve">У пользователя должна быть возможность попасть </w:t>
+      </w:r>
+      <w:r>
+        <w:rPr>
+          <w:rFonts w:ascii="Times New Roman" w:hAnsi="Times New Roman" w:cs="Times New Roman"/>
+        </w:rPr>
+        <w:t>в Главное Меню или перейти к следующему уровню при помощи соответствующих кнопок.</w:t>
+      </w:r>
+    </w:p>
+    <w:p>
+      <w:pPr>
+        <w:pStyle w:val="a7"/>
+        <w:widowControl/>
+        <w:numPr>
+          <w:ilvl w:val="4"/>
+          <w:numId w:val="3"/>
+        </w:numPr>
+        <w:suppressAutoHyphens w:val="0"/>
+        <w:autoSpaceDN/>
+        <w:spacing w:after="160" w:line="276" w:lineRule="auto"/>
+        <w:textAlignment w:val="auto"/>
+        <w:rPr>
+          <w:rFonts w:ascii="Times New Roman" w:hAnsi="Times New Roman" w:cs="Times New Roman"/>
+        </w:rPr>
+      </w:pPr>
+      <w:r>
+        <w:rPr>
+          <w:rFonts w:ascii="Times New Roman" w:hAnsi="Times New Roman" w:cs="Times New Roman"/>
+        </w:rPr>
+        <w:t xml:space="preserve">Количество очков должно высчитываться по формуле: </w:t>
+      </w:r>
+    </w:p>
+    <w:p>
+      <w:pPr>
+        <w:pStyle w:val="a7"/>
+        <w:widowControl/>
+        <w:suppressAutoHyphens w:val="0"/>
+        <w:autoSpaceDN/>
+        <w:spacing w:after="160" w:line="276" w:lineRule="auto"/>
+        <w:ind w:left="2736"/>
+        <w:textAlignment w:val="auto"/>
+        <w:rPr>
+          <w:rFonts w:ascii="Times New Roman" w:hAnsi="Times New Roman" w:cs="Times New Roman"/>
+        </w:rPr>
+      </w:pPr>
+      <w:bookmarkStart w:id="20" w:name="_Hlk228412584"/>
+      <w:r>
+        <w:rPr>
+          <w:rFonts w:ascii="Times New Roman" w:hAnsi="Times New Roman" w:cs="Times New Roman"/>
+        </w:rPr>
+        <w:t xml:space="preserve">Score = (T_opt / T_finish) * 1000, где T_opt — рекордное время в секундах (лучший результат игрока, который нужно </w:t>
+      </w:r>
+      <w:r>
+        <w:rPr>
+          <w:rFonts w:ascii="Times New Roman" w:hAnsi="Times New Roman" w:cs="Times New Roman"/>
+        </w:rPr>
+        <w:t>превзойти</w:t>
+      </w:r>
+      <w:r>
+        <w:rPr>
+          <w:rFonts w:ascii="Times New Roman" w:hAnsi="Times New Roman" w:cs="Times New Roman"/>
+        </w:rPr>
+        <w:t>), T_finish — время игрока в секундах</w:t>
+      </w:r>
+    </w:p>
+    <w:bookmarkEnd w:id="20"/>
+    <w:p>
+      <w:pPr>
+        <w:pStyle w:val="a7"/>
+        <w:widowControl/>
+        <w:numPr>
+          <w:ilvl w:val="4"/>
+          <w:numId w:val="3"/>
+        </w:numPr>
+        <w:suppressAutoHyphens w:val="0"/>
+        <w:autoSpaceDN/>
+        <w:spacing w:after="160" w:line="276" w:lineRule="auto"/>
+        <w:textAlignment w:val="auto"/>
+        <w:rPr>
+          <w:rFonts w:ascii="Times New Roman" w:hAnsi="Times New Roman" w:cs="Times New Roman"/>
+        </w:rPr>
+      </w:pPr>
+      <w:r>
+        <w:rPr>
+          <w:rFonts w:ascii="Times New Roman" w:hAnsi="Times New Roman" w:cs="Times New Roman"/>
+        </w:rPr>
+        <w:lastRenderedPageBreak/>
+        <w:t xml:space="preserve">Значение для </w:t>
+      </w:r>
+      <w:r>
+        <w:rPr>
+          <w:rFonts w:ascii="Times New Roman" w:hAnsi="Times New Roman" w:cs="Times New Roman"/>
+          <w:lang w:val="en-US"/>
+        </w:rPr>
+        <w:t>T</w:t>
+      </w:r>
+      <w:r>
+        <w:rPr>
+          <w:rFonts w:ascii="Times New Roman" w:hAnsi="Times New Roman" w:cs="Times New Roman"/>
+        </w:rPr>
+        <w:t>_</w:t>
+      </w:r>
+      <w:r>
+        <w:rPr>
+          <w:rFonts w:ascii="Times New Roman" w:hAnsi="Times New Roman" w:cs="Times New Roman"/>
+          <w:lang w:val="en-US"/>
+        </w:rPr>
+        <w:t>opt</w:t>
+      </w:r>
+      <w:r>
+        <w:rPr>
+          <w:rFonts w:ascii="Times New Roman" w:hAnsi="Times New Roman" w:cs="Times New Roman"/>
+        </w:rPr>
+        <w:t xml:space="preserve"> должно запрашиваться у базы данных</w:t>
+      </w:r>
+    </w:p>
+    <w:p>
+      <w:pPr>
+        <w:pStyle w:val="a7"/>
+        <w:widowControl/>
+        <w:numPr>
+          <w:ilvl w:val="4"/>
+          <w:numId w:val="3"/>
+        </w:numPr>
+        <w:suppressAutoHyphens w:val="0"/>
+        <w:autoSpaceDN/>
+        <w:spacing w:after="160" w:line="276" w:lineRule="auto"/>
+        <w:textAlignment w:val="auto"/>
+        <w:rPr>
+          <w:rFonts w:ascii="Times New Roman" w:hAnsi="Times New Roman" w:cs="Times New Roman"/>
+        </w:rPr>
+      </w:pPr>
+      <w:r>
+        <w:rPr>
+          <w:rFonts w:ascii="Times New Roman" w:hAnsi="Times New Roman" w:cs="Times New Roman"/>
+        </w:rPr>
+        <w:t>Если игроком установлен новый рекорд:</w:t>
       </w:r>
     </w:p>
     <w:p>
@@ -10766,7 +12831,7 @@
         <w:rPr>
           <w:rFonts w:ascii="Times New Roman" w:hAnsi="Times New Roman" w:cs="Times New Roman"/>
         </w:rPr>
-        <w:t>восстановление связности графа при помощи вращения вершин</w:t>
+        <w:t>Новое рекордное время и количество набранных очков должно сохраняться в базу данных</w:t>
       </w:r>
     </w:p>
     <w:p>
@@ -10774,7 +12839,7 @@
         <w:pStyle w:val="a7"/>
         <w:widowControl/>
         <w:numPr>
-          <w:ilvl w:val="5"/>
+          <w:ilvl w:val="3"/>
           <w:numId w:val="3"/>
         </w:numPr>
         <w:suppressAutoHyphens w:val="0"/>
@@ -10789,7 +12854,7 @@
         <w:rPr>
           <w:rFonts w:ascii="Times New Roman" w:hAnsi="Times New Roman" w:cs="Times New Roman"/>
         </w:rPr>
-        <w:t>поиск максимального потока</w:t>
+        <w:t>База данных</w:t>
       </w:r>
     </w:p>
     <w:p>
@@ -10812,7 +12877,70 @@
         <w:rPr>
           <w:rFonts w:ascii="Times New Roman" w:hAnsi="Times New Roman" w:cs="Times New Roman"/>
         </w:rPr>
-        <w:t>В нижней части экрана должна располагаться кнопка, чтобы начать игру</w:t>
+        <w:t>Рекорды</w:t>
+      </w:r>
+      <w:r>
+        <w:rPr>
+          <w:rFonts w:ascii="Times New Roman" w:hAnsi="Times New Roman" w:cs="Times New Roman"/>
+        </w:rPr>
+        <w:t xml:space="preserve"> </w:t>
+      </w:r>
+      <w:r>
+        <w:rPr>
+          <w:rFonts w:ascii="Times New Roman" w:hAnsi="Times New Roman" w:cs="Times New Roman"/>
+        </w:rPr>
+        <w:t xml:space="preserve">должны сохраняться в </w:t>
+      </w:r>
+      <w:r>
+        <w:rPr>
+          <w:rFonts w:ascii="Times New Roman" w:hAnsi="Times New Roman" w:cs="Times New Roman"/>
+          <w:lang w:val="en-US"/>
+        </w:rPr>
+        <w:t>Firebase</w:t>
+      </w:r>
+      <w:r>
+        <w:rPr>
+          <w:rFonts w:ascii="Times New Roman" w:hAnsi="Times New Roman" w:cs="Times New Roman"/>
+        </w:rPr>
+        <w:t xml:space="preserve"> </w:t>
+      </w:r>
+      <w:r>
+        <w:rPr>
+          <w:rFonts w:ascii="Times New Roman" w:hAnsi="Times New Roman" w:cs="Times New Roman"/>
+          <w:lang w:val="en-US"/>
+        </w:rPr>
+        <w:t>RealTime</w:t>
+      </w:r>
+      <w:r>
+        <w:rPr>
+          <w:rFonts w:ascii="Times New Roman" w:hAnsi="Times New Roman" w:cs="Times New Roman"/>
+        </w:rPr>
+        <w:t xml:space="preserve"> </w:t>
+      </w:r>
+      <w:r>
+        <w:rPr>
+          <w:rFonts w:ascii="Times New Roman" w:hAnsi="Times New Roman" w:cs="Times New Roman"/>
+          <w:lang w:val="en-US"/>
+        </w:rPr>
+        <w:t>Database</w:t>
+      </w:r>
+      <w:r>
+        <w:rPr>
+          <w:rFonts w:ascii="Times New Roman" w:hAnsi="Times New Roman" w:cs="Times New Roman"/>
+        </w:rPr>
+        <w:t xml:space="preserve"> только у авторизованных</w:t>
+      </w:r>
+      <w:r>
+        <w:rPr>
+          <w:rFonts w:ascii="Times New Roman" w:hAnsi="Times New Roman" w:cs="Times New Roman"/>
+        </w:rPr>
+        <w:t xml:space="preserve"> игроков</w:t>
+      </w:r>
+      <w:r>
+        <w:rPr>
+          <w:rFonts w:ascii="Times New Roman" w:hAnsi="Times New Roman" w:cs="Times New Roman"/>
+        </w:rPr>
+        <w:t>.</w:t>
       </w:r>
     </w:p>
     <w:p>
@@ -10835,1842 +12963,6 @@
         <w:rPr>
           <w:rFonts w:ascii="Times New Roman" w:hAnsi="Times New Roman" w:cs="Times New Roman"/>
         </w:rPr>
-        <w:t>Над каждым из уровней должна быть кнопка для просмотра таблицы рекордов выбранного уровня</w:t>
-      </w:r>
-    </w:p>
-    <w:p>
-      <w:pPr>
-        <w:pStyle w:val="a7"/>
-        <w:widowControl/>
-        <w:numPr>
-          <w:ilvl w:val="3"/>
-          <w:numId w:val="3"/>
-        </w:numPr>
-        <w:suppressAutoHyphens w:val="0"/>
-        <w:autoSpaceDN/>
-        <w:spacing w:after="160" w:line="276" w:lineRule="auto"/>
-        <w:textAlignment w:val="auto"/>
-        <w:rPr>
-          <w:rFonts w:ascii="Times New Roman" w:hAnsi="Times New Roman" w:cs="Times New Roman"/>
-        </w:rPr>
-      </w:pPr>
-      <w:r>
-        <w:rPr>
-          <w:rFonts w:ascii="Times New Roman" w:hAnsi="Times New Roman" w:cs="Times New Roman"/>
-        </w:rPr>
-        <w:t>Таблица рекордов</w:t>
-      </w:r>
-    </w:p>
-    <w:p>
-      <w:pPr>
-        <w:pStyle w:val="a7"/>
-        <w:widowControl/>
-        <w:numPr>
-          <w:ilvl w:val="4"/>
-          <w:numId w:val="3"/>
-        </w:numPr>
-        <w:suppressAutoHyphens w:val="0"/>
-        <w:autoSpaceDN/>
-        <w:spacing w:after="160" w:line="276" w:lineRule="auto"/>
-        <w:textAlignment w:val="auto"/>
-        <w:rPr>
-          <w:rFonts w:ascii="Times New Roman" w:hAnsi="Times New Roman" w:cs="Times New Roman"/>
-        </w:rPr>
-      </w:pPr>
-      <w:r>
-        <w:rPr>
-          <w:rFonts w:ascii="Times New Roman" w:hAnsi="Times New Roman" w:cs="Times New Roman"/>
-        </w:rPr>
-        <w:t>Таблицы рекордов для всех уровней не предусмотрено</w:t>
-      </w:r>
-    </w:p>
-    <w:p>
-      <w:pPr>
-        <w:pStyle w:val="a7"/>
-        <w:widowControl/>
-        <w:numPr>
-          <w:ilvl w:val="4"/>
-          <w:numId w:val="3"/>
-        </w:numPr>
-        <w:suppressAutoHyphens w:val="0"/>
-        <w:autoSpaceDN/>
-        <w:spacing w:after="160" w:line="276" w:lineRule="auto"/>
-        <w:textAlignment w:val="auto"/>
-        <w:rPr>
-          <w:rFonts w:ascii="Times New Roman" w:hAnsi="Times New Roman" w:cs="Times New Roman"/>
-        </w:rPr>
-      </w:pPr>
-      <w:r>
-        <w:rPr>
-          <w:rFonts w:ascii="Times New Roman" w:hAnsi="Times New Roman" w:cs="Times New Roman"/>
-        </w:rPr>
-        <w:t>Для каждого типа уровня должна храниться отдельная таблица</w:t>
-      </w:r>
-    </w:p>
-    <w:p>
-      <w:pPr>
-        <w:pStyle w:val="a7"/>
-        <w:widowControl/>
-        <w:numPr>
-          <w:ilvl w:val="4"/>
-          <w:numId w:val="3"/>
-        </w:numPr>
-        <w:suppressAutoHyphens w:val="0"/>
-        <w:autoSpaceDN/>
-        <w:spacing w:after="160" w:line="276" w:lineRule="auto"/>
-        <w:textAlignment w:val="auto"/>
-        <w:rPr>
-          <w:rFonts w:ascii="Times New Roman" w:hAnsi="Times New Roman" w:cs="Times New Roman"/>
-        </w:rPr>
-      </w:pPr>
-      <w:r>
-        <w:rPr>
-          <w:rFonts w:ascii="Times New Roman" w:hAnsi="Times New Roman" w:cs="Times New Roman"/>
-        </w:rPr>
-        <w:t>Для каждого типа уровня необходимо выводить топ 5 рейтинга</w:t>
-      </w:r>
-    </w:p>
-    <w:p>
-      <w:pPr>
-        <w:pStyle w:val="a7"/>
-        <w:widowControl/>
-        <w:numPr>
-          <w:ilvl w:val="3"/>
-          <w:numId w:val="3"/>
-        </w:numPr>
-        <w:suppressAutoHyphens w:val="0"/>
-        <w:autoSpaceDN/>
-        <w:spacing w:after="160" w:line="276" w:lineRule="auto"/>
-        <w:textAlignment w:val="auto"/>
-        <w:rPr>
-          <w:rFonts w:ascii="Times New Roman" w:hAnsi="Times New Roman" w:cs="Times New Roman"/>
-        </w:rPr>
-      </w:pPr>
-      <w:r>
-        <w:rPr>
-          <w:rFonts w:ascii="Times New Roman" w:hAnsi="Times New Roman" w:cs="Times New Roman"/>
-        </w:rPr>
-        <w:t xml:space="preserve">Профиль </w:t>
-      </w:r>
-      <w:r>
-        <w:rPr>
-          <w:rFonts w:ascii="Times New Roman" w:hAnsi="Times New Roman" w:cs="Times New Roman"/>
-        </w:rPr>
-        <w:t>и</w:t>
-      </w:r>
-      <w:r>
-        <w:rPr>
-          <w:rFonts w:ascii="Times New Roman" w:hAnsi="Times New Roman" w:cs="Times New Roman"/>
-        </w:rPr>
-        <w:t>грока</w:t>
-      </w:r>
-    </w:p>
-    <w:p>
-      <w:pPr>
-        <w:pStyle w:val="a7"/>
-        <w:widowControl/>
-        <w:numPr>
-          <w:ilvl w:val="4"/>
-          <w:numId w:val="3"/>
-        </w:numPr>
-        <w:suppressAutoHyphens w:val="0"/>
-        <w:autoSpaceDN/>
-        <w:spacing w:after="160" w:line="276" w:lineRule="auto"/>
-        <w:textAlignment w:val="auto"/>
-        <w:rPr>
-          <w:rFonts w:ascii="Times New Roman" w:hAnsi="Times New Roman" w:cs="Times New Roman"/>
-        </w:rPr>
-      </w:pPr>
-      <w:r>
-        <w:rPr>
-          <w:rFonts w:ascii="Times New Roman" w:hAnsi="Times New Roman" w:cs="Times New Roman"/>
-        </w:rPr>
-        <w:t>Профиль должен поддерживать просмотр и редактирование</w:t>
-      </w:r>
-    </w:p>
-    <w:p>
-      <w:pPr>
-        <w:pStyle w:val="a7"/>
-        <w:widowControl/>
-        <w:numPr>
-          <w:ilvl w:val="4"/>
-          <w:numId w:val="3"/>
-        </w:numPr>
-        <w:suppressAutoHyphens w:val="0"/>
-        <w:autoSpaceDN/>
-        <w:spacing w:after="160" w:line="276" w:lineRule="auto"/>
-        <w:textAlignment w:val="auto"/>
-        <w:rPr>
-          <w:rFonts w:ascii="Times New Roman" w:hAnsi="Times New Roman" w:cs="Times New Roman"/>
-        </w:rPr>
-      </w:pPr>
-      <w:r>
-        <w:rPr>
-          <w:rFonts w:ascii="Times New Roman" w:hAnsi="Times New Roman" w:cs="Times New Roman"/>
-        </w:rPr>
-        <w:t>Просмотр</w:t>
-      </w:r>
-    </w:p>
-    <w:p>
-      <w:pPr>
-        <w:pStyle w:val="a7"/>
-        <w:widowControl/>
-        <w:numPr>
-          <w:ilvl w:val="5"/>
-          <w:numId w:val="3"/>
-        </w:numPr>
-        <w:suppressAutoHyphens w:val="0"/>
-        <w:autoSpaceDN/>
-        <w:spacing w:after="160" w:line="276" w:lineRule="auto"/>
-        <w:textAlignment w:val="auto"/>
-        <w:rPr>
-          <w:rFonts w:ascii="Times New Roman" w:hAnsi="Times New Roman" w:cs="Times New Roman"/>
-        </w:rPr>
-      </w:pPr>
-      <w:r>
-        <w:rPr>
-          <w:rFonts w:ascii="Times New Roman" w:hAnsi="Times New Roman" w:cs="Times New Roman"/>
-        </w:rPr>
-        <w:t>Возможность просматривать:</w:t>
-      </w:r>
-    </w:p>
-    <w:p>
-      <w:pPr>
-        <w:pStyle w:val="a7"/>
-        <w:widowControl/>
-        <w:numPr>
-          <w:ilvl w:val="6"/>
-          <w:numId w:val="3"/>
-        </w:numPr>
-        <w:suppressAutoHyphens w:val="0"/>
-        <w:autoSpaceDN/>
-        <w:spacing w:after="160" w:line="276" w:lineRule="auto"/>
-        <w:textAlignment w:val="auto"/>
-        <w:rPr>
-          <w:rFonts w:ascii="Times New Roman" w:hAnsi="Times New Roman" w:cs="Times New Roman"/>
-        </w:rPr>
-      </w:pPr>
-      <w:r>
-        <w:rPr>
-          <w:rFonts w:ascii="Times New Roman" w:hAnsi="Times New Roman" w:cs="Times New Roman"/>
-        </w:rPr>
-        <w:t>Аватар игрока</w:t>
-      </w:r>
-    </w:p>
-    <w:p>
-      <w:pPr>
-        <w:pStyle w:val="a7"/>
-        <w:widowControl/>
-        <w:numPr>
-          <w:ilvl w:val="6"/>
-          <w:numId w:val="3"/>
-        </w:numPr>
-        <w:suppressAutoHyphens w:val="0"/>
-        <w:autoSpaceDN/>
-        <w:spacing w:after="160" w:line="276" w:lineRule="auto"/>
-        <w:textAlignment w:val="auto"/>
-        <w:rPr>
-          <w:rFonts w:ascii="Times New Roman" w:hAnsi="Times New Roman" w:cs="Times New Roman"/>
-        </w:rPr>
-      </w:pPr>
-      <w:r>
-        <w:rPr>
-          <w:rFonts w:ascii="Times New Roman" w:hAnsi="Times New Roman" w:cs="Times New Roman"/>
-        </w:rPr>
-        <w:t>Имя пользователя</w:t>
-      </w:r>
-    </w:p>
-    <w:p>
-      <w:pPr>
-        <w:pStyle w:val="a7"/>
-        <w:widowControl/>
-        <w:numPr>
-          <w:ilvl w:val="6"/>
-          <w:numId w:val="3"/>
-        </w:numPr>
-        <w:suppressAutoHyphens w:val="0"/>
-        <w:autoSpaceDN/>
-        <w:spacing w:after="160" w:line="276" w:lineRule="auto"/>
-        <w:textAlignment w:val="auto"/>
-        <w:rPr>
-          <w:rFonts w:ascii="Times New Roman" w:hAnsi="Times New Roman" w:cs="Times New Roman"/>
-        </w:rPr>
-      </w:pPr>
-      <w:r>
-        <w:rPr>
-          <w:rFonts w:ascii="Times New Roman" w:hAnsi="Times New Roman" w:cs="Times New Roman"/>
-        </w:rPr>
-        <w:t>Электронную почту</w:t>
-      </w:r>
-    </w:p>
-    <w:p>
-      <w:pPr>
-        <w:pStyle w:val="a7"/>
-        <w:widowControl/>
-        <w:numPr>
-          <w:ilvl w:val="4"/>
-          <w:numId w:val="3"/>
-        </w:numPr>
-        <w:suppressAutoHyphens w:val="0"/>
-        <w:autoSpaceDN/>
-        <w:spacing w:after="160" w:line="276" w:lineRule="auto"/>
-        <w:textAlignment w:val="auto"/>
-        <w:rPr>
-          <w:rFonts w:ascii="Times New Roman" w:hAnsi="Times New Roman" w:cs="Times New Roman"/>
-        </w:rPr>
-      </w:pPr>
-      <w:r>
-        <w:rPr>
-          <w:rFonts w:ascii="Times New Roman" w:hAnsi="Times New Roman" w:cs="Times New Roman"/>
-        </w:rPr>
-        <w:t>Редактирование</w:t>
-      </w:r>
-    </w:p>
-    <w:p>
-      <w:pPr>
-        <w:pStyle w:val="a7"/>
-        <w:widowControl/>
-        <w:numPr>
-          <w:ilvl w:val="6"/>
-          <w:numId w:val="3"/>
-        </w:numPr>
-        <w:suppressAutoHyphens w:val="0"/>
-        <w:autoSpaceDN/>
-        <w:spacing w:after="160" w:line="276" w:lineRule="auto"/>
-        <w:textAlignment w:val="auto"/>
-        <w:rPr>
-          <w:rFonts w:ascii="Times New Roman" w:hAnsi="Times New Roman" w:cs="Times New Roman"/>
-        </w:rPr>
-      </w:pPr>
-      <w:r>
-        <w:rPr>
-          <w:rFonts w:ascii="Times New Roman" w:hAnsi="Times New Roman" w:cs="Times New Roman"/>
-        </w:rPr>
-        <w:t>Имя изменя</w:t>
-      </w:r>
-      <w:r>
-        <w:rPr>
-          <w:rFonts w:ascii="Times New Roman" w:hAnsi="Times New Roman" w:cs="Times New Roman"/>
-        </w:rPr>
-        <w:t>е</w:t>
-      </w:r>
-      <w:r>
-        <w:rPr>
-          <w:rFonts w:ascii="Times New Roman" w:hAnsi="Times New Roman" w:cs="Times New Roman"/>
-        </w:rPr>
-        <w:t>тся только после проверки, которая осуществляется в соответстви</w:t>
-      </w:r>
-      <w:r>
-        <w:rPr>
-          <w:rFonts w:ascii="Times New Roman" w:hAnsi="Times New Roman" w:cs="Times New Roman"/>
-        </w:rPr>
-        <w:t>е</w:t>
-      </w:r>
-      <w:r>
-        <w:rPr>
-          <w:rFonts w:ascii="Times New Roman" w:hAnsi="Times New Roman" w:cs="Times New Roman"/>
-        </w:rPr>
-        <w:t xml:space="preserve"> с требованиями к соответствующим входным данным</w:t>
-      </w:r>
-    </w:p>
-    <w:p>
-      <w:pPr>
-        <w:pStyle w:val="a7"/>
-        <w:widowControl/>
-        <w:numPr>
-          <w:ilvl w:val="6"/>
-          <w:numId w:val="3"/>
-        </w:numPr>
-        <w:suppressAutoHyphens w:val="0"/>
-        <w:autoSpaceDN/>
-        <w:spacing w:after="160" w:line="276" w:lineRule="auto"/>
-        <w:textAlignment w:val="auto"/>
-        <w:rPr>
-          <w:rFonts w:ascii="Times New Roman" w:hAnsi="Times New Roman" w:cs="Times New Roman"/>
-        </w:rPr>
-      </w:pPr>
-      <w:r>
-        <w:rPr>
-          <w:rFonts w:ascii="Times New Roman" w:hAnsi="Times New Roman" w:cs="Times New Roman"/>
-        </w:rPr>
-        <w:t>Аватар</w:t>
-      </w:r>
-    </w:p>
-    <w:p>
-      <w:pPr>
-        <w:pStyle w:val="a7"/>
-        <w:widowControl/>
-        <w:numPr>
-          <w:ilvl w:val="7"/>
-          <w:numId w:val="3"/>
-        </w:numPr>
-        <w:suppressAutoHyphens w:val="0"/>
-        <w:autoSpaceDN/>
-        <w:spacing w:after="160" w:line="276" w:lineRule="auto"/>
-        <w:textAlignment w:val="auto"/>
-        <w:rPr>
-          <w:rFonts w:ascii="Times New Roman" w:hAnsi="Times New Roman" w:cs="Times New Roman"/>
-        </w:rPr>
-      </w:pPr>
-      <w:r>
-        <w:rPr>
-          <w:rFonts w:ascii="Times New Roman" w:hAnsi="Times New Roman" w:cs="Times New Roman"/>
-        </w:rPr>
-        <w:t xml:space="preserve">Редактирование описано в п. </w:t>
-      </w:r>
-      <w:r>
-        <w:rPr>
-          <w:rFonts w:ascii="Times New Roman" w:hAnsi="Times New Roman" w:cs="Times New Roman"/>
-        </w:rPr>
-        <w:fldChar w:fldCharType="begin"/>
-      </w:r>
-      <w:r>
-        <w:rPr>
-          <w:rFonts w:ascii="Times New Roman" w:hAnsi="Times New Roman" w:cs="Times New Roman"/>
-        </w:rPr>
-        <w:instrText xml:space="preserve"> REF _Ref216140565 \r \h </w:instrText>
-      </w:r>
-      <w:r>
-        <w:rPr>
-          <w:rFonts w:ascii="Times New Roman" w:hAnsi="Times New Roman" w:cs="Times New Roman"/>
-        </w:rPr>
-        <w:instrText xml:space="preserve"> \* MERGEFORMAT </w:instrText>
-      </w:r>
-      <w:r>
-        <w:rPr>
-          <w:rFonts w:ascii="Times New Roman" w:hAnsi="Times New Roman" w:cs="Times New Roman"/>
-        </w:rPr>
-      </w:r>
-      <w:r>
-        <w:rPr>
-          <w:rFonts w:ascii="Times New Roman" w:hAnsi="Times New Roman" w:cs="Times New Roman"/>
-        </w:rPr>
-        <w:fldChar w:fldCharType="separate"/>
-      </w:r>
-      <w:r>
-        <w:rPr>
-          <w:rFonts w:ascii="Times New Roman" w:hAnsi="Times New Roman" w:cs="Times New Roman"/>
-        </w:rPr>
-        <w:t>4.1.1.7.7.2</w:t>
-      </w:r>
-      <w:r>
-        <w:rPr>
-          <w:rFonts w:ascii="Times New Roman" w:hAnsi="Times New Roman" w:cs="Times New Roman"/>
-        </w:rPr>
-        <w:fldChar w:fldCharType="end"/>
-      </w:r>
-    </w:p>
-    <w:p>
-      <w:pPr>
-        <w:pStyle w:val="a7"/>
-        <w:widowControl/>
-        <w:numPr>
-          <w:ilvl w:val="6"/>
-          <w:numId w:val="3"/>
-        </w:numPr>
-        <w:suppressAutoHyphens w:val="0"/>
-        <w:autoSpaceDN/>
-        <w:spacing w:after="160" w:line="276" w:lineRule="auto"/>
-        <w:textAlignment w:val="auto"/>
-        <w:rPr>
-          <w:rFonts w:ascii="Times New Roman" w:hAnsi="Times New Roman" w:cs="Times New Roman"/>
-        </w:rPr>
-      </w:pPr>
-      <w:r>
-        <w:rPr>
-          <w:rFonts w:ascii="Times New Roman" w:hAnsi="Times New Roman" w:cs="Times New Roman"/>
-        </w:rPr>
-        <w:t>Почта не подлежит редактированию</w:t>
-      </w:r>
-    </w:p>
-    <w:p>
-      <w:pPr>
-        <w:pStyle w:val="a7"/>
-        <w:widowControl/>
-        <w:numPr>
-          <w:ilvl w:val="6"/>
-          <w:numId w:val="3"/>
-        </w:numPr>
-        <w:suppressAutoHyphens w:val="0"/>
-        <w:autoSpaceDN/>
-        <w:spacing w:after="160" w:line="276" w:lineRule="auto"/>
-        <w:textAlignment w:val="auto"/>
-        <w:rPr>
-          <w:rFonts w:ascii="Times New Roman" w:hAnsi="Times New Roman" w:cs="Times New Roman"/>
-        </w:rPr>
-      </w:pPr>
-      <w:r>
-        <w:rPr>
-          <w:rFonts w:ascii="Times New Roman" w:hAnsi="Times New Roman" w:cs="Times New Roman"/>
-        </w:rPr>
-        <w:t>Пароль</w:t>
-      </w:r>
-    </w:p>
-    <w:p>
-      <w:pPr>
-        <w:pStyle w:val="a7"/>
-        <w:widowControl/>
-        <w:numPr>
-          <w:ilvl w:val="7"/>
-          <w:numId w:val="3"/>
-        </w:numPr>
-        <w:suppressAutoHyphens w:val="0"/>
-        <w:autoSpaceDN/>
-        <w:spacing w:after="160" w:line="276" w:lineRule="auto"/>
-        <w:textAlignment w:val="auto"/>
-        <w:rPr>
-          <w:rFonts w:ascii="Times New Roman" w:hAnsi="Times New Roman" w:cs="Times New Roman"/>
-        </w:rPr>
-      </w:pPr>
-      <w:r>
-        <w:rPr>
-          <w:rFonts w:ascii="Times New Roman" w:hAnsi="Times New Roman" w:cs="Times New Roman"/>
-        </w:rPr>
-        <w:t xml:space="preserve">Редактирование должно происходить </w:t>
-      </w:r>
-      <w:r>
-        <w:rPr>
-          <w:rFonts w:ascii="Times New Roman" w:hAnsi="Times New Roman" w:cs="Times New Roman"/>
-        </w:rPr>
-        <w:t xml:space="preserve">с использованием встроенной в </w:t>
-      </w:r>
-      <w:r>
-        <w:rPr>
-          <w:rFonts w:ascii="Times New Roman" w:hAnsi="Times New Roman" w:cs="Times New Roman"/>
-          <w:lang w:val="en-US"/>
-        </w:rPr>
-        <w:t>Firebase</w:t>
-      </w:r>
-      <w:r>
-        <w:rPr>
-          <w:rFonts w:ascii="Times New Roman" w:hAnsi="Times New Roman" w:cs="Times New Roman"/>
-        </w:rPr>
-        <w:t xml:space="preserve"> системы изменения пароля</w:t>
-      </w:r>
-    </w:p>
-    <w:p>
-      <w:pPr>
-        <w:pStyle w:val="a7"/>
-        <w:widowControl/>
-        <w:numPr>
-          <w:ilvl w:val="7"/>
-          <w:numId w:val="3"/>
-        </w:numPr>
-        <w:suppressAutoHyphens w:val="0"/>
-        <w:autoSpaceDN/>
-        <w:spacing w:after="160" w:line="276" w:lineRule="auto"/>
-        <w:textAlignment w:val="auto"/>
-        <w:rPr>
-          <w:rFonts w:ascii="Times New Roman" w:hAnsi="Times New Roman" w:cs="Times New Roman"/>
-        </w:rPr>
-      </w:pPr>
-      <w:r>
-        <w:rPr>
-          <w:rFonts w:ascii="Times New Roman" w:hAnsi="Times New Roman" w:cs="Times New Roman"/>
-        </w:rPr>
-        <w:lastRenderedPageBreak/>
-        <w:t>Проверка входных данных для нового пароля должна осуществляться в соответствии с Таблицей 1.</w:t>
-      </w:r>
-    </w:p>
-    <w:p>
-      <w:pPr>
-        <w:pStyle w:val="a7"/>
-        <w:widowControl/>
-        <w:numPr>
-          <w:ilvl w:val="4"/>
-          <w:numId w:val="3"/>
-        </w:numPr>
-        <w:suppressAutoHyphens w:val="0"/>
-        <w:autoSpaceDN/>
-        <w:spacing w:after="160" w:line="276" w:lineRule="auto"/>
-        <w:textAlignment w:val="auto"/>
-        <w:rPr>
-          <w:rFonts w:ascii="Times New Roman" w:hAnsi="Times New Roman" w:cs="Times New Roman"/>
-        </w:rPr>
-      </w:pPr>
-      <w:r>
-        <w:rPr>
-          <w:rFonts w:ascii="Times New Roman" w:hAnsi="Times New Roman" w:cs="Times New Roman"/>
-        </w:rPr>
-        <w:t>Интерфейс</w:t>
-      </w:r>
-      <w:r>
-        <w:rPr>
-          <w:rFonts w:ascii="Times New Roman" w:hAnsi="Times New Roman" w:cs="Times New Roman"/>
-          <w:lang w:val="en-US"/>
-        </w:rPr>
-        <w:t xml:space="preserve"> </w:t>
-      </w:r>
-      <w:r>
-        <w:rPr>
-          <w:rFonts w:ascii="Times New Roman" w:hAnsi="Times New Roman" w:cs="Times New Roman"/>
-        </w:rPr>
-        <w:t>меню настроек</w:t>
-      </w:r>
-    </w:p>
-    <w:p>
-      <w:pPr>
-        <w:pStyle w:val="a7"/>
-        <w:widowControl/>
-        <w:numPr>
-          <w:ilvl w:val="5"/>
-          <w:numId w:val="3"/>
-        </w:numPr>
-        <w:suppressAutoHyphens w:val="0"/>
-        <w:autoSpaceDN/>
-        <w:spacing w:after="160" w:line="276" w:lineRule="auto"/>
-        <w:textAlignment w:val="auto"/>
-        <w:rPr>
-          <w:rFonts w:ascii="Times New Roman" w:hAnsi="Times New Roman" w:cs="Times New Roman"/>
-        </w:rPr>
-      </w:pPr>
-      <w:r>
-        <w:rPr>
-          <w:rFonts w:ascii="Times New Roman" w:hAnsi="Times New Roman" w:cs="Times New Roman"/>
-        </w:rPr>
-        <w:t>Все характеристики, которые можно редактировать, должны быть написаны в отдельных текстовых полях и расположены в следующем порядке</w:t>
-      </w:r>
-    </w:p>
-    <w:p>
-      <w:pPr>
-        <w:pStyle w:val="a7"/>
-        <w:widowControl/>
-        <w:numPr>
-          <w:ilvl w:val="6"/>
-          <w:numId w:val="3"/>
-        </w:numPr>
-        <w:suppressAutoHyphens w:val="0"/>
-        <w:autoSpaceDN/>
-        <w:spacing w:after="160" w:line="276" w:lineRule="auto"/>
-        <w:textAlignment w:val="auto"/>
-        <w:rPr>
-          <w:rFonts w:ascii="Times New Roman" w:hAnsi="Times New Roman" w:cs="Times New Roman"/>
-        </w:rPr>
-      </w:pPr>
-      <w:r>
-        <w:rPr>
-          <w:rFonts w:ascii="Times New Roman" w:hAnsi="Times New Roman" w:cs="Times New Roman"/>
-        </w:rPr>
-        <w:t>аватар</w:t>
-      </w:r>
-    </w:p>
-    <w:p>
-      <w:pPr>
-        <w:pStyle w:val="a7"/>
-        <w:widowControl/>
-        <w:numPr>
-          <w:ilvl w:val="6"/>
-          <w:numId w:val="3"/>
-        </w:numPr>
-        <w:suppressAutoHyphens w:val="0"/>
-        <w:autoSpaceDN/>
-        <w:spacing w:after="160" w:line="276" w:lineRule="auto"/>
-        <w:textAlignment w:val="auto"/>
-        <w:rPr>
-          <w:rFonts w:ascii="Times New Roman" w:hAnsi="Times New Roman" w:cs="Times New Roman"/>
-        </w:rPr>
-      </w:pPr>
-      <w:r>
-        <w:rPr>
-          <w:rFonts w:ascii="Times New Roman" w:hAnsi="Times New Roman" w:cs="Times New Roman"/>
-        </w:rPr>
-        <w:t xml:space="preserve">все характеристики из п. </w:t>
-      </w:r>
-      <w:r>
-        <w:rPr>
-          <w:rFonts w:ascii="Times New Roman" w:hAnsi="Times New Roman" w:cs="Times New Roman"/>
-        </w:rPr>
-        <w:fldChar w:fldCharType="begin"/>
-      </w:r>
-      <w:r>
-        <w:rPr>
-          <w:rFonts w:ascii="Times New Roman" w:hAnsi="Times New Roman" w:cs="Times New Roman"/>
-        </w:rPr>
-        <w:instrText xml:space="preserve"> REF _Ref216139811 \r \h </w:instrText>
-      </w:r>
-      <w:r>
-        <w:rPr>
-          <w:rFonts w:ascii="Times New Roman" w:hAnsi="Times New Roman" w:cs="Times New Roman"/>
-        </w:rPr>
-        <w:instrText xml:space="preserve"> \* MERGEFORMAT </w:instrText>
-      </w:r>
-      <w:r>
-        <w:rPr>
-          <w:rFonts w:ascii="Times New Roman" w:hAnsi="Times New Roman" w:cs="Times New Roman"/>
-        </w:rPr>
-      </w:r>
-      <w:r>
-        <w:rPr>
-          <w:rFonts w:ascii="Times New Roman" w:hAnsi="Times New Roman" w:cs="Times New Roman"/>
-        </w:rPr>
-        <w:fldChar w:fldCharType="separate"/>
-      </w:r>
-      <w:r>
-        <w:rPr>
-          <w:rFonts w:ascii="Times New Roman" w:hAnsi="Times New Roman" w:cs="Times New Roman"/>
-        </w:rPr>
-        <w:t>4.1.1.2.6.1</w:t>
-      </w:r>
-      <w:r>
-        <w:rPr>
-          <w:rFonts w:ascii="Times New Roman" w:hAnsi="Times New Roman" w:cs="Times New Roman"/>
-        </w:rPr>
-        <w:fldChar w:fldCharType="end"/>
-      </w:r>
-      <w:r>
-        <w:rPr>
-          <w:rFonts w:ascii="Times New Roman" w:hAnsi="Times New Roman" w:cs="Times New Roman"/>
-        </w:rPr>
-        <w:t>, кроме почты</w:t>
-      </w:r>
-    </w:p>
-    <w:p>
-      <w:pPr>
-        <w:pStyle w:val="a7"/>
-        <w:widowControl/>
-        <w:numPr>
-          <w:ilvl w:val="4"/>
-          <w:numId w:val="3"/>
-        </w:numPr>
-        <w:suppressAutoHyphens w:val="0"/>
-        <w:autoSpaceDN/>
-        <w:spacing w:after="160" w:line="276" w:lineRule="auto"/>
-        <w:textAlignment w:val="auto"/>
-        <w:rPr>
-          <w:rFonts w:ascii="Times New Roman" w:hAnsi="Times New Roman" w:cs="Times New Roman"/>
-        </w:rPr>
-      </w:pPr>
-      <w:r>
-        <w:rPr>
-          <w:rFonts w:ascii="Times New Roman" w:hAnsi="Times New Roman" w:cs="Times New Roman"/>
-        </w:rPr>
-        <w:t>Все текстовые поля должны всегда располагаться в левой части экрана независимо от ориентации устройства. При этом ширина блока не должна превышать 50% длины экрана в текущей ориентации.</w:t>
-      </w:r>
-    </w:p>
-    <w:p>
-      <w:pPr>
-        <w:pStyle w:val="a7"/>
-        <w:widowControl/>
-        <w:numPr>
-          <w:ilvl w:val="4"/>
-          <w:numId w:val="3"/>
-        </w:numPr>
-        <w:suppressAutoHyphens w:val="0"/>
-        <w:autoSpaceDN/>
-        <w:spacing w:after="160" w:line="276" w:lineRule="auto"/>
-        <w:textAlignment w:val="auto"/>
-        <w:rPr>
-          <w:rFonts w:ascii="Times New Roman" w:hAnsi="Times New Roman" w:cs="Times New Roman"/>
-        </w:rPr>
-      </w:pPr>
-      <w:r>
-        <w:rPr>
-          <w:rFonts w:ascii="Times New Roman" w:hAnsi="Times New Roman" w:cs="Times New Roman"/>
-        </w:rPr>
-        <w:t>Все кнопки должны всегда располагаться в правой части экрана независимо от ориентации устройства. При этом ширина блока не должна превышать 50% длины экрана в текущей ориентации.</w:t>
-      </w:r>
-    </w:p>
-    <w:p>
-      <w:pPr>
-        <w:pStyle w:val="a7"/>
-        <w:widowControl/>
-        <w:numPr>
-          <w:ilvl w:val="4"/>
-          <w:numId w:val="3"/>
-        </w:numPr>
-        <w:suppressAutoHyphens w:val="0"/>
-        <w:autoSpaceDN/>
-        <w:spacing w:after="160" w:line="276" w:lineRule="auto"/>
-        <w:textAlignment w:val="auto"/>
-        <w:rPr>
-          <w:rFonts w:ascii="Times New Roman" w:hAnsi="Times New Roman" w:cs="Times New Roman"/>
-        </w:rPr>
-      </w:pPr>
-      <w:r>
-        <w:rPr>
-          <w:rFonts w:ascii="Times New Roman" w:hAnsi="Times New Roman" w:cs="Times New Roman"/>
-        </w:rPr>
-        <w:t>Аватар</w:t>
-      </w:r>
-    </w:p>
-    <w:p>
-      <w:pPr>
-        <w:pStyle w:val="a7"/>
-        <w:widowControl/>
-        <w:numPr>
-          <w:ilvl w:val="5"/>
-          <w:numId w:val="3"/>
-        </w:numPr>
-        <w:suppressAutoHyphens w:val="0"/>
-        <w:autoSpaceDN/>
-        <w:spacing w:after="160" w:line="276" w:lineRule="auto"/>
-        <w:textAlignment w:val="auto"/>
-        <w:rPr>
-          <w:rFonts w:ascii="Times New Roman" w:hAnsi="Times New Roman" w:cs="Times New Roman"/>
-        </w:rPr>
-      </w:pPr>
-      <w:r>
-        <w:rPr>
-          <w:rFonts w:ascii="Times New Roman" w:hAnsi="Times New Roman" w:cs="Times New Roman"/>
-        </w:rPr>
-        <w:t>Располагается слева от имени пользователя</w:t>
-      </w:r>
-    </w:p>
-    <w:p>
-      <w:pPr>
-        <w:pStyle w:val="a7"/>
-        <w:widowControl/>
-        <w:numPr>
-          <w:ilvl w:val="5"/>
-          <w:numId w:val="3"/>
-        </w:numPr>
-        <w:suppressAutoHyphens w:val="0"/>
-        <w:autoSpaceDN/>
-        <w:spacing w:after="160" w:line="276" w:lineRule="auto"/>
-        <w:textAlignment w:val="auto"/>
-        <w:rPr>
-          <w:rFonts w:ascii="Times New Roman" w:hAnsi="Times New Roman" w:cs="Times New Roman"/>
-        </w:rPr>
-      </w:pPr>
-      <w:bookmarkStart w:id="19" w:name="_Ref216140565"/>
-      <w:r>
-        <w:rPr>
-          <w:rFonts w:ascii="Times New Roman" w:hAnsi="Times New Roman" w:cs="Times New Roman"/>
-        </w:rPr>
-        <w:t>Редактирование</w:t>
-      </w:r>
-      <w:bookmarkEnd w:id="19"/>
-    </w:p>
-    <w:p>
-      <w:pPr>
-        <w:pStyle w:val="a7"/>
-        <w:widowControl/>
-        <w:numPr>
-          <w:ilvl w:val="6"/>
-          <w:numId w:val="3"/>
-        </w:numPr>
-        <w:suppressAutoHyphens w:val="0"/>
-        <w:autoSpaceDN/>
-        <w:spacing w:after="160" w:line="276" w:lineRule="auto"/>
-        <w:textAlignment w:val="auto"/>
-        <w:rPr>
-          <w:rFonts w:ascii="Times New Roman" w:hAnsi="Times New Roman" w:cs="Times New Roman"/>
-        </w:rPr>
-      </w:pPr>
-      <w:r>
-        <w:rPr>
-          <w:rFonts w:ascii="Times New Roman" w:hAnsi="Times New Roman" w:cs="Times New Roman"/>
-        </w:rPr>
-        <w:t>В отдельном диалоговом окне должен быть предложен список со всеми доступными в игре аватарами</w:t>
-      </w:r>
-    </w:p>
-    <w:p>
-      <w:pPr>
-        <w:pStyle w:val="a7"/>
-        <w:widowControl/>
-        <w:numPr>
-          <w:ilvl w:val="6"/>
-          <w:numId w:val="3"/>
-        </w:numPr>
-        <w:suppressAutoHyphens w:val="0"/>
-        <w:autoSpaceDN/>
-        <w:spacing w:after="160" w:line="276" w:lineRule="auto"/>
-        <w:textAlignment w:val="auto"/>
-        <w:rPr>
-          <w:rFonts w:ascii="Times New Roman" w:hAnsi="Times New Roman" w:cs="Times New Roman"/>
-        </w:rPr>
-      </w:pPr>
-      <w:r>
-        <w:rPr>
-          <w:rFonts w:ascii="Times New Roman" w:hAnsi="Times New Roman" w:cs="Times New Roman"/>
-        </w:rPr>
-        <w:t xml:space="preserve">Аватары </w:t>
-      </w:r>
-      <w:r>
-        <w:rPr>
-          <w:rFonts w:ascii="Times New Roman" w:hAnsi="Times New Roman" w:cs="Times New Roman"/>
-        </w:rPr>
-        <w:t>должны быть заранее добавлены в игру</w:t>
-      </w:r>
-    </w:p>
-    <w:p>
-      <w:pPr>
-        <w:pStyle w:val="a7"/>
-        <w:widowControl/>
-        <w:numPr>
-          <w:ilvl w:val="6"/>
-          <w:numId w:val="3"/>
-        </w:numPr>
-        <w:suppressAutoHyphens w:val="0"/>
-        <w:autoSpaceDN/>
-        <w:spacing w:after="160" w:line="276" w:lineRule="auto"/>
-        <w:textAlignment w:val="auto"/>
-        <w:rPr>
-          <w:rFonts w:ascii="Times New Roman" w:hAnsi="Times New Roman" w:cs="Times New Roman"/>
-        </w:rPr>
-      </w:pPr>
-      <w:r>
-        <w:rPr>
-          <w:rFonts w:ascii="Times New Roman" w:hAnsi="Times New Roman" w:cs="Times New Roman"/>
-        </w:rPr>
-        <w:t>После нажатия на одну из предложенных картинок диалоговое окно должно закрываться, а аватар ставиться в профиль</w:t>
-      </w:r>
-    </w:p>
-    <w:p>
-      <w:pPr>
-        <w:pStyle w:val="a7"/>
-        <w:widowControl/>
-        <w:numPr>
-          <w:ilvl w:val="5"/>
-          <w:numId w:val="3"/>
-        </w:numPr>
-        <w:suppressAutoHyphens w:val="0"/>
-        <w:autoSpaceDN/>
-        <w:spacing w:after="160" w:line="276" w:lineRule="auto"/>
-        <w:textAlignment w:val="auto"/>
-        <w:rPr>
-          <w:rFonts w:ascii="Times New Roman" w:hAnsi="Times New Roman" w:cs="Times New Roman"/>
-        </w:rPr>
-      </w:pPr>
-      <w:r>
-        <w:rPr>
-          <w:rFonts w:ascii="Times New Roman" w:hAnsi="Times New Roman" w:cs="Times New Roman"/>
-        </w:rPr>
-        <w:t>Аватар должен быть показан в кружочке</w:t>
-      </w:r>
-    </w:p>
-    <w:p>
-      <w:pPr>
-        <w:pStyle w:val="a7"/>
-        <w:widowControl/>
-        <w:numPr>
-          <w:ilvl w:val="3"/>
-          <w:numId w:val="3"/>
-        </w:numPr>
-        <w:suppressAutoHyphens w:val="0"/>
-        <w:autoSpaceDN/>
-        <w:spacing w:after="160" w:line="276" w:lineRule="auto"/>
-        <w:textAlignment w:val="auto"/>
-        <w:rPr>
-          <w:rFonts w:ascii="Times New Roman" w:hAnsi="Times New Roman" w:cs="Times New Roman"/>
-        </w:rPr>
-      </w:pPr>
-      <w:r>
-        <w:rPr>
-          <w:rFonts w:ascii="Times New Roman" w:hAnsi="Times New Roman" w:cs="Times New Roman"/>
-        </w:rPr>
-        <w:t xml:space="preserve">Игровой </w:t>
-      </w:r>
-      <w:r>
-        <w:rPr>
-          <w:rFonts w:ascii="Times New Roman" w:hAnsi="Times New Roman" w:cs="Times New Roman"/>
-        </w:rPr>
-        <w:t>П</w:t>
-      </w:r>
-      <w:r>
-        <w:rPr>
-          <w:rFonts w:ascii="Times New Roman" w:hAnsi="Times New Roman" w:cs="Times New Roman"/>
-        </w:rPr>
-        <w:t>роцесс</w:t>
-      </w:r>
-    </w:p>
-    <w:p>
-      <w:pPr>
-        <w:pStyle w:val="a7"/>
-        <w:widowControl/>
-        <w:numPr>
-          <w:ilvl w:val="4"/>
-          <w:numId w:val="3"/>
-        </w:numPr>
-        <w:suppressAutoHyphens w:val="0"/>
-        <w:autoSpaceDN/>
-        <w:spacing w:after="160" w:line="276" w:lineRule="auto"/>
-        <w:textAlignment w:val="auto"/>
-        <w:rPr>
-          <w:rFonts w:ascii="Times New Roman" w:hAnsi="Times New Roman" w:cs="Times New Roman"/>
-        </w:rPr>
-      </w:pPr>
-      <w:r>
-        <w:rPr>
-          <w:rFonts w:ascii="Times New Roman" w:hAnsi="Times New Roman" w:cs="Times New Roman"/>
-        </w:rPr>
-        <w:t>Начало игрового процесса – ожидание пользователем возможности взаимодействия с уровнем</w:t>
-      </w:r>
-    </w:p>
-    <w:p>
-      <w:pPr>
-        <w:pStyle w:val="a7"/>
-        <w:widowControl/>
-        <w:numPr>
-          <w:ilvl w:val="4"/>
-          <w:numId w:val="3"/>
-        </w:numPr>
-        <w:suppressAutoHyphens w:val="0"/>
-        <w:autoSpaceDN/>
-        <w:spacing w:after="160" w:line="276" w:lineRule="auto"/>
-        <w:textAlignment w:val="auto"/>
-        <w:rPr>
-          <w:rFonts w:ascii="Times New Roman" w:hAnsi="Times New Roman" w:cs="Times New Roman"/>
-        </w:rPr>
-      </w:pPr>
-      <w:r>
-        <w:rPr>
-          <w:rFonts w:ascii="Times New Roman" w:hAnsi="Times New Roman" w:cs="Times New Roman"/>
-        </w:rPr>
-        <w:t>Генерация уровня</w:t>
-      </w:r>
-    </w:p>
-    <w:p>
-      <w:pPr>
-        <w:pStyle w:val="a7"/>
-        <w:widowControl/>
-        <w:numPr>
-          <w:ilvl w:val="5"/>
-          <w:numId w:val="3"/>
-        </w:numPr>
-        <w:suppressAutoHyphens w:val="0"/>
-        <w:autoSpaceDN/>
-        <w:spacing w:after="160" w:line="276" w:lineRule="auto"/>
-        <w:textAlignment w:val="auto"/>
-        <w:rPr>
-          <w:rFonts w:ascii="Times New Roman" w:hAnsi="Times New Roman" w:cs="Times New Roman"/>
-        </w:rPr>
-      </w:pPr>
-      <w:r>
-        <w:rPr>
-          <w:rFonts w:ascii="Times New Roman" w:hAnsi="Times New Roman" w:cs="Times New Roman"/>
-        </w:rPr>
-        <w:t xml:space="preserve">Генерация осуществляется </w:t>
-      </w:r>
-      <w:r>
-        <w:rPr>
-          <w:rFonts w:ascii="Times New Roman" w:hAnsi="Times New Roman" w:cs="Times New Roman"/>
-        </w:rPr>
-        <w:t>при помощи</w:t>
-      </w:r>
-      <w:r>
-        <w:rPr>
-          <w:rFonts w:ascii="Times New Roman" w:hAnsi="Times New Roman" w:cs="Times New Roman"/>
-        </w:rPr>
-        <w:t xml:space="preserve"> алгоритм</w:t>
-      </w:r>
-      <w:r>
-        <w:rPr>
-          <w:rFonts w:ascii="Times New Roman" w:hAnsi="Times New Roman" w:cs="Times New Roman"/>
-        </w:rPr>
-        <w:t>а</w:t>
-      </w:r>
-      <w:r>
-        <w:rPr>
-          <w:rFonts w:ascii="Times New Roman" w:hAnsi="Times New Roman" w:cs="Times New Roman"/>
-        </w:rPr>
-        <w:t xml:space="preserve">, </w:t>
-      </w:r>
-      <w:r>
-        <w:rPr>
-          <w:rFonts w:ascii="Times New Roman" w:hAnsi="Times New Roman" w:cs="Times New Roman"/>
-        </w:rPr>
-        <w:t>генерации уровня.</w:t>
-      </w:r>
-    </w:p>
-    <w:p>
-      <w:pPr>
-        <w:pStyle w:val="a7"/>
-        <w:widowControl/>
-        <w:numPr>
-          <w:ilvl w:val="4"/>
-          <w:numId w:val="3"/>
-        </w:numPr>
-        <w:suppressAutoHyphens w:val="0"/>
-        <w:autoSpaceDN/>
-        <w:spacing w:after="160" w:line="276" w:lineRule="auto"/>
-        <w:textAlignment w:val="auto"/>
-        <w:rPr>
-          <w:rFonts w:ascii="Times New Roman" w:hAnsi="Times New Roman" w:cs="Times New Roman"/>
-        </w:rPr>
-      </w:pPr>
-      <w:r>
-        <w:rPr>
-          <w:rFonts w:ascii="Times New Roman" w:hAnsi="Times New Roman" w:cs="Times New Roman"/>
-        </w:rPr>
-        <w:t>Поле</w:t>
-      </w:r>
-    </w:p>
-    <w:p>
-      <w:pPr>
-        <w:pStyle w:val="a7"/>
-        <w:widowControl/>
-        <w:numPr>
-          <w:ilvl w:val="5"/>
-          <w:numId w:val="3"/>
-        </w:numPr>
-        <w:suppressAutoHyphens w:val="0"/>
-        <w:autoSpaceDN/>
-        <w:spacing w:after="160" w:line="276" w:lineRule="auto"/>
-        <w:textAlignment w:val="auto"/>
-        <w:rPr>
-          <w:rFonts w:ascii="Times New Roman" w:hAnsi="Times New Roman" w:cs="Times New Roman"/>
-        </w:rPr>
-      </w:pPr>
-      <w:r>
-        <w:rPr>
-          <w:rFonts w:ascii="Times New Roman" w:hAnsi="Times New Roman" w:cs="Times New Roman"/>
-        </w:rPr>
-        <w:t>На поле должны располагаться кнопки-вершины. Их количество определяется алгоритмом, реализующим генерацию уровня.</w:t>
-      </w:r>
-    </w:p>
-    <w:p>
-      <w:pPr>
-        <w:pStyle w:val="a7"/>
-        <w:widowControl/>
-        <w:numPr>
-          <w:ilvl w:val="5"/>
-          <w:numId w:val="3"/>
-        </w:numPr>
-        <w:suppressAutoHyphens w:val="0"/>
-        <w:autoSpaceDN/>
-        <w:spacing w:after="160" w:line="276" w:lineRule="auto"/>
-        <w:textAlignment w:val="auto"/>
-        <w:rPr>
-          <w:rFonts w:ascii="Times New Roman" w:hAnsi="Times New Roman" w:cs="Times New Roman"/>
-        </w:rPr>
-      </w:pPr>
-      <w:r>
-        <w:rPr>
-          <w:rFonts w:ascii="Times New Roman" w:hAnsi="Times New Roman" w:cs="Times New Roman"/>
-        </w:rPr>
-        <w:t>У игрока должна быть возможность нажимать на кнопки.</w:t>
-      </w:r>
-    </w:p>
-    <w:p>
-      <w:pPr>
-        <w:pStyle w:val="a7"/>
-        <w:widowControl/>
-        <w:numPr>
-          <w:ilvl w:val="5"/>
-          <w:numId w:val="3"/>
-        </w:numPr>
-        <w:suppressAutoHyphens w:val="0"/>
-        <w:autoSpaceDN/>
-        <w:spacing w:after="160" w:line="276" w:lineRule="auto"/>
-        <w:textAlignment w:val="auto"/>
-        <w:rPr>
-          <w:rFonts w:ascii="Times New Roman" w:hAnsi="Times New Roman" w:cs="Times New Roman"/>
-        </w:rPr>
-      </w:pPr>
-      <w:r>
-        <w:rPr>
-          <w:rFonts w:ascii="Times New Roman" w:hAnsi="Times New Roman" w:cs="Times New Roman"/>
-        </w:rPr>
-        <w:t>Нажатие на одну из кнопок приводит</w:t>
-      </w:r>
-      <w:r>
-        <w:rPr>
-          <w:rFonts w:ascii="Times New Roman" w:hAnsi="Times New Roman" w:cs="Times New Roman"/>
-        </w:rPr>
-        <w:t xml:space="preserve"> к</w:t>
-      </w:r>
-      <w:r>
-        <w:rPr>
-          <w:rFonts w:ascii="Times New Roman" w:hAnsi="Times New Roman" w:cs="Times New Roman"/>
-        </w:rPr>
-        <w:t xml:space="preserve"> модификации</w:t>
-      </w:r>
-      <w:r>
-        <w:rPr>
-          <w:rFonts w:ascii="Times New Roman" w:hAnsi="Times New Roman" w:cs="Times New Roman"/>
-        </w:rPr>
-        <w:t xml:space="preserve"> </w:t>
-      </w:r>
-      <w:r>
-        <w:rPr>
-          <w:rFonts w:ascii="Times New Roman" w:hAnsi="Times New Roman" w:cs="Times New Roman"/>
-        </w:rPr>
-        <w:fldChar w:fldCharType="begin"/>
-      </w:r>
-      <w:r>
-        <w:rPr>
-          <w:rFonts w:ascii="Times New Roman" w:hAnsi="Times New Roman" w:cs="Times New Roman"/>
-        </w:rPr>
-        <w:instrText xml:space="preserve"> REF _Ref216796381 \r \h </w:instrText>
-      </w:r>
-      <w:r>
-        <w:rPr>
-          <w:rFonts w:ascii="Times New Roman" w:hAnsi="Times New Roman" w:cs="Times New Roman"/>
-        </w:rPr>
-      </w:r>
-      <w:r>
-        <w:rPr>
-          <w:rFonts w:ascii="Times New Roman" w:hAnsi="Times New Roman" w:cs="Times New Roman"/>
-        </w:rPr>
-        <w:fldChar w:fldCharType="separate"/>
-      </w:r>
-      <w:r>
-        <w:rPr>
-          <w:rFonts w:ascii="Times New Roman" w:hAnsi="Times New Roman" w:cs="Times New Roman"/>
-        </w:rPr>
-        <w:t>[2.]</w:t>
-      </w:r>
-      <w:r>
-        <w:rPr>
-          <w:rFonts w:ascii="Times New Roman" w:hAnsi="Times New Roman" w:cs="Times New Roman"/>
-        </w:rPr>
-        <w:fldChar w:fldCharType="end"/>
-      </w:r>
-    </w:p>
-    <w:p>
-      <w:pPr>
-        <w:pStyle w:val="a7"/>
-        <w:widowControl/>
-        <w:numPr>
-          <w:ilvl w:val="5"/>
-          <w:numId w:val="3"/>
-        </w:numPr>
-        <w:suppressAutoHyphens w:val="0"/>
-        <w:autoSpaceDN/>
-        <w:spacing w:after="160" w:line="276" w:lineRule="auto"/>
-        <w:textAlignment w:val="auto"/>
-        <w:rPr>
-          <w:rFonts w:ascii="Times New Roman" w:hAnsi="Times New Roman" w:cs="Times New Roman"/>
-        </w:rPr>
-      </w:pPr>
-      <w:r>
-        <w:rPr>
-          <w:rFonts w:ascii="Times New Roman" w:hAnsi="Times New Roman" w:cs="Times New Roman"/>
-        </w:rPr>
-        <w:t>После нажатия должна проигрываться анимация поворота</w:t>
-      </w:r>
-    </w:p>
-    <w:p>
-      <w:pPr>
-        <w:pStyle w:val="a7"/>
-        <w:widowControl/>
-        <w:numPr>
-          <w:ilvl w:val="6"/>
-          <w:numId w:val="3"/>
-        </w:numPr>
-        <w:suppressAutoHyphens w:val="0"/>
-        <w:autoSpaceDN/>
-        <w:spacing w:after="160" w:line="276" w:lineRule="auto"/>
-        <w:textAlignment w:val="auto"/>
-        <w:rPr>
-          <w:rFonts w:ascii="Times New Roman" w:hAnsi="Times New Roman" w:cs="Times New Roman"/>
-        </w:rPr>
-      </w:pPr>
-      <w:r>
-        <w:rPr>
-          <w:rFonts w:ascii="Times New Roman" w:hAnsi="Times New Roman" w:cs="Times New Roman"/>
-        </w:rPr>
-        <w:lastRenderedPageBreak/>
-        <w:t>В верхней части поля долж</w:t>
-      </w:r>
-      <w:r>
-        <w:rPr>
-          <w:rFonts w:ascii="Times New Roman" w:hAnsi="Times New Roman" w:cs="Times New Roman"/>
-        </w:rPr>
-        <w:t xml:space="preserve">но отображаться </w:t>
-      </w:r>
-      <w:r>
-        <w:rPr>
-          <w:rFonts w:ascii="Times New Roman" w:hAnsi="Times New Roman" w:cs="Times New Roman"/>
-        </w:rPr>
-        <w:t>общее время, затраченное на уровень.</w:t>
-      </w:r>
-      <w:r>
-        <w:rPr>
-          <w:rFonts w:ascii="Times New Roman" w:hAnsi="Times New Roman" w:cs="Times New Roman"/>
-        </w:rPr>
-        <w:t xml:space="preserve"> </w:t>
-      </w:r>
-      <w:r>
-        <w:rPr>
-          <w:rFonts w:ascii="Times New Roman" w:hAnsi="Times New Roman" w:cs="Times New Roman"/>
-        </w:rPr>
-        <w:t>Отсчет стартует сразу после того, как пользователь получает возможность взаимодействовать с уровнем</w:t>
-      </w:r>
-    </w:p>
-    <w:p>
-      <w:pPr>
-        <w:pStyle w:val="a7"/>
-        <w:widowControl/>
-        <w:numPr>
-          <w:ilvl w:val="6"/>
-          <w:numId w:val="3"/>
-        </w:numPr>
-        <w:suppressAutoHyphens w:val="0"/>
-        <w:autoSpaceDN/>
-        <w:spacing w:after="160" w:line="276" w:lineRule="auto"/>
-        <w:textAlignment w:val="auto"/>
-        <w:rPr>
-          <w:rFonts w:ascii="Times New Roman" w:hAnsi="Times New Roman" w:cs="Times New Roman"/>
-        </w:rPr>
-      </w:pPr>
-      <w:r>
-        <w:rPr>
-          <w:rFonts w:ascii="Times New Roman" w:hAnsi="Times New Roman" w:cs="Times New Roman"/>
-        </w:rPr>
-        <w:t>Ширина полосы должна быть около 20% от ширины экрана</w:t>
-      </w:r>
-    </w:p>
-    <w:p>
-      <w:pPr>
-        <w:pStyle w:val="a7"/>
-        <w:widowControl/>
-        <w:numPr>
-          <w:ilvl w:val="4"/>
-          <w:numId w:val="3"/>
-        </w:numPr>
-        <w:suppressAutoHyphens w:val="0"/>
-        <w:autoSpaceDN/>
-        <w:spacing w:after="160" w:line="276" w:lineRule="auto"/>
-        <w:textAlignment w:val="auto"/>
-        <w:rPr>
-          <w:rFonts w:ascii="Times New Roman" w:hAnsi="Times New Roman" w:cs="Times New Roman"/>
-        </w:rPr>
-      </w:pPr>
-      <w:r>
-        <w:rPr>
-          <w:rFonts w:ascii="Times New Roman" w:hAnsi="Times New Roman" w:cs="Times New Roman"/>
-        </w:rPr>
-        <w:t>Должна быть возможность поставить игру на паузу при помощи кнопки. Кнопка должна располагаться в верхнем правом углу экрана.</w:t>
-      </w:r>
-    </w:p>
-    <w:p>
-      <w:pPr>
-        <w:pStyle w:val="a7"/>
-        <w:widowControl/>
-        <w:numPr>
-          <w:ilvl w:val="5"/>
-          <w:numId w:val="3"/>
-        </w:numPr>
-        <w:suppressAutoHyphens w:val="0"/>
-        <w:autoSpaceDN/>
-        <w:spacing w:after="160" w:line="276" w:lineRule="auto"/>
-        <w:textAlignment w:val="auto"/>
-        <w:rPr>
-          <w:rFonts w:ascii="Times New Roman" w:hAnsi="Times New Roman" w:cs="Times New Roman"/>
-        </w:rPr>
-      </w:pPr>
-      <w:r>
-        <w:rPr>
-          <w:rFonts w:ascii="Times New Roman" w:hAnsi="Times New Roman" w:cs="Times New Roman"/>
-        </w:rPr>
-        <w:t>При нажатии на нее должно появляться диалоговое окно</w:t>
-      </w:r>
-    </w:p>
-    <w:p>
-      <w:pPr>
-        <w:pStyle w:val="a7"/>
-        <w:widowControl/>
-        <w:numPr>
-          <w:ilvl w:val="4"/>
-          <w:numId w:val="3"/>
-        </w:numPr>
-        <w:suppressAutoHyphens w:val="0"/>
-        <w:autoSpaceDN/>
-        <w:spacing w:after="160" w:line="276" w:lineRule="auto"/>
-        <w:textAlignment w:val="auto"/>
-        <w:rPr>
-          <w:rFonts w:ascii="Times New Roman" w:hAnsi="Times New Roman" w:cs="Times New Roman"/>
-        </w:rPr>
-      </w:pPr>
-      <w:r>
-        <w:rPr>
-          <w:rFonts w:ascii="Times New Roman" w:hAnsi="Times New Roman" w:cs="Times New Roman"/>
-        </w:rPr>
-        <w:t>Игра продолжается, пока игрок не сделает связный граф</w:t>
-      </w:r>
-    </w:p>
-    <w:p>
-      <w:pPr>
-        <w:pStyle w:val="a7"/>
-        <w:widowControl/>
-        <w:numPr>
-          <w:ilvl w:val="4"/>
-          <w:numId w:val="3"/>
-        </w:numPr>
-        <w:suppressAutoHyphens w:val="0"/>
-        <w:autoSpaceDN/>
-        <w:spacing w:after="160" w:line="276" w:lineRule="auto"/>
-        <w:textAlignment w:val="auto"/>
-        <w:rPr>
-          <w:rFonts w:ascii="Times New Roman" w:hAnsi="Times New Roman" w:cs="Times New Roman"/>
-        </w:rPr>
-      </w:pPr>
-      <w:r>
-        <w:rPr>
-          <w:rFonts w:ascii="Times New Roman" w:hAnsi="Times New Roman" w:cs="Times New Roman"/>
-        </w:rPr>
-        <w:t>Завершение игры</w:t>
-      </w:r>
-    </w:p>
-    <w:p>
-      <w:pPr>
-        <w:pStyle w:val="a7"/>
-        <w:widowControl/>
-        <w:numPr>
-          <w:ilvl w:val="5"/>
-          <w:numId w:val="3"/>
-        </w:numPr>
-        <w:suppressAutoHyphens w:val="0"/>
-        <w:autoSpaceDN/>
-        <w:spacing w:after="160" w:line="276" w:lineRule="auto"/>
-        <w:textAlignment w:val="auto"/>
-        <w:rPr>
-          <w:rFonts w:ascii="Times New Roman" w:hAnsi="Times New Roman" w:cs="Times New Roman"/>
-        </w:rPr>
-      </w:pPr>
-      <w:r>
-        <w:rPr>
-          <w:rFonts w:ascii="Times New Roman" w:hAnsi="Times New Roman" w:cs="Times New Roman"/>
-        </w:rPr>
-        <w:t>По</w:t>
-      </w:r>
-      <w:r>
-        <w:rPr>
-          <w:rFonts w:ascii="Times New Roman" w:hAnsi="Times New Roman" w:cs="Times New Roman"/>
-        </w:rPr>
-        <w:t>сле восстановления</w:t>
-      </w:r>
-      <w:r>
-        <w:rPr>
-          <w:rFonts w:ascii="Times New Roman" w:hAnsi="Times New Roman" w:cs="Times New Roman"/>
-        </w:rPr>
-        <w:t xml:space="preserve"> связно</w:t>
-      </w:r>
-      <w:r>
-        <w:rPr>
-          <w:rFonts w:ascii="Times New Roman" w:hAnsi="Times New Roman" w:cs="Times New Roman"/>
-        </w:rPr>
-        <w:t xml:space="preserve">сти </w:t>
-      </w:r>
-      <w:r>
-        <w:rPr>
-          <w:rFonts w:ascii="Times New Roman" w:hAnsi="Times New Roman" w:cs="Times New Roman"/>
-        </w:rPr>
-        <w:t>графа пользователь теряет возможность взаимодействовать с уровнем</w:t>
-      </w:r>
-    </w:p>
-    <w:p>
-      <w:pPr>
-        <w:pStyle w:val="a7"/>
-        <w:widowControl/>
-        <w:numPr>
-          <w:ilvl w:val="5"/>
-          <w:numId w:val="3"/>
-        </w:numPr>
-        <w:suppressAutoHyphens w:val="0"/>
-        <w:autoSpaceDN/>
-        <w:spacing w:after="160" w:line="276" w:lineRule="auto"/>
-        <w:textAlignment w:val="auto"/>
-        <w:rPr>
-          <w:rFonts w:ascii="Times New Roman" w:hAnsi="Times New Roman" w:cs="Times New Roman"/>
-        </w:rPr>
-      </w:pPr>
-      <w:r>
-        <w:rPr>
-          <w:rFonts w:ascii="Times New Roman" w:hAnsi="Times New Roman" w:cs="Times New Roman"/>
-        </w:rPr>
-        <w:t>Показывается анимация завершения</w:t>
-      </w:r>
-    </w:p>
-    <w:p>
-      <w:pPr>
-        <w:pStyle w:val="a7"/>
-        <w:widowControl/>
-        <w:numPr>
-          <w:ilvl w:val="5"/>
-          <w:numId w:val="3"/>
-        </w:numPr>
-        <w:suppressAutoHyphens w:val="0"/>
-        <w:autoSpaceDN/>
-        <w:spacing w:after="160" w:line="276" w:lineRule="auto"/>
-        <w:textAlignment w:val="auto"/>
-        <w:rPr>
-          <w:rFonts w:ascii="Times New Roman" w:hAnsi="Times New Roman" w:cs="Times New Roman"/>
-        </w:rPr>
-      </w:pPr>
-      <w:r>
-        <w:rPr>
-          <w:rFonts w:ascii="Times New Roman" w:hAnsi="Times New Roman" w:cs="Times New Roman"/>
-        </w:rPr>
-        <w:t>Происходит переход в окно Результата</w:t>
-      </w:r>
-    </w:p>
-    <w:p>
-      <w:pPr>
-        <w:pStyle w:val="a7"/>
-        <w:widowControl/>
-        <w:numPr>
-          <w:ilvl w:val="3"/>
-          <w:numId w:val="3"/>
-        </w:numPr>
-        <w:suppressAutoHyphens w:val="0"/>
-        <w:autoSpaceDN/>
-        <w:spacing w:after="160" w:line="276" w:lineRule="auto"/>
-        <w:textAlignment w:val="auto"/>
-        <w:rPr>
-          <w:rFonts w:ascii="Times New Roman" w:hAnsi="Times New Roman" w:cs="Times New Roman"/>
-        </w:rPr>
-      </w:pPr>
-      <w:r>
-        <w:rPr>
-          <w:rFonts w:ascii="Times New Roman" w:hAnsi="Times New Roman" w:cs="Times New Roman"/>
-        </w:rPr>
-        <w:t>Окно Результата</w:t>
-      </w:r>
-    </w:p>
-    <w:p>
-      <w:pPr>
-        <w:pStyle w:val="a7"/>
-        <w:widowControl/>
-        <w:numPr>
-          <w:ilvl w:val="4"/>
-          <w:numId w:val="3"/>
-        </w:numPr>
-        <w:suppressAutoHyphens w:val="0"/>
-        <w:autoSpaceDN/>
-        <w:spacing w:after="160" w:line="276" w:lineRule="auto"/>
-        <w:textAlignment w:val="auto"/>
-        <w:rPr>
-          <w:rFonts w:ascii="Times New Roman" w:hAnsi="Times New Roman" w:cs="Times New Roman"/>
-        </w:rPr>
-      </w:pPr>
-      <w:r>
-        <w:rPr>
-          <w:rFonts w:ascii="Times New Roman" w:hAnsi="Times New Roman" w:cs="Times New Roman"/>
-        </w:rPr>
-        <w:t xml:space="preserve">Время на прохождение текущего уровня </w:t>
-      </w:r>
-      <w:r>
-        <w:rPr>
-          <w:rFonts w:ascii="Times New Roman" w:hAnsi="Times New Roman" w:cs="Times New Roman"/>
-        </w:rPr>
-        <w:t>не суммируется с предыдущим</w:t>
-      </w:r>
-      <w:r>
-        <w:rPr>
-          <w:rFonts w:ascii="Times New Roman" w:hAnsi="Times New Roman" w:cs="Times New Roman"/>
-        </w:rPr>
-        <w:t>и</w:t>
-      </w:r>
-      <w:r>
-        <w:rPr>
-          <w:rFonts w:ascii="Times New Roman" w:hAnsi="Times New Roman" w:cs="Times New Roman"/>
-        </w:rPr>
-        <w:t xml:space="preserve">. </w:t>
-      </w:r>
-      <w:r>
-        <w:rPr>
-          <w:rFonts w:ascii="Times New Roman" w:hAnsi="Times New Roman" w:cs="Times New Roman"/>
-        </w:rPr>
-        <w:t xml:space="preserve">При переходе на следующий </w:t>
-      </w:r>
-      <w:r>
-        <w:rPr>
-          <w:rFonts w:ascii="Times New Roman" w:hAnsi="Times New Roman" w:cs="Times New Roman"/>
-        </w:rPr>
-        <w:t>уров</w:t>
-      </w:r>
-      <w:r>
-        <w:rPr>
-          <w:rFonts w:ascii="Times New Roman" w:hAnsi="Times New Roman" w:cs="Times New Roman"/>
-        </w:rPr>
-        <w:t>ень отсчет должен</w:t>
-      </w:r>
-      <w:r>
-        <w:rPr>
-          <w:rFonts w:ascii="Times New Roman" w:hAnsi="Times New Roman" w:cs="Times New Roman"/>
-        </w:rPr>
-        <w:t xml:space="preserve"> начинаться с нуля.</w:t>
-      </w:r>
-    </w:p>
-    <w:p>
-      <w:pPr>
-        <w:pStyle w:val="a7"/>
-        <w:widowControl/>
-        <w:numPr>
-          <w:ilvl w:val="4"/>
-          <w:numId w:val="3"/>
-        </w:numPr>
-        <w:suppressAutoHyphens w:val="0"/>
-        <w:autoSpaceDN/>
-        <w:spacing w:after="160" w:line="276" w:lineRule="auto"/>
-        <w:textAlignment w:val="auto"/>
-        <w:rPr>
-          <w:rFonts w:ascii="Times New Roman" w:hAnsi="Times New Roman" w:cs="Times New Roman"/>
-        </w:rPr>
-      </w:pPr>
-      <w:r>
-        <w:rPr>
-          <w:rFonts w:ascii="Times New Roman" w:hAnsi="Times New Roman" w:cs="Times New Roman"/>
-        </w:rPr>
-        <w:t xml:space="preserve">У пользователя должна быть возможность попасть </w:t>
-      </w:r>
-      <w:r>
-        <w:rPr>
-          <w:rFonts w:ascii="Times New Roman" w:hAnsi="Times New Roman" w:cs="Times New Roman"/>
-        </w:rPr>
-        <w:t>в Главное Меню или перейти к следующему уровню при помощи соответствующих кнопок.</w:t>
-      </w:r>
-    </w:p>
-    <w:p>
-      <w:pPr>
-        <w:pStyle w:val="a7"/>
-        <w:widowControl/>
-        <w:numPr>
-          <w:ilvl w:val="4"/>
-          <w:numId w:val="3"/>
-        </w:numPr>
-        <w:suppressAutoHyphens w:val="0"/>
-        <w:autoSpaceDN/>
-        <w:spacing w:after="160" w:line="276" w:lineRule="auto"/>
-        <w:textAlignment w:val="auto"/>
-        <w:rPr>
-          <w:rFonts w:ascii="Times New Roman" w:hAnsi="Times New Roman" w:cs="Times New Roman"/>
-        </w:rPr>
-      </w:pPr>
-      <w:r>
-        <w:rPr>
-          <w:rFonts w:ascii="Times New Roman" w:hAnsi="Times New Roman" w:cs="Times New Roman"/>
-        </w:rPr>
-        <w:t xml:space="preserve">Количество очков должно высчитываться по формуле: </w:t>
-      </w:r>
-    </w:p>
-    <w:p>
-      <w:pPr>
-        <w:pStyle w:val="a7"/>
-        <w:widowControl/>
-        <w:suppressAutoHyphens w:val="0"/>
-        <w:autoSpaceDN/>
-        <w:spacing w:after="160" w:line="276" w:lineRule="auto"/>
-        <w:ind w:left="2736"/>
-        <w:textAlignment w:val="auto"/>
-        <w:rPr>
-          <w:rFonts w:ascii="Times New Roman" w:hAnsi="Times New Roman" w:cs="Times New Roman"/>
-        </w:rPr>
-      </w:pPr>
-      <w:bookmarkStart w:id="20" w:name="_Hlk228412584"/>
-      <w:r>
-        <w:rPr>
-          <w:rFonts w:ascii="Times New Roman" w:hAnsi="Times New Roman" w:cs="Times New Roman"/>
-        </w:rPr>
-        <w:t xml:space="preserve">Score = (T_opt / T_finish) * 1000, где T_opt — рекордное время в секундах (лучший результат игрока, который нужно </w:t>
-      </w:r>
-      <w:r>
-        <w:rPr>
-          <w:rFonts w:ascii="Times New Roman" w:hAnsi="Times New Roman" w:cs="Times New Roman"/>
-        </w:rPr>
-        <w:t>превзойти</w:t>
-      </w:r>
-      <w:r>
-        <w:rPr>
-          <w:rFonts w:ascii="Times New Roman" w:hAnsi="Times New Roman" w:cs="Times New Roman"/>
-        </w:rPr>
-        <w:t>), T_finish — время игрока в секундах</w:t>
-      </w:r>
-    </w:p>
-    <w:bookmarkEnd w:id="20"/>
-    <w:p>
-      <w:pPr>
-        <w:pStyle w:val="a7"/>
-        <w:widowControl/>
-        <w:numPr>
-          <w:ilvl w:val="4"/>
-          <w:numId w:val="3"/>
-        </w:numPr>
-        <w:suppressAutoHyphens w:val="0"/>
-        <w:autoSpaceDN/>
-        <w:spacing w:after="160" w:line="276" w:lineRule="auto"/>
-        <w:textAlignment w:val="auto"/>
-        <w:rPr>
-          <w:rFonts w:ascii="Times New Roman" w:hAnsi="Times New Roman" w:cs="Times New Roman"/>
-        </w:rPr>
-      </w:pPr>
-      <w:r>
-        <w:rPr>
-          <w:rFonts w:ascii="Times New Roman" w:hAnsi="Times New Roman" w:cs="Times New Roman"/>
-        </w:rPr>
-        <w:t xml:space="preserve">Значение для </w:t>
-      </w:r>
-      <w:r>
-        <w:rPr>
-          <w:rFonts w:ascii="Times New Roman" w:hAnsi="Times New Roman" w:cs="Times New Roman"/>
-          <w:lang w:val="en-US"/>
-        </w:rPr>
-        <w:t>T</w:t>
-      </w:r>
-      <w:r>
-        <w:rPr>
-          <w:rFonts w:ascii="Times New Roman" w:hAnsi="Times New Roman" w:cs="Times New Roman"/>
-        </w:rPr>
-        <w:t>_</w:t>
-      </w:r>
-      <w:r>
-        <w:rPr>
-          <w:rFonts w:ascii="Times New Roman" w:hAnsi="Times New Roman" w:cs="Times New Roman"/>
-          <w:lang w:val="en-US"/>
-        </w:rPr>
-        <w:t>opt</w:t>
-      </w:r>
-      <w:r>
-        <w:rPr>
-          <w:rFonts w:ascii="Times New Roman" w:hAnsi="Times New Roman" w:cs="Times New Roman"/>
-        </w:rPr>
-        <w:t xml:space="preserve"> должно запрашиваться у базы данных</w:t>
-      </w:r>
-    </w:p>
-    <w:p>
-      <w:pPr>
-        <w:pStyle w:val="a7"/>
-        <w:widowControl/>
-        <w:numPr>
-          <w:ilvl w:val="4"/>
-          <w:numId w:val="3"/>
-        </w:numPr>
-        <w:suppressAutoHyphens w:val="0"/>
-        <w:autoSpaceDN/>
-        <w:spacing w:after="160" w:line="276" w:lineRule="auto"/>
-        <w:textAlignment w:val="auto"/>
-        <w:rPr>
-          <w:rFonts w:ascii="Times New Roman" w:hAnsi="Times New Roman" w:cs="Times New Roman"/>
-        </w:rPr>
-      </w:pPr>
-      <w:r>
-        <w:rPr>
-          <w:rFonts w:ascii="Times New Roman" w:hAnsi="Times New Roman" w:cs="Times New Roman"/>
-        </w:rPr>
-        <w:t>Если игроком установлен новый рекорд:</w:t>
-      </w:r>
-    </w:p>
-    <w:p>
-      <w:pPr>
-        <w:pStyle w:val="a7"/>
-        <w:widowControl/>
-        <w:numPr>
-          <w:ilvl w:val="5"/>
-          <w:numId w:val="3"/>
-        </w:numPr>
-        <w:suppressAutoHyphens w:val="0"/>
-        <w:autoSpaceDN/>
-        <w:spacing w:after="160" w:line="276" w:lineRule="auto"/>
-        <w:textAlignment w:val="auto"/>
-        <w:rPr>
-          <w:rFonts w:ascii="Times New Roman" w:hAnsi="Times New Roman" w:cs="Times New Roman"/>
-        </w:rPr>
-      </w:pPr>
-      <w:r>
-        <w:rPr>
-          <w:rFonts w:ascii="Times New Roman" w:hAnsi="Times New Roman" w:cs="Times New Roman"/>
-        </w:rPr>
-        <w:t>Новое рекордное время и количество набранных очков должно сохраняться в базу данных</w:t>
-      </w:r>
-    </w:p>
-    <w:p>
-      <w:pPr>
-        <w:pStyle w:val="a7"/>
-        <w:widowControl/>
-        <w:numPr>
-          <w:ilvl w:val="3"/>
-          <w:numId w:val="3"/>
-        </w:numPr>
-        <w:suppressAutoHyphens w:val="0"/>
-        <w:autoSpaceDN/>
-        <w:spacing w:after="160" w:line="276" w:lineRule="auto"/>
-        <w:textAlignment w:val="auto"/>
-        <w:rPr>
-          <w:rFonts w:ascii="Times New Roman" w:hAnsi="Times New Roman" w:cs="Times New Roman"/>
-        </w:rPr>
-      </w:pPr>
-      <w:r>
-        <w:rPr>
-          <w:rFonts w:ascii="Times New Roman" w:hAnsi="Times New Roman" w:cs="Times New Roman"/>
-        </w:rPr>
-        <w:t>База данных</w:t>
-      </w:r>
-    </w:p>
-    <w:p>
-      <w:pPr>
-        <w:pStyle w:val="a7"/>
-        <w:widowControl/>
-        <w:numPr>
-          <w:ilvl w:val="4"/>
-          <w:numId w:val="3"/>
-        </w:numPr>
-        <w:suppressAutoHyphens w:val="0"/>
-        <w:autoSpaceDN/>
-        <w:spacing w:after="160" w:line="276" w:lineRule="auto"/>
-        <w:textAlignment w:val="auto"/>
-        <w:rPr>
-          <w:rFonts w:ascii="Times New Roman" w:hAnsi="Times New Roman" w:cs="Times New Roman"/>
-        </w:rPr>
-      </w:pPr>
-      <w:r>
-        <w:rPr>
-          <w:rFonts w:ascii="Times New Roman" w:hAnsi="Times New Roman" w:cs="Times New Roman"/>
-        </w:rPr>
-        <w:t xml:space="preserve">Рекорды игроков должны сохраняться в </w:t>
-      </w:r>
-      <w:r>
-        <w:rPr>
-          <w:rFonts w:ascii="Times New Roman" w:hAnsi="Times New Roman" w:cs="Times New Roman"/>
-          <w:lang w:val="en-US"/>
-        </w:rPr>
-        <w:t>Firebase</w:t>
-      </w:r>
-      <w:r>
-        <w:rPr>
-          <w:rFonts w:ascii="Times New Roman" w:hAnsi="Times New Roman" w:cs="Times New Roman"/>
-        </w:rPr>
-        <w:t xml:space="preserve"> </w:t>
-      </w:r>
-      <w:r>
-        <w:rPr>
-          <w:rFonts w:ascii="Times New Roman" w:hAnsi="Times New Roman" w:cs="Times New Roman"/>
-          <w:lang w:val="en-US"/>
-        </w:rPr>
-        <w:t>RealTime</w:t>
-      </w:r>
-      <w:r>
-        <w:rPr>
-          <w:rFonts w:ascii="Times New Roman" w:hAnsi="Times New Roman" w:cs="Times New Roman"/>
-        </w:rPr>
-        <w:t xml:space="preserve"> </w:t>
-      </w:r>
-      <w:r>
-        <w:rPr>
-          <w:rFonts w:ascii="Times New Roman" w:hAnsi="Times New Roman" w:cs="Times New Roman"/>
-          <w:lang w:val="en-US"/>
-        </w:rPr>
-        <w:t>Database</w:t>
-      </w:r>
-      <w:r>
-        <w:rPr>
-          <w:rFonts w:ascii="Times New Roman" w:hAnsi="Times New Roman" w:cs="Times New Roman"/>
-        </w:rPr>
-        <w:t xml:space="preserve">. </w:t>
-      </w:r>
-    </w:p>
-    <w:p>
-      <w:pPr>
-        <w:pStyle w:val="a7"/>
-        <w:widowControl/>
-        <w:numPr>
-          <w:ilvl w:val="4"/>
-          <w:numId w:val="3"/>
-        </w:numPr>
-        <w:suppressAutoHyphens w:val="0"/>
-        <w:autoSpaceDN/>
-        <w:spacing w:after="160" w:line="276" w:lineRule="auto"/>
-        <w:textAlignment w:val="auto"/>
-        <w:rPr>
-          <w:rFonts w:ascii="Times New Roman" w:hAnsi="Times New Roman" w:cs="Times New Roman"/>
-        </w:rPr>
-      </w:pPr>
-      <w:r>
-        <w:rPr>
-          <w:rFonts w:ascii="Times New Roman" w:hAnsi="Times New Roman" w:cs="Times New Roman"/>
-        </w:rPr>
         <w:t xml:space="preserve">В качестве первичного ключа стоит использовать </w:t>
       </w:r>
       <w:r>
@@ -12721,45 +13013,6 @@
         <w:autoSpaceDN/>
         <w:spacing w:after="160" w:line="276" w:lineRule="auto"/>
         <w:ind w:left="2232"/>
-        <w:textAlignment w:val="auto"/>
-        <w:rPr>
-          <w:rFonts w:ascii="Times New Roman" w:hAnsi="Times New Roman" w:cs="Times New Roman"/>
-        </w:rPr>
-      </w:pPr>
-    </w:p>
-    <w:p>
-      <w:pPr>
-        <w:widowControl/>
-        <w:suppressAutoHyphens w:val="0"/>
-        <w:autoSpaceDN/>
-        <w:spacing w:after="160" w:line="276" w:lineRule="auto"/>
-        <w:ind w:left="1800"/>
-        <w:textAlignment w:val="auto"/>
-        <w:rPr>
-          <w:rFonts w:ascii="Times New Roman" w:hAnsi="Times New Roman" w:cs="Times New Roman"/>
-        </w:rPr>
-      </w:pPr>
-    </w:p>
-    <w:p>
-      <w:pPr>
-        <w:widowControl/>
-        <w:suppressAutoHyphens w:val="0"/>
-        <w:autoSpaceDN/>
-        <w:spacing w:after="160" w:line="276" w:lineRule="auto"/>
-        <w:ind w:left="1800"/>
-        <w:textAlignment w:val="auto"/>
-        <w:rPr>
-          <w:rFonts w:ascii="Times New Roman" w:hAnsi="Times New Roman" w:cs="Times New Roman"/>
-        </w:rPr>
-      </w:pPr>
-    </w:p>
-    <w:p>
-      <w:pPr>
-        <w:widowControl/>
-        <w:suppressAutoHyphens w:val="0"/>
-        <w:autoSpaceDN/>
-        <w:spacing w:after="160" w:line="276" w:lineRule="auto"/>
-        <w:ind w:left="1800"/>
         <w:textAlignment w:val="auto"/>
         <w:rPr>
           <w:rFonts w:ascii="Times New Roman" w:hAnsi="Times New Roman" w:cs="Times New Roman"/>
@@ -12791,7 +13044,6 @@
           <w:rFonts w:ascii="Times New Roman" w:hAnsi="Times New Roman" w:cs="Times New Roman"/>
           <w:b/>
         </w:rPr>
-        <w:lastRenderedPageBreak/>
         <w:t>Требования к организации входных данных</w:t>
       </w:r>
       <w:bookmarkEnd w:id="21"/>
@@ -13498,6 +13750,7 @@
         <w:rPr>
           <w:rFonts w:ascii="Times New Roman" w:hAnsi="Times New Roman" w:cs="Times New Roman"/>
         </w:rPr>
+        <w:lastRenderedPageBreak/>
         <w:t>время обновления поля не должно превышать 2 секунд</w:t>
       </w:r>
     </w:p>
@@ -13643,7 +13896,6 @@
         <w:rPr>
           <w:rFonts w:ascii="Times New Roman" w:hAnsi="Times New Roman" w:cs="Times New Roman"/>
         </w:rPr>
-        <w:lastRenderedPageBreak/>
         <w:t xml:space="preserve">Интерфейс должен </w:t>
       </w:r>
       <w:r>
@@ -14112,6 +14364,7 @@
         <w:rPr>
           <w:rFonts w:ascii="Times New Roman" w:hAnsi="Times New Roman" w:cs="Times New Roman"/>
         </w:rPr>
+        <w:lastRenderedPageBreak/>
         <w:t>В случае невозможности отображения выходных данных пользователю должна отображаться ошибка</w:t>
       </w:r>
     </w:p>
@@ -14322,7 +14575,6 @@
           <w:rFonts w:ascii="Times New Roman" w:hAnsi="Times New Roman" w:cs="Times New Roman"/>
           <w:b/>
         </w:rPr>
-        <w:lastRenderedPageBreak/>
         <w:t>Требования к численности и квалификации персонала</w:t>
       </w:r>
       <w:bookmarkEnd w:id="37"/>
@@ -14988,6 +15240,7 @@
         <w:rPr>
           <w:rFonts w:ascii="Times New Roman" w:hAnsi="Times New Roman" w:cs="Times New Roman"/>
         </w:rPr>
+        <w:lastRenderedPageBreak/>
         <w:t>Уровень обучения</w:t>
       </w:r>
     </w:p>
@@ -15094,21 +15347,7 @@
         <w:rPr>
           <w:rFonts w:ascii="Times New Roman" w:hAnsi="Times New Roman" w:cs="Times New Roman"/>
         </w:rPr>
-        <w:t>Программные документы, предоставляемые в печатном виде, должны соответствовать общим правилам учета и хранения программных документов, которые предусмотрены Единой системой программной документации и требованиями ГОСТ 19.602-78 [8</w:t>
-      </w:r>
-      <w:proofErr w:type="gramStart"/>
-      <w:r>
-        <w:rPr>
-          <w:rFonts w:ascii="Times New Roman" w:hAnsi="Times New Roman" w:cs="Times New Roman"/>
-        </w:rPr>
-        <w:t>]</w:t>
-      </w:r>
-      <w:proofErr w:type="gramEnd"/>
-      <w:r>
-        <w:rPr>
-          <w:rFonts w:ascii="Times New Roman" w:hAnsi="Times New Roman" w:cs="Times New Roman"/>
-        </w:rPr>
-        <w:t xml:space="preserve"> в частности.</w:t>
+        <w:t>Программные документы, предоставляемые в печатном виде, должны соответствовать общим правилам учета и хранения программных документов, которые предусмотрены Единой системой программной документации и требованиями ГОСТ 19.602-78 [8] в частности.</w:t>
       </w:r>
       <w:r>
         <w:rPr>

--- a/docs/ТЗ_Blooming.docx
+++ b/docs/ТЗ_Blooming.docx
@@ -2046,9 +2046,6 @@
     <w:p>
       <w:pPr>
         <w:pStyle w:val="Textbody"/>
-        <w:rPr>
-          <w:lang w:val="en-US"/>
-        </w:rPr>
       </w:pPr>
       <w:r>
         <w:t>Раздел «Требования к программной документации» содержит предварительный состав программной документации, а также специальные требования к ней.</w:t>
@@ -2057,9 +2054,6 @@
     <w:p>
       <w:pPr>
         <w:pStyle w:val="Textbody"/>
-        <w:rPr>
-          <w:lang w:val="en-US"/>
-        </w:rPr>
       </w:pPr>
     </w:p>
     <w:p>
@@ -15775,7 +15769,6 @@
       <w:r>
         <w:rPr>
           <w:rFonts w:ascii="Times New Roman" w:hAnsi="Times New Roman" w:cs="Times New Roman"/>
-          <w:lang w:val="en-US"/>
         </w:rPr>
         <w:t>13</w:t>
       </w:r>
@@ -18674,7 +18667,25 @@
                 <w:kern w:val="0"/>
                 <w:lang w:eastAsia="ru-RU" w:bidi="ar-SA"/>
               </w:rPr>
-              <w:t>Несколько источников и стоков одновременно</w:t>
+              <w:t xml:space="preserve">Несколько </w:t>
+            </w:r>
+            <w:r>
+              <w:rPr>
+                <w:rFonts w:eastAsia="Times New Roman" w:cs="Times New Roman"/>
+                <w:color w:val="202020"/>
+                <w:kern w:val="0"/>
+                <w:lang w:eastAsia="ru-RU" w:bidi="ar-SA"/>
+              </w:rPr>
+              <w:t>истоков</w:t>
+            </w:r>
+            <w:r>
+              <w:rPr>
+                <w:rFonts w:eastAsia="Times New Roman" w:cs="Times New Roman"/>
+                <w:color w:val="202020"/>
+                <w:kern w:val="0"/>
+                <w:lang w:eastAsia="ru-RU" w:bidi="ar-SA"/>
+              </w:rPr>
+              <w:t xml:space="preserve"> и стоков одновременно</w:t>
             </w:r>
           </w:p>
         </w:tc>
@@ -19134,6 +19145,7 @@
         <w:textAlignment w:val="auto"/>
         <w:rPr>
           <w:rFonts w:ascii="Times New Roman" w:hAnsi="Times New Roman" w:cs="Times New Roman"/>
+          <w:lang w:val="en-US"/>
         </w:rPr>
       </w:pPr>
       <w:r>
@@ -19142,16 +19154,6 @@
         </w:rPr>
         <w:br w:type="page"/>
       </w:r>
-    </w:p>
-    <w:p>
-      <w:pPr>
-        <w:pStyle w:val="a7"/>
-        <w:ind w:left="357"/>
-        <w:outlineLvl w:val="0"/>
-        <w:rPr>
-          <w:rFonts w:ascii="Times New Roman" w:hAnsi="Times New Roman" w:cs="Times New Roman"/>
-        </w:rPr>
-      </w:pPr>
     </w:p>
     <w:p>
       <w:pPr>
@@ -19173,6 +19175,7 @@
           <w:rFonts w:ascii="Times New Roman" w:hAnsi="Times New Roman" w:cs="Times New Roman"/>
           <w:b/>
         </w:rPr>
+        <w:lastRenderedPageBreak/>
         <w:t>С</w:t>
       </w:r>
       <w:r>
